--- a/TideULT_Starter_Plan.docx
+++ b/TideULT_Starter_Plan.docx
@@ -1,6 +1,6 @@
 
 <file path=word/document.xml><?xml version="1.0" encoding="utf-8"?>
-<w:document xmlns:wpc="http://schemas.microsoft.com/office/word/2010/wordprocessingCanvas" xmlns:mc="http://schemas.openxmlformats.org/markup-compatibility/2006" xmlns:o="urn:schemas-microsoft-com:office:office" xmlns:r="http://schemas.openxmlformats.org/officeDocument/2006/relationships" xmlns:m="http://schemas.openxmlformats.org/officeDocument/2006/math" xmlns:v="urn:schemas-microsoft-com:vml" xmlns:wp14="http://schemas.microsoft.com/office/word/2010/wordprocessingDrawing" xmlns:wp="http://schemas.openxmlformats.org/drawingml/2006/wordprocessingDrawing" xmlns:w10="urn:schemas-microsoft-com:office:word" xmlns:w="http://schemas.openxmlformats.org/wordprocessingml/2006/main" xmlns:w14="http://schemas.microsoft.com/office/word/2010/wordml" xmlns:w15="http://schemas.microsoft.com/office/word/2012/wordml" xmlns:wpg="http://schemas.microsoft.com/office/word/2010/wordprocessingGroup" xmlns:wpi="http://schemas.microsoft.com/office/word/2010/wordprocessingInk" xmlns:wne="http://schemas.microsoft.com/office/word/2006/wordml" xmlns:wps="http://schemas.microsoft.com/office/word/2010/wordprocessingShape" xmlns:cx="http://schemas.microsoft.com/office/drawing/2014/chartex" xmlns:cx1="http://schemas.microsoft.com/office/drawing/2015/9/8/chartex" xmlns:cx2="http://schemas.microsoft.com/office/drawing/2015/10/21/chartex" xmlns:cx3="http://schemas.microsoft.com/office/drawing/2016/5/9/chartex" xmlns:cx4="http://schemas.microsoft.com/office/drawing/2016/5/10/chartex" xmlns:cx5="http://schemas.microsoft.com/office/drawing/2016/5/11/chartex" xmlns:cx6="http://schemas.microsoft.com/office/drawing/2016/5/12/chartex" xmlns:cx7="http://schemas.microsoft.com/office/drawing/2016/5/13/chartex" xmlns:cx8="http://schemas.microsoft.com/office/drawing/2016/5/14/chartex" xmlns:aink="http://schemas.microsoft.com/office/drawing/2016/ink" xmlns:am3d="http://schemas.microsoft.com/office/drawing/2017/model3d" xmlns:w16cex="http://schemas.microsoft.com/office/word/2018/wordml/cex" xmlns:w16cid="http://schemas.microsoft.com/office/word/2016/wordml/cid" xmlns:w16="http://schemas.microsoft.com/office/word/2018/wordml" xmlns:w16sdtdh="http://schemas.microsoft.com/office/word/2020/wordml/sdtdatahash" xmlns:w16se="http://schemas.microsoft.com/office/word/2015/wordml/symex" mc:Ignorable="w14 w15 wp14">
+<w:document xmlns:a="http://schemas.openxmlformats.org/drawingml/2006/main" xmlns:aink="http://schemas.microsoft.com/office/drawing/2016/ink" xmlns:am3d="http://schemas.microsoft.com/office/drawing/2017/model3d" xmlns:c="http://schemas.openxmlformats.org/drawingml/2006/chart" xmlns:cx="http://schemas.microsoft.com/office/drawing/2014/chartex" xmlns:cx1="http://schemas.microsoft.com/office/drawing/2015/9/8/chartex" xmlns:cx2="http://schemas.microsoft.com/office/drawing/2015/10/21/chartex" xmlns:cx3="http://schemas.microsoft.com/office/drawing/2016/5/9/chartex" xmlns:cx4="http://schemas.microsoft.com/office/drawing/2016/5/10/chartex" xmlns:cx5="http://schemas.microsoft.com/office/drawing/2016/5/11/chartex" xmlns:cx6="http://schemas.microsoft.com/office/drawing/2016/5/12/chartex" xmlns:cx7="http://schemas.microsoft.com/office/drawing/2016/5/13/chartex" xmlns:cx8="http://schemas.microsoft.com/office/drawing/2016/5/14/chartex" xmlns:dgm="http://schemas.openxmlformats.org/drawingml/2006/diagram" xmlns:lc="http://schemas.openxmlformats.org/drawingml/2006/lockedCanvas" xmlns:m="http://schemas.openxmlformats.org/officeDocument/2006/math" xmlns:mc="http://schemas.openxmlformats.org/markup-compatibility/2006" xmlns:mo="http://schemas.microsoft.com/office/mac/office/2008/main" xmlns:mv="urn:schemas-microsoft-com:mac:vml" xmlns:o="urn:schemas-microsoft-com:office:office" xmlns:pic="http://schemas.openxmlformats.org/drawingml/2006/picture" xmlns:r="http://schemas.openxmlformats.org/officeDocument/2006/relationships" xmlns:v="urn:schemas-microsoft-com:vml" xmlns:w="http://schemas.openxmlformats.org/wordprocessingml/2006/main" xmlns:w10="urn:schemas-microsoft-com:office:word" xmlns:w14="http://schemas.microsoft.com/office/word/2010/wordml" xmlns:w15="http://schemas.microsoft.com/office/word/2012/wordml" xmlns:w16="http://schemas.microsoft.com/office/word/2018/wordml" xmlns:w16cex="http://schemas.microsoft.com/office/word/2018/wordml/cex" xmlns:w16cid="http://schemas.microsoft.com/office/word/2016/wordml/cid" xmlns:w16sdtdh="http://schemas.microsoft.com/office/word/2020/wordml/sdtdatahash" xmlns:w16se="http://schemas.microsoft.com/office/word/2015/wordml/symex" xmlns:wne="http://schemas.microsoft.com/office/word/2006/wordml" xmlns:wp="http://schemas.openxmlformats.org/drawingml/2006/wordprocessingDrawing" xmlns:wp14="http://schemas.microsoft.com/office/word/2010/wordprocessingDrawing" xmlns:wpc="http://schemas.microsoft.com/office/word/2010/wordprocessingCanvas" xmlns:wpg="http://schemas.microsoft.com/office/word/2010/wordprocessingGroup" xmlns:wpi="http://schemas.microsoft.com/office/word/2010/wordprocessingInk" xmlns:wps="http://schemas.microsoft.com/office/word/2010/wordprocessingShape" mc:Ignorable="w14 w15 wp14">
   <w:body>
     <w:p>
       <w:pPr>
@@ -12,7 +12,7 @@
           <w:sz w:val="64"/>
           <w:szCs w:val="64"/>
         </w:rPr>
-        <w:t xml:space="preserve">🌊</w:t>
+        <w:t>🌊</w:t>
       </w:r>
     </w:p>
     <w:p>
@@ -21,14 +21,14 @@
       </w:pPr>
       <w:r>
         <w:rPr>
-          <w:rFonts w:ascii="Arial" w:cs="Arial" w:eastAsia="Arial" w:hAnsi="Arial"/>
+          <w:bCs/>
           <w:b/>
-          <w:bCs/>
           <w:color w:val="0F172A"/>
+          <w:rFonts w:ascii="Arial" w:cs="Arial" w:eastAsia="Arial" w:hAnsi="Arial"/>
           <w:sz w:val="68"/>
           <w:szCs w:val="68"/>
         </w:rPr>
-        <w:t xml:space="preserve">TideULT</w:t>
+        <w:t>TideULT</w:t>
       </w:r>
     </w:p>
     <w:p>
@@ -37,50 +37,50 @@
       </w:pPr>
       <w:r>
         <w:rPr>
-          <w:rFonts w:ascii="Arial" w:cs="Arial" w:eastAsia="Arial" w:hAnsi="Arial"/>
           <w:color w:val="0891B2"/>
+          <w:rFonts w:ascii="Arial" w:cs="Arial" w:eastAsia="Arial" w:hAnsi="Arial"/>
           <w:sz w:val="26"/>
           <w:szCs w:val="26"/>
         </w:rPr>
-        <w:t xml:space="preserve">Solo Starter Plan — Python + Light JS</w:t>
+        <w:t>Solo Starter Plan — Python + Light JS</w:t>
       </w:r>
     </w:p>
     <w:p>
       <w:pPr>
         <w:pBdr>
-          <w:bottom w:val="single" w:color="0891B2" w:sz="6" w:space="6"/>
+          <w:bottom w:val="single" w:sz="6" w:color="0891B2" w:space="6"/>
         </w:pBdr>
         <w:spacing w:before="0" w:after="200"/>
       </w:pPr>
       <w:r>
         <w:rPr>
-          <w:rFonts w:ascii="Arial" w:cs="Arial" w:eastAsia="Arial" w:hAnsi="Arial"/>
+          <w:iCs/>
           <w:i/>
-          <w:iCs/>
           <w:color w:val="64748B"/>
+          <w:rFonts w:ascii="Arial" w:cs="Arial" w:eastAsia="Arial" w:hAnsi="Arial"/>
           <w:sz w:val="20"/>
           <w:szCs w:val="20"/>
         </w:rPr>
-        <w:t xml:space="preserve">Build it ugly first. Ship it. Then find your people.</w:t>
+        <w:t>Build it ugly first. Ship it. Then find your people.</w:t>
       </w:r>
     </w:p>
     <w:p>
       <w:pPr>
         <w:pBdr>
-          <w:bottom w:val="single" w:color="0891B2" w:sz="6" w:space="4"/>
+          <w:bottom w:val="single" w:sz="6" w:color="0891B2" w:space="4"/>
         </w:pBdr>
         <w:spacing w:before="300" w:after="80"/>
       </w:pPr>
       <w:r>
         <w:rPr>
-          <w:rFonts w:ascii="Arial" w:cs="Arial" w:eastAsia="Arial" w:hAnsi="Arial"/>
+          <w:bCs/>
           <w:b/>
-          <w:bCs/>
           <w:color w:val="0F172A"/>
+          <w:rFonts w:ascii="Arial" w:cs="Arial" w:eastAsia="Arial" w:hAnsi="Arial"/>
           <w:sz w:val="27"/>
           <w:szCs w:val="27"/>
         </w:rPr>
-        <w:t xml:space="preserve">🛠️ Set Up Your Machine First</w:t>
+        <w:t>🛠️ Set Up Your Machine First</w:t>
       </w:r>
     </w:p>
     <w:p>
@@ -89,21 +89,19 @@
       </w:pPr>
       <w:r>
         <w:rPr>
-          <w:rFonts w:ascii="Arial" w:cs="Arial" w:eastAsia="Arial" w:hAnsi="Arial"/>
-          <w:color w:val="334155"/>
+          <w:color w:val="334155"/>
+          <w:rFonts w:ascii="Arial" w:cs="Arial" w:eastAsia="Arial" w:hAnsi="Arial"/>
           <w:sz w:val="20"/>
           <w:szCs w:val="20"/>
         </w:rPr>
-        <w:t xml:space="preserve">Before any code, get your environment right. This is the stuff that trips beginners up and wastes hours later.</w:t>
+        <w:t>Before any code, get your environment right. This is the stuff that trips beginners up and wastes hours later.</w:t>
       </w:r>
     </w:p>
     <w:p>
       <w:pPr>
         <w:spacing w:before="0" w:after="0"/>
       </w:pPr>
-      <w:r>
-        <w:t xml:space="preserve"/>
-      </w:r>
+      <w:r/>
     </w:p>
     <w:p>
       <w:pPr>
@@ -111,14 +109,14 @@
       </w:pPr>
       <w:r>
         <w:rPr>
-          <w:rFonts w:ascii="Arial" w:cs="Arial" w:eastAsia="Arial" w:hAnsi="Arial"/>
+          <w:bCs/>
           <w:b/>
-          <w:bCs/>
           <w:color w:val="0F172A"/>
+          <w:rFonts w:ascii="Arial" w:cs="Arial" w:eastAsia="Arial" w:hAnsi="Arial"/>
           <w:sz w:val="21"/>
           <w:szCs w:val="21"/>
         </w:rPr>
-        <w:t xml:space="preserve">Install these — in this order</w:t>
+        <w:t>Install these — in this order</w:t>
       </w:r>
     </w:p>
     <w:p>
@@ -132,12 +130,12 @@
       </w:pPr>
       <w:r>
         <w:rPr>
-          <w:rFonts w:ascii="Arial" w:cs="Arial" w:eastAsia="Arial" w:hAnsi="Arial"/>
-          <w:color w:val="334155"/>
-          <w:sz w:val="19"/>
-          <w:szCs w:val="19"/>
-        </w:rPr>
-        <w:t xml:space="preserve">Python 3.11+ — python.org (make sure to tick 'Add to PATH' on Windows)</w:t>
+          <w:color w:val="334155"/>
+          <w:rFonts w:ascii="Arial" w:cs="Arial" w:eastAsia="Arial" w:hAnsi="Arial"/>
+          <w:sz w:val="19"/>
+          <w:szCs w:val="19"/>
+        </w:rPr>
+        <w:t>Python 3.11+ — python.org (make sure to tick 'Add to PATH' on Windows)</w:t>
       </w:r>
     </w:p>
     <w:p>
@@ -151,12 +149,12 @@
       </w:pPr>
       <w:r>
         <w:rPr>
-          <w:rFonts w:ascii="Arial" w:cs="Arial" w:eastAsia="Arial" w:hAnsi="Arial"/>
-          <w:color w:val="334155"/>
-          <w:sz w:val="19"/>
-          <w:szCs w:val="19"/>
-        </w:rPr>
-        <w:t xml:space="preserve">VS Code — code.visualstudio.com — this will be your main editor</w:t>
+          <w:color w:val="334155"/>
+          <w:rFonts w:ascii="Arial" w:cs="Arial" w:eastAsia="Arial" w:hAnsi="Arial"/>
+          <w:sz w:val="19"/>
+          <w:szCs w:val="19"/>
+        </w:rPr>
+        <w:t>VS Code — code.visualstudio.com — this will be your main editor</w:t>
       </w:r>
     </w:p>
     <w:p>
@@ -170,12 +168,12 @@
       </w:pPr>
       <w:r>
         <w:rPr>
-          <w:rFonts w:ascii="Arial" w:cs="Arial" w:eastAsia="Arial" w:hAnsi="Arial"/>
-          <w:color w:val="334155"/>
-          <w:sz w:val="19"/>
-          <w:szCs w:val="19"/>
-        </w:rPr>
-        <w:t xml:space="preserve">Git — git-scm.com — version control, you need this</w:t>
+          <w:color w:val="334155"/>
+          <w:rFonts w:ascii="Arial" w:cs="Arial" w:eastAsia="Arial" w:hAnsi="Arial"/>
+          <w:sz w:val="19"/>
+          <w:szCs w:val="19"/>
+        </w:rPr>
+        <w:t>Git — git-scm.com — version control, you need this</w:t>
       </w:r>
     </w:p>
     <w:p>
@@ -189,12 +187,12 @@
       </w:pPr>
       <w:r>
         <w:rPr>
-          <w:rFonts w:ascii="Arial" w:cs="Arial" w:eastAsia="Arial" w:hAnsi="Arial"/>
-          <w:color w:val="334155"/>
-          <w:sz w:val="19"/>
-          <w:szCs w:val="19"/>
-        </w:rPr>
-        <w:t xml:space="preserve">Node.js LTS — nodejs.org — needed for light JS stuff later</w:t>
+          <w:color w:val="334155"/>
+          <w:rFonts w:ascii="Arial" w:cs="Arial" w:eastAsia="Arial" w:hAnsi="Arial"/>
+          <w:sz w:val="19"/>
+          <w:szCs w:val="19"/>
+        </w:rPr>
+        <w:t>Node.js LTS — nodejs.org — needed for light JS stuff later</w:t>
       </w:r>
     </w:p>
     <w:p>
@@ -208,21 +206,19 @@
       </w:pPr>
       <w:r>
         <w:rPr>
-          <w:rFonts w:ascii="Arial" w:cs="Arial" w:eastAsia="Arial" w:hAnsi="Arial"/>
-          <w:color w:val="334155"/>
-          <w:sz w:val="19"/>
-          <w:szCs w:val="19"/>
-        </w:rPr>
-        <w:t xml:space="preserve">Docker Desktop — docker.com — you'll use this in a few months</w:t>
+          <w:color w:val="334155"/>
+          <w:rFonts w:ascii="Arial" w:cs="Arial" w:eastAsia="Arial" w:hAnsi="Arial"/>
+          <w:sz w:val="19"/>
+          <w:szCs w:val="19"/>
+        </w:rPr>
+        <w:t>Docker Desktop — docker.com — you'll use this in a few months</w:t>
       </w:r>
     </w:p>
     <w:p>
       <w:pPr>
         <w:spacing w:before="0" w:after="0"/>
       </w:pPr>
-      <w:r>
-        <w:t xml:space="preserve"/>
-      </w:r>
+      <w:r/>
     </w:p>
     <w:p>
       <w:pPr>
@@ -230,14 +226,14 @@
       </w:pPr>
       <w:r>
         <w:rPr>
-          <w:rFonts w:ascii="Arial" w:cs="Arial" w:eastAsia="Arial" w:hAnsi="Arial"/>
+          <w:bCs/>
           <w:b/>
-          <w:bCs/>
           <w:color w:val="0F172A"/>
+          <w:rFonts w:ascii="Arial" w:cs="Arial" w:eastAsia="Arial" w:hAnsi="Arial"/>
           <w:sz w:val="21"/>
           <w:szCs w:val="21"/>
         </w:rPr>
-        <w:t xml:space="preserve">VS Code extensions to install</w:t>
+        <w:t>VS Code extensions to install</w:t>
       </w:r>
     </w:p>
     <w:p>
@@ -251,12 +247,12 @@
       </w:pPr>
       <w:r>
         <w:rPr>
-          <w:rFonts w:ascii="Arial" w:cs="Arial" w:eastAsia="Arial" w:hAnsi="Arial"/>
-          <w:color w:val="334155"/>
-          <w:sz w:val="19"/>
-          <w:szCs w:val="19"/>
-        </w:rPr>
-        <w:t xml:space="preserve">Python (by Microsoft)</w:t>
+          <w:color w:val="334155"/>
+          <w:rFonts w:ascii="Arial" w:cs="Arial" w:eastAsia="Arial" w:hAnsi="Arial"/>
+          <w:sz w:val="19"/>
+          <w:szCs w:val="19"/>
+        </w:rPr>
+        <w:t>Python (by Microsoft)</w:t>
       </w:r>
     </w:p>
     <w:p>
@@ -270,12 +266,12 @@
       </w:pPr>
       <w:r>
         <w:rPr>
-          <w:rFonts w:ascii="Arial" w:cs="Arial" w:eastAsia="Arial" w:hAnsi="Arial"/>
-          <w:color w:val="334155"/>
-          <w:sz w:val="19"/>
-          <w:szCs w:val="19"/>
-        </w:rPr>
-        <w:t xml:space="preserve">Pylance</w:t>
+          <w:color w:val="334155"/>
+          <w:rFonts w:ascii="Arial" w:cs="Arial" w:eastAsia="Arial" w:hAnsi="Arial"/>
+          <w:sz w:val="19"/>
+          <w:szCs w:val="19"/>
+        </w:rPr>
+        <w:t>Pylance</w:t>
       </w:r>
     </w:p>
     <w:p>
@@ -289,12 +285,12 @@
       </w:pPr>
       <w:r>
         <w:rPr>
-          <w:rFonts w:ascii="Arial" w:cs="Arial" w:eastAsia="Arial" w:hAnsi="Arial"/>
-          <w:color w:val="334155"/>
-          <w:sz w:val="19"/>
-          <w:szCs w:val="19"/>
-        </w:rPr>
-        <w:t xml:space="preserve">GitLens</w:t>
+          <w:color w:val="334155"/>
+          <w:rFonts w:ascii="Arial" w:cs="Arial" w:eastAsia="Arial" w:hAnsi="Arial"/>
+          <w:sz w:val="19"/>
+          <w:szCs w:val="19"/>
+        </w:rPr>
+        <w:t>GitLens</w:t>
       </w:r>
     </w:p>
     <w:p>
@@ -308,12 +304,12 @@
       </w:pPr>
       <w:r>
         <w:rPr>
-          <w:rFonts w:ascii="Arial" w:cs="Arial" w:eastAsia="Arial" w:hAnsi="Arial"/>
-          <w:color w:val="334155"/>
-          <w:sz w:val="19"/>
-          <w:szCs w:val="19"/>
-        </w:rPr>
-        <w:t xml:space="preserve">Thunder Client — lets you test your API without Postman</w:t>
+          <w:color w:val="334155"/>
+          <w:rFonts w:ascii="Arial" w:cs="Arial" w:eastAsia="Arial" w:hAnsi="Arial"/>
+          <w:sz w:val="19"/>
+          <w:szCs w:val="19"/>
+        </w:rPr>
+        <w:t>Thunder Client — lets you test your API without Postman</w:t>
       </w:r>
     </w:p>
     <w:p>
@@ -327,12 +323,12 @@
       </w:pPr>
       <w:r>
         <w:rPr>
-          <w:rFonts w:ascii="Arial" w:cs="Arial" w:eastAsia="Arial" w:hAnsi="Arial"/>
-          <w:color w:val="334155"/>
-          <w:sz w:val="19"/>
-          <w:szCs w:val="19"/>
-        </w:rPr>
-        <w:t xml:space="preserve">Prettier — auto formats your code</w:t>
+          <w:color w:val="334155"/>
+          <w:rFonts w:ascii="Arial" w:cs="Arial" w:eastAsia="Arial" w:hAnsi="Arial"/>
+          <w:sz w:val="19"/>
+          <w:szCs w:val="19"/>
+        </w:rPr>
+        <w:t>Prettier — auto formats your code</w:t>
       </w:r>
     </w:p>
     <w:p>
@@ -346,21 +342,19 @@
       </w:pPr>
       <w:r>
         <w:rPr>
-          <w:rFonts w:ascii="Arial" w:cs="Arial" w:eastAsia="Arial" w:hAnsi="Arial"/>
-          <w:color w:val="334155"/>
-          <w:sz w:val="19"/>
-          <w:szCs w:val="19"/>
-        </w:rPr>
-        <w:t xml:space="preserve">ES7+ React snippets — for later when you get to JS</w:t>
+          <w:color w:val="334155"/>
+          <w:rFonts w:ascii="Arial" w:cs="Arial" w:eastAsia="Arial" w:hAnsi="Arial"/>
+          <w:sz w:val="19"/>
+          <w:szCs w:val="19"/>
+        </w:rPr>
+        <w:t>ES7+ React snippets — for later when you get to JS</w:t>
       </w:r>
     </w:p>
     <w:p>
       <w:pPr>
         <w:spacing w:before="0" w:after="0"/>
       </w:pPr>
-      <w:r>
-        <w:t xml:space="preserve"/>
-      </w:r>
+      <w:r/>
     </w:p>
     <w:p>
       <w:pPr>
@@ -368,14 +362,14 @@
       </w:pPr>
       <w:r>
         <w:rPr>
-          <w:rFonts w:ascii="Arial" w:cs="Arial" w:eastAsia="Arial" w:hAnsi="Arial"/>
+          <w:bCs/>
           <w:b/>
-          <w:bCs/>
           <w:color w:val="0F172A"/>
+          <w:rFonts w:ascii="Arial" w:cs="Arial" w:eastAsia="Arial" w:hAnsi="Arial"/>
           <w:sz w:val="21"/>
           <w:szCs w:val="21"/>
         </w:rPr>
-        <w:t xml:space="preserve">Create your GitHub account + repo</w:t>
+        <w:t>Create your GitHub account + repo</w:t>
       </w:r>
     </w:p>
     <w:p>
@@ -389,12 +383,12 @@
       </w:pPr>
       <w:r>
         <w:rPr>
-          <w:rFonts w:ascii="Arial" w:cs="Arial" w:eastAsia="Arial" w:hAnsi="Arial"/>
-          <w:color w:val="334155"/>
-          <w:sz w:val="19"/>
-          <w:szCs w:val="19"/>
-        </w:rPr>
-        <w:t xml:space="preserve">Go to github.com and make an account if you don't have one</w:t>
+          <w:color w:val="334155"/>
+          <w:rFonts w:ascii="Arial" w:cs="Arial" w:eastAsia="Arial" w:hAnsi="Arial"/>
+          <w:sz w:val="19"/>
+          <w:szCs w:val="19"/>
+        </w:rPr>
+        <w:t>Go to github.com and make an account if you don't have one</w:t>
       </w:r>
     </w:p>
     <w:p>
@@ -408,12 +402,12 @@
       </w:pPr>
       <w:r>
         <w:rPr>
-          <w:rFonts w:ascii="Arial" w:cs="Arial" w:eastAsia="Arial" w:hAnsi="Arial"/>
-          <w:color w:val="334155"/>
-          <w:sz w:val="19"/>
-          <w:szCs w:val="19"/>
-        </w:rPr>
-        <w:t xml:space="preserve">Create a new repo called 'tideult' — set it to public</w:t>
+          <w:color w:val="334155"/>
+          <w:rFonts w:ascii="Arial" w:cs="Arial" w:eastAsia="Arial" w:hAnsi="Arial"/>
+          <w:sz w:val="19"/>
+          <w:szCs w:val="19"/>
+        </w:rPr>
+        <w:t>Create a new repo called 'tideult' — set it to public</w:t>
       </w:r>
     </w:p>
     <w:p>
@@ -427,62 +421,60 @@
       </w:pPr>
       <w:r>
         <w:rPr>
-          <w:rFonts w:ascii="Arial" w:cs="Arial" w:eastAsia="Arial" w:hAnsi="Arial"/>
-          <w:color w:val="334155"/>
-          <w:sz w:val="19"/>
-          <w:szCs w:val="19"/>
-        </w:rPr>
-        <w:t xml:space="preserve">Clone it to your machine:</w:t>
-      </w:r>
-    </w:p>
-    <w:p>
-      <w:pPr>
+          <w:color w:val="334155"/>
+          <w:rFonts w:ascii="Arial" w:cs="Arial" w:eastAsia="Arial" w:hAnsi="Arial"/>
+          <w:sz w:val="19"/>
+          <w:szCs w:val="19"/>
+        </w:rPr>
+        <w:t>Clone it to your machine:</w:t>
+      </w:r>
+    </w:p>
+    <w:p>
+      <w:pPr>
+        <w:ind w:left="360"/>
         <w:spacing w:before="40" w:after="40"/>
-        <w:ind w:left="360"/>
-      </w:pPr>
-      <w:r>
-        <w:rPr>
-          <w:rFonts w:ascii="Consolas" w:cs="Consolas" w:eastAsia="Consolas" w:hAnsi="Consolas"/>
+      </w:pPr>
+      <w:r>
+        <w:rPr>
           <w:color w:val="0891B2"/>
+          <w:rFonts w:ascii="Consolas" w:cs="Consolas" w:eastAsia="Consolas" w:hAnsi="Consolas"/>
           <w:sz w:val="18"/>
           <w:szCs w:val="18"/>
         </w:rPr>
-        <w:t xml:space="preserve">git clone https://github.com/YOURUSERNAME/tideult.git</w:t>
-      </w:r>
-    </w:p>
-    <w:p>
-      <w:pPr>
+        <w:t>git clone https://github.com/YOURUSERNAME/tideult.git</w:t>
+      </w:r>
+    </w:p>
+    <w:p>
+      <w:pPr>
+        <w:ind w:left="360"/>
         <w:spacing w:before="40" w:after="40"/>
-        <w:ind w:left="360"/>
-      </w:pPr>
-      <w:r>
-        <w:rPr>
-          <w:rFonts w:ascii="Consolas" w:cs="Consolas" w:eastAsia="Consolas" w:hAnsi="Consolas"/>
+      </w:pPr>
+      <w:r>
+        <w:rPr>
           <w:color w:val="0891B2"/>
+          <w:rFonts w:ascii="Consolas" w:cs="Consolas" w:eastAsia="Consolas" w:hAnsi="Consolas"/>
           <w:sz w:val="18"/>
           <w:szCs w:val="18"/>
         </w:rPr>
-        <w:t xml:space="preserve">cd tideult</w:t>
+        <w:t>cd tideult</w:t>
       </w:r>
     </w:p>
     <w:p>
       <w:pPr>
         <w:spacing w:before="0" w:after="0"/>
       </w:pPr>
-      <w:r>
-        <w:t xml:space="preserve"/>
-      </w:r>
+      <w:r/>
     </w:p>
     <w:tbl>
       <w:tblPr>
         <w:tblW w:type="dxa" w:w="9360"/>
         <w:tblBorders>
-          <w:top w:val="single" w:color="auto" w:sz="4"/>
-          <w:left w:val="single" w:color="auto" w:sz="4"/>
-          <w:bottom w:val="single" w:color="auto" w:sz="4"/>
-          <w:right w:val="single" w:color="auto" w:sz="4"/>
-          <w:insideH w:val="single" w:color="auto" w:sz="4"/>
-          <w:insideV w:val="single" w:color="auto" w:sz="4"/>
+          <w:top w:val="single" w:sz="4" w:color="auto" w:space="0"/>
+          <w:bottom w:val="single" w:sz="4" w:color="auto" w:space="0"/>
+          <w:left w:val="single" w:sz="4" w:color="auto" w:space="0"/>
+          <w:right w:val="single" w:sz="4" w:color="auto" w:space="0"/>
+          <w:insideH w:val="single" w:sz="4" w:color="auto" w:space="0"/>
+          <w:insideV w:val="single" w:sz="4" w:color="auto" w:space="0"/>
         </w:tblBorders>
       </w:tblPr>
       <w:tblGrid>
@@ -491,30 +483,30 @@
       <w:tr>
         <w:tc>
           <w:tcPr>
-            <w:tcW w:type="dxa" w:w="9360"/>
-            <w:tcBorders>
-              <w:top w:val="single" w:color="CBD5E1" w:sz="1"/>
-              <w:left w:val="single" w:color="CBD5E1" w:sz="1"/>
-              <w:bottom w:val="single" w:color="CBD5E1" w:sz="1"/>
-              <w:right w:val="single" w:color="CBD5E1" w:sz="1"/>
-            </w:tcBorders>
-            <w:shd w:fill="ECFEFF" w:val="clear"/>
             <w:tcMar>
               <w:top w:type="dxa" w:w="100"/>
               <w:left w:type="dxa" w:w="200"/>
               <w:bottom w:type="dxa" w:w="100"/>
               <w:right w:type="dxa" w:w="200"/>
             </w:tcMar>
+            <w:tcBorders>
+              <w:top w:val="single" w:sz="1" w:color="CBD5E1" w:space="0"/>
+              <w:bottom w:val="single" w:sz="1" w:color="CBD5E1" w:space="0"/>
+              <w:left w:val="single" w:sz="1" w:color="CBD5E1" w:space="0"/>
+              <w:right w:val="single" w:sz="1" w:color="CBD5E1" w:space="0"/>
+            </w:tcBorders>
+            <w:shd w:fill="ECFEFF" w:val="clear"/>
+            <w:tcW w:w="9360" w:type="dxa"/>
           </w:tcPr>
           <w:p>
             <w:r>
               <w:rPr>
-                <w:rFonts w:ascii="Arial" w:cs="Arial" w:eastAsia="Arial" w:hAnsi="Arial"/>
                 <w:color w:val="0891B2"/>
+                <w:rFonts w:ascii="Arial" w:cs="Arial" w:eastAsia="Arial" w:hAnsi="Arial"/>
                 <w:sz w:val="19"/>
                 <w:szCs w:val="19"/>
               </w:rPr>
-              <w:t xml:space="preserve">💡 Tip: commit often. Even if the code is messy. 'WIP: added route for library scan' is a totally valid commit message. The habit matters more than the message right now.</w:t>
+              <w:t>💡 Tip: commit often. Even if the code is messy. 'WIP: added route for library scan' is a totally valid commit message. The habit matters more than the message right now.</w:t>
             </w:r>
           </w:p>
         </w:tc>
@@ -524,27 +516,25 @@
       <w:pPr>
         <w:spacing w:before="0" w:after="0"/>
       </w:pPr>
-      <w:r>
-        <w:t xml:space="preserve"/>
-      </w:r>
+      <w:r/>
     </w:p>
     <w:p>
       <w:pPr>
         <w:pBdr>
-          <w:bottom w:val="single" w:color="0891B2" w:sz="6" w:space="4"/>
+          <w:bottom w:val="single" w:sz="6" w:color="0891B2" w:space="4"/>
         </w:pBdr>
         <w:spacing w:before="300" w:after="80"/>
       </w:pPr>
       <w:r>
         <w:rPr>
-          <w:rFonts w:ascii="Arial" w:cs="Arial" w:eastAsia="Arial" w:hAnsi="Arial"/>
+          <w:bCs/>
           <w:b/>
-          <w:bCs/>
           <w:color w:val="0F172A"/>
+          <w:rFonts w:ascii="Arial" w:cs="Arial" w:eastAsia="Arial" w:hAnsi="Arial"/>
           <w:sz w:val="27"/>
           <w:szCs w:val="27"/>
         </w:rPr>
-        <w:t xml:space="preserve">📁 How to Structure the Project</w:t>
+        <w:t>📁 How to Structure the Project</w:t>
       </w:r>
     </w:p>
     <w:p>
@@ -553,21 +543,19 @@
       </w:pPr>
       <w:r>
         <w:rPr>
-          <w:rFonts w:ascii="Arial" w:cs="Arial" w:eastAsia="Arial" w:hAnsi="Arial"/>
-          <w:color w:val="334155"/>
+          <w:color w:val="334155"/>
+          <w:rFonts w:ascii="Arial" w:cs="Arial" w:eastAsia="Arial" w:hAnsi="Arial"/>
           <w:sz w:val="20"/>
           <w:szCs w:val="20"/>
         </w:rPr>
-        <w:t xml:space="preserve">Set this up on day one. Getting your folders right now saves you from a mess later.</w:t>
+        <w:t>Set this up on day one. Getting your folders right now saves you from a mess later.</w:t>
       </w:r>
     </w:p>
     <w:p>
       <w:pPr>
         <w:spacing w:before="0" w:after="0"/>
       </w:pPr>
-      <w:r>
-        <w:t xml:space="preserve"/>
-      </w:r>
+      <w:r/>
     </w:p>
     <w:p>
       <w:pPr>
@@ -575,12 +563,12 @@
       </w:pPr>
       <w:r>
         <w:rPr>
-          <w:rFonts w:ascii="Consolas" w:cs="Consolas" w:eastAsia="Consolas" w:hAnsi="Consolas"/>
-          <w:color w:val="334155"/>
-          <w:sz w:val="17"/>
-          <w:szCs w:val="17"/>
-        </w:rPr>
-        <w:t xml:space="preserve">tideult/</w:t>
+          <w:color w:val="334155"/>
+          <w:rFonts w:ascii="Consolas" w:cs="Consolas" w:eastAsia="Consolas" w:hAnsi="Consolas"/>
+          <w:sz w:val="17"/>
+          <w:szCs w:val="17"/>
+        </w:rPr>
+        <w:t>tideult/</w:t>
       </w:r>
     </w:p>
     <w:p>
@@ -589,12 +577,12 @@
       </w:pPr>
       <w:r>
         <w:rPr>
-          <w:rFonts w:ascii="Consolas" w:cs="Consolas" w:eastAsia="Consolas" w:hAnsi="Consolas"/>
-          <w:color w:val="334155"/>
-          <w:sz w:val="17"/>
-          <w:szCs w:val="17"/>
-        </w:rPr>
-        <w:t xml:space="preserve">├── backend/          ← all your Python/FastAPI code lives here</w:t>
+          <w:color w:val="334155"/>
+          <w:rFonts w:ascii="Consolas" w:cs="Consolas" w:eastAsia="Consolas" w:hAnsi="Consolas"/>
+          <w:sz w:val="17"/>
+          <w:szCs w:val="17"/>
+        </w:rPr>
+        <w:t>├── backend/          ← all your Python/FastAPI code lives here</w:t>
       </w:r>
     </w:p>
     <w:p>
@@ -603,12 +591,12 @@
       </w:pPr>
       <w:r>
         <w:rPr>
-          <w:rFonts w:ascii="Consolas" w:cs="Consolas" w:eastAsia="Consolas" w:hAnsi="Consolas"/>
-          <w:color w:val="334155"/>
-          <w:sz w:val="17"/>
-          <w:szCs w:val="17"/>
-        </w:rPr>
-        <w:t xml:space="preserve">│   ├── main.py       ← entry point, start the server from here</w:t>
+          <w:color w:val="334155"/>
+          <w:rFonts w:ascii="Consolas" w:cs="Consolas" w:eastAsia="Consolas" w:hAnsi="Consolas"/>
+          <w:sz w:val="17"/>
+          <w:szCs w:val="17"/>
+        </w:rPr>
+        <w:t>│   ├── main.py       ← entry point, start the server from here</w:t>
       </w:r>
     </w:p>
     <w:p>
@@ -617,12 +605,12 @@
       </w:pPr>
       <w:r>
         <w:rPr>
-          <w:rFonts w:ascii="Consolas" w:cs="Consolas" w:eastAsia="Consolas" w:hAnsi="Consolas"/>
-          <w:color w:val="334155"/>
-          <w:sz w:val="17"/>
-          <w:szCs w:val="17"/>
-        </w:rPr>
-        <w:t xml:space="preserve">│   ├── api/          ← your routes (library, torrents, settings etc)</w:t>
+          <w:color w:val="334155"/>
+          <w:rFonts w:ascii="Consolas" w:cs="Consolas" w:eastAsia="Consolas" w:hAnsi="Consolas"/>
+          <w:sz w:val="17"/>
+          <w:szCs w:val="17"/>
+        </w:rPr>
+        <w:t>│   ├── api/          ← your routes (library, torrents, settings etc)</w:t>
       </w:r>
     </w:p>
     <w:p>
@@ -631,12 +619,12 @@
       </w:pPr>
       <w:r>
         <w:rPr>
-          <w:rFonts w:ascii="Consolas" w:cs="Consolas" w:eastAsia="Consolas" w:hAnsi="Consolas"/>
-          <w:color w:val="334155"/>
-          <w:sz w:val="17"/>
-          <w:szCs w:val="17"/>
-        </w:rPr>
-        <w:t xml:space="preserve">│   ├── core/         ← config, database connection, startup logic</w:t>
+          <w:color w:val="334155"/>
+          <w:rFonts w:ascii="Consolas" w:cs="Consolas" w:eastAsia="Consolas" w:hAnsi="Consolas"/>
+          <w:sz w:val="17"/>
+          <w:szCs w:val="17"/>
+        </w:rPr>
+        <w:t>│   ├── core/         ← config, database connection, startup logic</w:t>
       </w:r>
     </w:p>
     <w:p>
@@ -645,12 +633,12 @@
       </w:pPr>
       <w:r>
         <w:rPr>
-          <w:rFonts w:ascii="Consolas" w:cs="Consolas" w:eastAsia="Consolas" w:hAnsi="Consolas"/>
-          <w:color w:val="334155"/>
-          <w:sz w:val="17"/>
-          <w:szCs w:val="17"/>
-        </w:rPr>
-        <w:t xml:space="preserve">│   ├── models/       ← database models (SQLAlchemy tables)</w:t>
+          <w:color w:val="334155"/>
+          <w:rFonts w:ascii="Consolas" w:cs="Consolas" w:eastAsia="Consolas" w:hAnsi="Consolas"/>
+          <w:sz w:val="17"/>
+          <w:szCs w:val="17"/>
+        </w:rPr>
+        <w:t>│   ├── models/       ← database models (SQLAlchemy tables)</w:t>
       </w:r>
     </w:p>
     <w:p>
@@ -659,12 +647,12 @@
       </w:pPr>
       <w:r>
         <w:rPr>
-          <w:rFonts w:ascii="Consolas" w:cs="Consolas" w:eastAsia="Consolas" w:hAnsi="Consolas"/>
-          <w:color w:val="334155"/>
-          <w:sz w:val="17"/>
-          <w:szCs w:val="17"/>
-        </w:rPr>
-        <w:t xml:space="preserve">│   ├── services/     ← business logic (jellyfin, torrent, indexer)</w:t>
+          <w:color w:val="334155"/>
+          <w:rFonts w:ascii="Consolas" w:cs="Consolas" w:eastAsia="Consolas" w:hAnsi="Consolas"/>
+          <w:sz w:val="17"/>
+          <w:szCs w:val="17"/>
+        </w:rPr>
+        <w:t>│   ├── services/     ← business logic (jellyfin, torrent, indexer)</w:t>
       </w:r>
     </w:p>
     <w:p>
@@ -673,12 +661,12 @@
       </w:pPr>
       <w:r>
         <w:rPr>
-          <w:rFonts w:ascii="Consolas" w:cs="Consolas" w:eastAsia="Consolas" w:hAnsi="Consolas"/>
-          <w:color w:val="334155"/>
-          <w:sz w:val="17"/>
-          <w:szCs w:val="17"/>
-        </w:rPr>
-        <w:t xml:space="preserve">│   └── tests/        ← your pytest tests go here</w:t>
+          <w:color w:val="334155"/>
+          <w:rFonts w:ascii="Consolas" w:cs="Consolas" w:eastAsia="Consolas" w:hAnsi="Consolas"/>
+          <w:sz w:val="17"/>
+          <w:szCs w:val="17"/>
+        </w:rPr>
+        <w:t>│   └── tests/        ← your pytest tests go here</w:t>
       </w:r>
     </w:p>
     <w:p>
@@ -687,12 +675,12 @@
       </w:pPr>
       <w:r>
         <w:rPr>
-          <w:rFonts w:ascii="Consolas" w:cs="Consolas" w:eastAsia="Consolas" w:hAnsi="Consolas"/>
-          <w:color w:val="334155"/>
-          <w:sz w:val="17"/>
-          <w:szCs w:val="17"/>
-        </w:rPr>
-        <w:t xml:space="preserve">├── frontend/         ← all your HTML/JS/CSS lives here</w:t>
+          <w:color w:val="334155"/>
+          <w:rFonts w:ascii="Consolas" w:cs="Consolas" w:eastAsia="Consolas" w:hAnsi="Consolas"/>
+          <w:sz w:val="17"/>
+          <w:szCs w:val="17"/>
+        </w:rPr>
+        <w:t>├── frontend/         ← all your HTML/JS/CSS lives here</w:t>
       </w:r>
     </w:p>
     <w:p>
@@ -701,12 +689,12 @@
       </w:pPr>
       <w:r>
         <w:rPr>
-          <w:rFonts w:ascii="Consolas" w:cs="Consolas" w:eastAsia="Consolas" w:hAnsi="Consolas"/>
-          <w:color w:val="334155"/>
-          <w:sz w:val="17"/>
-          <w:szCs w:val="17"/>
-        </w:rPr>
-        <w:t xml:space="preserve">│   ├── index.html</w:t>
+          <w:color w:val="334155"/>
+          <w:rFonts w:ascii="Consolas" w:cs="Consolas" w:eastAsia="Consolas" w:hAnsi="Consolas"/>
+          <w:sz w:val="17"/>
+          <w:szCs w:val="17"/>
+        </w:rPr>
+        <w:t>│   ├── index.html</w:t>
       </w:r>
     </w:p>
     <w:p>
@@ -715,12 +703,12 @@
       </w:pPr>
       <w:r>
         <w:rPr>
-          <w:rFonts w:ascii="Consolas" w:cs="Consolas" w:eastAsia="Consolas" w:hAnsi="Consolas"/>
-          <w:color w:val="334155"/>
-          <w:sz w:val="17"/>
-          <w:szCs w:val="17"/>
-        </w:rPr>
-        <w:t xml:space="preserve">│   ├── app.js</w:t>
+          <w:color w:val="334155"/>
+          <w:rFonts w:ascii="Consolas" w:cs="Consolas" w:eastAsia="Consolas" w:hAnsi="Consolas"/>
+          <w:sz w:val="17"/>
+          <w:szCs w:val="17"/>
+        </w:rPr>
+        <w:t>│   ├── app.js</w:t>
       </w:r>
     </w:p>
     <w:p>
@@ -729,12 +717,12 @@
       </w:pPr>
       <w:r>
         <w:rPr>
-          <w:rFonts w:ascii="Consolas" w:cs="Consolas" w:eastAsia="Consolas" w:hAnsi="Consolas"/>
-          <w:color w:val="334155"/>
-          <w:sz w:val="17"/>
-          <w:szCs w:val="17"/>
-        </w:rPr>
-        <w:t xml:space="preserve">│   └── style.css</w:t>
+          <w:color w:val="334155"/>
+          <w:rFonts w:ascii="Consolas" w:cs="Consolas" w:eastAsia="Consolas" w:hAnsi="Consolas"/>
+          <w:sz w:val="17"/>
+          <w:szCs w:val="17"/>
+        </w:rPr>
+        <w:t>│   └── style.css</w:t>
       </w:r>
     </w:p>
     <w:p>
@@ -743,12 +731,12 @@
       </w:pPr>
       <w:r>
         <w:rPr>
-          <w:rFonts w:ascii="Consolas" w:cs="Consolas" w:eastAsia="Consolas" w:hAnsi="Consolas"/>
-          <w:color w:val="334155"/>
-          <w:sz w:val="17"/>
-          <w:szCs w:val="17"/>
-        </w:rPr>
-        <w:t xml:space="preserve">├── docker-compose.yml  ← spin up everything with one command (later)</w:t>
+          <w:color w:val="334155"/>
+          <w:rFonts w:ascii="Consolas" w:cs="Consolas" w:eastAsia="Consolas" w:hAnsi="Consolas"/>
+          <w:sz w:val="17"/>
+          <w:szCs w:val="17"/>
+        </w:rPr>
+        <w:t>├── docker-compose.yml  ← spin up everything with one command (later)</w:t>
       </w:r>
     </w:p>
     <w:p>
@@ -757,12 +745,12 @@
       </w:pPr>
       <w:r>
         <w:rPr>
-          <w:rFonts w:ascii="Consolas" w:cs="Consolas" w:eastAsia="Consolas" w:hAnsi="Consolas"/>
-          <w:color w:val="334155"/>
-          <w:sz w:val="17"/>
-          <w:szCs w:val="17"/>
-        </w:rPr>
-        <w:t xml:space="preserve">├── .env              ← your secret keys and config (never commit this!)</w:t>
+          <w:color w:val="334155"/>
+          <w:rFonts w:ascii="Consolas" w:cs="Consolas" w:eastAsia="Consolas" w:hAnsi="Consolas"/>
+          <w:sz w:val="17"/>
+          <w:szCs w:val="17"/>
+        </w:rPr>
+        <w:t>├── .env              ← your secret keys and config (never commit this!)</w:t>
       </w:r>
     </w:p>
     <w:p>
@@ -771,12 +759,12 @@
       </w:pPr>
       <w:r>
         <w:rPr>
-          <w:rFonts w:ascii="Consolas" w:cs="Consolas" w:eastAsia="Consolas" w:hAnsi="Consolas"/>
-          <w:color w:val="334155"/>
-          <w:sz w:val="17"/>
-          <w:szCs w:val="17"/>
-        </w:rPr>
-        <w:t xml:space="preserve">├── .gitignore        ← tells git what NOT to track</w:t>
+          <w:color w:val="334155"/>
+          <w:rFonts w:ascii="Consolas" w:cs="Consolas" w:eastAsia="Consolas" w:hAnsi="Consolas"/>
+          <w:sz w:val="17"/>
+          <w:szCs w:val="17"/>
+        </w:rPr>
+        <w:t>├── .gitignore        ← tells git what NOT to track</w:t>
       </w:r>
     </w:p>
     <w:p>
@@ -785,32 +773,30 @@
       </w:pPr>
       <w:r>
         <w:rPr>
-          <w:rFonts w:ascii="Consolas" w:cs="Consolas" w:eastAsia="Consolas" w:hAnsi="Consolas"/>
-          <w:color w:val="334155"/>
-          <w:sz w:val="17"/>
-          <w:szCs w:val="17"/>
-        </w:rPr>
-        <w:t xml:space="preserve">└── README.md         ← describe what TideULT is</w:t>
+          <w:color w:val="334155"/>
+          <w:rFonts w:ascii="Consolas" w:cs="Consolas" w:eastAsia="Consolas" w:hAnsi="Consolas"/>
+          <w:sz w:val="17"/>
+          <w:szCs w:val="17"/>
+        </w:rPr>
+        <w:t>└── README.md         ← describe what TideULT is</w:t>
       </w:r>
     </w:p>
     <w:p>
       <w:pPr>
         <w:spacing w:before="0" w:after="0"/>
       </w:pPr>
-      <w:r>
-        <w:t xml:space="preserve"/>
-      </w:r>
+      <w:r/>
     </w:p>
     <w:tbl>
       <w:tblPr>
         <w:tblW w:type="dxa" w:w="9360"/>
         <w:tblBorders>
-          <w:top w:val="single" w:color="auto" w:sz="4"/>
-          <w:left w:val="single" w:color="auto" w:sz="4"/>
-          <w:bottom w:val="single" w:color="auto" w:sz="4"/>
-          <w:right w:val="single" w:color="auto" w:sz="4"/>
-          <w:insideH w:val="single" w:color="auto" w:sz="4"/>
-          <w:insideV w:val="single" w:color="auto" w:sz="4"/>
+          <w:top w:val="single" w:sz="4" w:color="auto" w:space="0"/>
+          <w:bottom w:val="single" w:sz="4" w:color="auto" w:space="0"/>
+          <w:left w:val="single" w:sz="4" w:color="auto" w:space="0"/>
+          <w:right w:val="single" w:sz="4" w:color="auto" w:space="0"/>
+          <w:insideH w:val="single" w:sz="4" w:color="auto" w:space="0"/>
+          <w:insideV w:val="single" w:sz="4" w:color="auto" w:space="0"/>
         </w:tblBorders>
       </w:tblPr>
       <w:tblGrid>
@@ -819,30 +805,30 @@
       <w:tr>
         <w:tc>
           <w:tcPr>
-            <w:tcW w:type="dxa" w:w="9360"/>
-            <w:tcBorders>
-              <w:top w:val="single" w:color="CBD5E1" w:sz="1"/>
-              <w:left w:val="single" w:color="CBD5E1" w:sz="1"/>
-              <w:bottom w:val="single" w:color="CBD5E1" w:sz="1"/>
-              <w:right w:val="single" w:color="CBD5E1" w:sz="1"/>
-            </w:tcBorders>
-            <w:shd w:fill="FEF3C7" w:val="clear"/>
             <w:tcMar>
               <w:top w:type="dxa" w:w="100"/>
               <w:left w:type="dxa" w:w="200"/>
               <w:bottom w:type="dxa" w:w="100"/>
               <w:right w:type="dxa" w:w="200"/>
             </w:tcMar>
+            <w:tcBorders>
+              <w:top w:val="single" w:sz="1" w:color="CBD5E1" w:space="0"/>
+              <w:bottom w:val="single" w:sz="1" w:color="CBD5E1" w:space="0"/>
+              <w:left w:val="single" w:sz="1" w:color="CBD5E1" w:space="0"/>
+              <w:right w:val="single" w:sz="1" w:color="CBD5E1" w:space="0"/>
+            </w:tcBorders>
+            <w:shd w:fill="FEF3C7" w:val="clear"/>
+            <w:tcW w:w="9360" w:type="dxa"/>
           </w:tcPr>
           <w:p>
             <w:r>
               <w:rPr>
-                <w:rFonts w:ascii="Arial" w:cs="Arial" w:eastAsia="Arial" w:hAnsi="Arial"/>
                 <w:color w:val="D97706"/>
+                <w:rFonts w:ascii="Arial" w:cs="Arial" w:eastAsia="Arial" w:hAnsi="Arial"/>
                 <w:sz w:val="19"/>
                 <w:szCs w:val="19"/>
               </w:rPr>
-              <w:t xml:space="preserve">⚠️  Add .env to your .gitignore IMMEDIATELY. Never ever push API keys or passwords to GitHub. Ever.</w:t>
+              <w:t>⚠️  Add .env to your .gitignore IMMEDIATELY. Never ever push API keys or passwords to GitHub. Ever.</w:t>
             </w:r>
           </w:p>
         </w:tc>
@@ -852,20 +838,18 @@
       <w:pPr>
         <w:spacing w:before="0" w:after="0"/>
       </w:pPr>
-      <w:r>
-        <w:t xml:space="preserve"/>
-      </w:r>
+      <w:r/>
     </w:p>
     <w:tbl>
       <w:tblPr>
         <w:tblW w:type="dxa" w:w="9360"/>
         <w:tblBorders>
-          <w:top w:val="single" w:color="auto" w:sz="4"/>
-          <w:left w:val="single" w:color="auto" w:sz="4"/>
-          <w:bottom w:val="single" w:color="auto" w:sz="4"/>
-          <w:right w:val="single" w:color="auto" w:sz="4"/>
-          <w:insideH w:val="single" w:color="auto" w:sz="4"/>
-          <w:insideV w:val="single" w:color="auto" w:sz="4"/>
+          <w:top w:val="single" w:sz="4" w:color="auto" w:space="0"/>
+          <w:bottom w:val="single" w:sz="4" w:color="auto" w:space="0"/>
+          <w:left w:val="single" w:sz="4" w:color="auto" w:space="0"/>
+          <w:right w:val="single" w:sz="4" w:color="auto" w:space="0"/>
+          <w:insideH w:val="single" w:sz="4" w:color="auto" w:space="0"/>
+          <w:insideV w:val="single" w:sz="4" w:color="auto" w:space="0"/>
         </w:tblBorders>
       </w:tblPr>
       <w:tblGrid>
@@ -874,58 +858,58 @@
       <w:tr>
         <w:tc>
           <w:tcPr>
-            <w:tcW w:type="dxa" w:w="9360"/>
-            <w:tcBorders>
-              <w:top w:val="single" w:color="CBD5E1" w:sz="1"/>
-              <w:left w:val="single" w:color="CBD5E1" w:sz="1"/>
-              <w:bottom w:val="single" w:color="CBD5E1" w:sz="1"/>
-              <w:right w:val="single" w:color="CBD5E1" w:sz="1"/>
-            </w:tcBorders>
-            <w:shd w:fill="1E293B" w:val="clear"/>
             <w:tcMar>
               <w:top w:type="dxa" w:w="140"/>
               <w:left w:type="dxa" w:w="240"/>
               <w:bottom w:type="dxa" w:w="140"/>
               <w:right w:type="dxa" w:w="240"/>
             </w:tcMar>
+            <w:tcBorders>
+              <w:top w:val="single" w:sz="1" w:color="CBD5E1" w:space="0"/>
+              <w:bottom w:val="single" w:sz="1" w:color="CBD5E1" w:space="0"/>
+              <w:left w:val="single" w:sz="1" w:color="CBD5E1" w:space="0"/>
+              <w:right w:val="single" w:sz="1" w:color="CBD5E1" w:space="0"/>
+            </w:tcBorders>
+            <w:shd w:fill="1E293B" w:val="clear"/>
+            <w:tcW w:w="9360" w:type="dxa"/>
           </w:tcPr>
           <w:p>
             <w:r>
               <w:rPr>
-                <w:rFonts w:ascii="Arial" w:cs="Arial" w:eastAsia="Arial" w:hAnsi="Arial"/>
+                <w:bCs/>
                 <w:b/>
-                <w:bCs/>
                 <w:color w:val="94A3B8"/>
+                <w:rFonts w:ascii="Arial" w:cs="Arial" w:eastAsia="Arial" w:hAnsi="Arial"/>
                 <w:sz w:val="18"/>
                 <w:szCs w:val="18"/>
               </w:rPr>
-              <w:t xml:space="preserve">PHASE 0 — Weeks 1 to 3</w:t>
-            </w:r>
-          </w:p>
-          <w:p>
-            <w:r>
-              <w:rPr>
-                <w:rFonts w:ascii="Arial" w:cs="Arial" w:eastAsia="Arial" w:hAnsi="Arial"/>
+              <w:t>PHASE 0 — Weeks 1 to 3</w:t>
+            </w:r>
+          </w:p>
+          <w:p>
+            <w:r>
+              <w:rPr>
+                <w:bCs/>
                 <w:b/>
-                <w:bCs/>
                 <w:color w:val="FFFFFF"/>
+                <w:rFonts w:ascii="Arial" w:cs="Arial" w:eastAsia="Arial" w:hAnsi="Arial"/>
                 <w:sz w:val="26"/>
                 <w:szCs w:val="26"/>
               </w:rPr>
-              <w:t xml:space="preserve">Learn Just Enough to Start</w:t>
-            </w:r>
-          </w:p>
-          <w:p>
-            <w:r>
-              <w:rPr>
-                <w:rFonts w:ascii="Arial" w:cs="Arial" w:eastAsia="Arial" w:hAnsi="Arial"/>
+              <w:t>Learn Just Enough to Start</w:t>
+            </w:r>
+          </w:p>
+          <w:p>
+            <w:r>
+              <w:rPr>
+                <w:iCs/>
                 <w:i/>
-                <w:iCs/>
                 <w:color w:val="94A3B8"/>
+                <w:rFonts w:ascii="Arial" w:cs="Arial" w:eastAsia="Arial" w:hAnsi="Arial"/>
                 <w:sz w:val="19"/>
                 <w:szCs w:val="19"/>
               </w:rPr>
-              <w:t xml:space="preserve">Don't try to learn everything. Learn what you need to build Phase 1 and nothing more.</w:t>
+              <w:t>Don't try to learn everything. Learn what you need to build Phase 1 and nothing more.</w:t>
             </w:r>
           </w:p>
         </w:tc>
@@ -935,9 +919,7 @@
       <w:pPr>
         <w:spacing w:before="0" w:after="0"/>
       </w:pPr>
-      <w:r>
-        <w:t xml:space="preserve"/>
-      </w:r>
+      <w:r/>
     </w:p>
     <w:p>
       <w:pPr>
@@ -945,21 +927,19 @@
       </w:pPr>
       <w:r>
         <w:rPr>
-          <w:rFonts w:ascii="Arial" w:cs="Arial" w:eastAsia="Arial" w:hAnsi="Arial"/>
-          <w:color w:val="334155"/>
+          <w:color w:val="334155"/>
+          <w:rFonts w:ascii="Arial" w:cs="Arial" w:eastAsia="Arial" w:hAnsi="Arial"/>
           <w:sz w:val="20"/>
           <w:szCs w:val="20"/>
         </w:rPr>
-        <w:t xml:space="preserve">These are the only things you need to know before writing your first TideULT code. Study them in order.</w:t>
+        <w:t>These are the only things you need to know before writing your first TideULT code. Study them in order.</w:t>
       </w:r>
     </w:p>
     <w:p>
       <w:pPr>
         <w:spacing w:before="0" w:after="0"/>
       </w:pPr>
-      <w:r>
-        <w:t xml:space="preserve"/>
-      </w:r>
+      <w:r/>
     </w:p>
     <w:p>
       <w:pPr>
@@ -967,14 +947,14 @@
       </w:pPr>
       <w:r>
         <w:rPr>
-          <w:rFonts w:ascii="Arial" w:cs="Arial" w:eastAsia="Arial" w:hAnsi="Arial"/>
+          <w:bCs/>
           <w:b/>
-          <w:bCs/>
           <w:color w:val="0F172A"/>
+          <w:rFonts w:ascii="Arial" w:cs="Arial" w:eastAsia="Arial" w:hAnsi="Arial"/>
           <w:sz w:val="21"/>
           <w:szCs w:val="21"/>
         </w:rPr>
-        <w:t xml:space="preserve">Python stuff to nail first</w:t>
+        <w:t>Python stuff to nail first</w:t>
       </w:r>
     </w:p>
     <w:p>
@@ -985,15 +965,19 @@
           <w:numId w:val="4"/>
         </w:numPr>
         <w:spacing w:before="45" w:after="45"/>
-      </w:pPr>
-      <w:r>
-        <w:rPr>
-          <w:rFonts w:ascii="Consolas" w:cs="Consolas" w:eastAsia="Consolas" w:hAnsi="Consolas"/>
-          <w:color w:val="334155"/>
-          <w:sz w:val="19"/>
-          <w:szCs w:val="19"/>
-        </w:rPr>
-        <w:t xml:space="preserve">Functions, classes, and basic OOP — you probably know this already</w:t>
+        <w:rPr>
+          <w:highlight w:val="red"/>
+        </w:rPr>
+      </w:pPr>
+      <w:r>
+        <w:rPr>
+          <w:color w:val="334155"/>
+          <w:highlight w:val="red"/>
+          <w:rFonts w:ascii="Consolas" w:cs="Consolas" w:eastAsia="Consolas" w:hAnsi="Consolas"/>
+          <w:sz w:val="19"/>
+          <w:szCs w:val="19"/>
+        </w:rPr>
+        <w:t>Functions, classes, and basic OOP — you probably know this already</w:t>
       </w:r>
     </w:p>
     <w:p>
@@ -1004,15 +988,19 @@
           <w:numId w:val="4"/>
         </w:numPr>
         <w:spacing w:before="45" w:after="45"/>
-      </w:pPr>
-      <w:r>
-        <w:rPr>
-          <w:rFonts w:ascii="Consolas" w:cs="Consolas" w:eastAsia="Consolas" w:hAnsi="Consolas"/>
-          <w:color w:val="334155"/>
-          <w:sz w:val="19"/>
-          <w:szCs w:val="19"/>
-        </w:rPr>
-        <w:t xml:space="preserve">Virtual environments — create one for every project, always</w:t>
+        <w:rPr>
+          <w:highlight w:val="green"/>
+        </w:rPr>
+      </w:pPr>
+      <w:r>
+        <w:rPr>
+          <w:color w:val="334155"/>
+          <w:highlight w:val="green"/>
+          <w:rFonts w:ascii="Consolas" w:cs="Consolas" w:eastAsia="Consolas" w:hAnsi="Consolas"/>
+          <w:sz w:val="19"/>
+          <w:szCs w:val="19"/>
+        </w:rPr>
+        <w:t>Virtual environments — create one for every project, always</w:t>
       </w:r>
     </w:p>
     <w:p>
@@ -1023,15 +1011,19 @@
           <w:numId w:val="4"/>
         </w:numPr>
         <w:spacing w:before="45" w:after="45"/>
-      </w:pPr>
-      <w:r>
-        <w:rPr>
-          <w:rFonts w:ascii="Consolas" w:cs="Consolas" w:eastAsia="Consolas" w:hAnsi="Consolas"/>
-          <w:color w:val="334155"/>
-          <w:sz w:val="19"/>
-          <w:szCs w:val="19"/>
-        </w:rPr>
-        <w:t xml:space="preserve">pip — installing packages like fastapi, httpx, etc</w:t>
+        <w:rPr>
+          <w:highlight w:val="green"/>
+        </w:rPr>
+      </w:pPr>
+      <w:r>
+        <w:rPr>
+          <w:color w:val="334155"/>
+          <w:highlight w:val="green"/>
+          <w:rFonts w:ascii="Consolas" w:cs="Consolas" w:eastAsia="Consolas" w:hAnsi="Consolas"/>
+          <w:sz w:val="19"/>
+          <w:szCs w:val="19"/>
+        </w:rPr>
+        <w:t>pip — installing packages like fastapi, httpx, etc</w:t>
       </w:r>
     </w:p>
     <w:p>
@@ -1042,15 +1034,19 @@
           <w:numId w:val="4"/>
         </w:numPr>
         <w:spacing w:before="45" w:after="45"/>
-      </w:pPr>
-      <w:r>
-        <w:rPr>
-          <w:rFonts w:ascii="Consolas" w:cs="Consolas" w:eastAsia="Consolas" w:hAnsi="Consolas"/>
-          <w:color w:val="334155"/>
-          <w:sz w:val="19"/>
-          <w:szCs w:val="19"/>
-        </w:rPr>
-        <w:t xml:space="preserve">Reading and writing JSON — your app talks in JSON constantly</w:t>
+        <w:rPr>
+          <w:highlight w:val="green"/>
+        </w:rPr>
+      </w:pPr>
+      <w:r>
+        <w:rPr>
+          <w:color w:val="334155"/>
+          <w:highlight w:val="green"/>
+          <w:rFonts w:ascii="Consolas" w:cs="Consolas" w:eastAsia="Consolas" w:hAnsi="Consolas"/>
+          <w:sz w:val="19"/>
+          <w:szCs w:val="19"/>
+        </w:rPr>
+        <w:t>Reading and writing JSON — your app talks in JSON constantly</w:t>
       </w:r>
     </w:p>
     <w:p>
@@ -1061,15 +1057,19 @@
           <w:numId w:val="4"/>
         </w:numPr>
         <w:spacing w:before="45" w:after="45"/>
-      </w:pPr>
-      <w:r>
-        <w:rPr>
-          <w:rFonts w:ascii="Consolas" w:cs="Consolas" w:eastAsia="Consolas" w:hAnsi="Consolas"/>
-          <w:color w:val="334155"/>
-          <w:sz w:val="19"/>
-          <w:szCs w:val="19"/>
-        </w:rPr>
-        <w:t xml:space="preserve">Exception handling — try/except so your app doesn't crash on bad data</w:t>
+        <w:rPr>
+          <w:highlight w:val="green"/>
+        </w:rPr>
+      </w:pPr>
+      <w:r>
+        <w:rPr>
+          <w:color w:val="334155"/>
+          <w:highlight w:val="green"/>
+          <w:rFonts w:ascii="Consolas" w:cs="Consolas" w:eastAsia="Consolas" w:hAnsi="Consolas"/>
+          <w:sz w:val="19"/>
+          <w:szCs w:val="19"/>
+        </w:rPr>
+        <w:t>Exception handling — try/except so your app doesn't crash on bad data</w:t>
       </w:r>
     </w:p>
     <w:p>
@@ -1080,107 +1080,107 @@
           <w:numId w:val="4"/>
         </w:numPr>
         <w:spacing w:before="45" w:after="45"/>
-      </w:pPr>
-      <w:r>
-        <w:rPr>
-          <w:rFonts w:ascii="Consolas" w:cs="Consolas" w:eastAsia="Consolas" w:hAnsi="Consolas"/>
-          <w:color w:val="334155"/>
-          <w:sz w:val="19"/>
-          <w:szCs w:val="19"/>
-        </w:rPr>
-        <w:t xml:space="preserve">f-strings — the clean way to build strings in Python</w:t>
+        <w:rPr>
+          <w:highlight w:val="green"/>
+        </w:rPr>
+      </w:pPr>
+      <w:r>
+        <w:rPr>
+          <w:color w:val="334155"/>
+          <w:highlight w:val="green"/>
+          <w:rFonts w:ascii="Consolas" w:cs="Consolas" w:eastAsia="Consolas" w:hAnsi="Consolas"/>
+          <w:sz w:val="19"/>
+          <w:szCs w:val="19"/>
+        </w:rPr>
+        <w:t>f-strings — the clean way to build strings in Python</w:t>
       </w:r>
     </w:p>
     <w:p>
       <w:pPr>
         <w:spacing w:before="0" w:after="0"/>
       </w:pPr>
-      <w:r>
-        <w:t xml:space="preserve"/>
-      </w:r>
-    </w:p>
-    <w:p>
-      <w:pPr>
+      <w:r/>
+    </w:p>
+    <w:p>
+      <w:pPr>
+        <w:ind w:left="360"/>
         <w:spacing w:before="40" w:after="40"/>
-        <w:ind w:left="360"/>
-      </w:pPr>
-      <w:r>
-        <w:rPr>
-          <w:rFonts w:ascii="Consolas" w:cs="Consolas" w:eastAsia="Consolas" w:hAnsi="Consolas"/>
+      </w:pPr>
+      <w:r>
+        <w:rPr>
           <w:color w:val="0891B2"/>
+          <w:rFonts w:ascii="Consolas" w:cs="Consolas" w:eastAsia="Consolas" w:hAnsi="Consolas"/>
           <w:sz w:val="18"/>
           <w:szCs w:val="18"/>
         </w:rPr>
-        <w:t xml:space="preserve"># Create your virtual environment — run this inside /backend</w:t>
-      </w:r>
-    </w:p>
-    <w:p>
-      <w:pPr>
+        <w:t># Create your virtual environment — run this inside /backend</w:t>
+      </w:r>
+    </w:p>
+    <w:p>
+      <w:pPr>
+        <w:ind w:left="360"/>
         <w:spacing w:before="40" w:after="40"/>
-        <w:ind w:left="360"/>
-      </w:pPr>
-      <w:r>
-        <w:rPr>
-          <w:rFonts w:ascii="Consolas" w:cs="Consolas" w:eastAsia="Consolas" w:hAnsi="Consolas"/>
+      </w:pPr>
+      <w:r>
+        <w:rPr>
           <w:color w:val="0891B2"/>
+          <w:rFonts w:ascii="Consolas" w:cs="Consolas" w:eastAsia="Consolas" w:hAnsi="Consolas"/>
           <w:sz w:val="18"/>
           <w:szCs w:val="18"/>
         </w:rPr>
-        <w:t xml:space="preserve">python -m venv venv</w:t>
-      </w:r>
-    </w:p>
-    <w:p>
-      <w:pPr>
+        <w:t>python -m venv venv</w:t>
+      </w:r>
+    </w:p>
+    <w:p>
+      <w:pPr>
+        <w:ind w:left="360"/>
         <w:spacing w:before="40" w:after="40"/>
-        <w:ind w:left="360"/>
-      </w:pPr>
-      <w:r>
-        <w:rPr>
-          <w:rFonts w:ascii="Consolas" w:cs="Consolas" w:eastAsia="Consolas" w:hAnsi="Consolas"/>
+      </w:pPr>
+      <w:r>
+        <w:rPr>
           <w:color w:val="0891B2"/>
+          <w:rFonts w:ascii="Consolas" w:cs="Consolas" w:eastAsia="Consolas" w:hAnsi="Consolas"/>
           <w:sz w:val="18"/>
           <w:szCs w:val="18"/>
         </w:rPr>
-        <w:t xml:space="preserve">venv\Scripts\activate      # Windows</w:t>
-      </w:r>
-    </w:p>
-    <w:p>
-      <w:pPr>
+        <w:t>venv\Scripts\activate      # Windows</w:t>
+      </w:r>
+    </w:p>
+    <w:p>
+      <w:pPr>
+        <w:ind w:left="360"/>
         <w:spacing w:before="40" w:after="40"/>
-        <w:ind w:left="360"/>
-      </w:pPr>
-      <w:r>
-        <w:rPr>
-          <w:rFonts w:ascii="Consolas" w:cs="Consolas" w:eastAsia="Consolas" w:hAnsi="Consolas"/>
+      </w:pPr>
+      <w:r>
+        <w:rPr>
           <w:color w:val="0891B2"/>
+          <w:rFonts w:ascii="Consolas" w:cs="Consolas" w:eastAsia="Consolas" w:hAnsi="Consolas"/>
           <w:sz w:val="18"/>
           <w:szCs w:val="18"/>
         </w:rPr>
-        <w:t xml:space="preserve">source venv/bin/activate    # Mac/Linux</w:t>
-      </w:r>
-    </w:p>
-    <w:p>
-      <w:pPr>
+        <w:t>source venv/bin/activate    # Mac/Linux</w:t>
+      </w:r>
+    </w:p>
+    <w:p>
+      <w:pPr>
+        <w:ind w:left="360"/>
         <w:spacing w:before="40" w:after="40"/>
-        <w:ind w:left="360"/>
-      </w:pPr>
-      <w:r>
-        <w:rPr>
-          <w:rFonts w:ascii="Consolas" w:cs="Consolas" w:eastAsia="Consolas" w:hAnsi="Consolas"/>
+      </w:pPr>
+      <w:r>
+        <w:rPr>
           <w:color w:val="0891B2"/>
+          <w:rFonts w:ascii="Consolas" w:cs="Consolas" w:eastAsia="Consolas" w:hAnsi="Consolas"/>
           <w:sz w:val="18"/>
           <w:szCs w:val="18"/>
         </w:rPr>
-        <w:t xml:space="preserve">pip install fastapi uvicorn httpx python-dotenv</w:t>
+        <w:t>pip install fastapi uvicorn httpx python-dotenv</w:t>
       </w:r>
     </w:p>
     <w:p>
       <w:pPr>
         <w:spacing w:before="0" w:after="0"/>
       </w:pPr>
-      <w:r>
-        <w:t xml:space="preserve"/>
-      </w:r>
+      <w:r/>
     </w:p>
     <w:p>
       <w:pPr>
@@ -1188,14 +1188,14 @@
       </w:pPr>
       <w:r>
         <w:rPr>
-          <w:rFonts w:ascii="Arial" w:cs="Arial" w:eastAsia="Arial" w:hAnsi="Arial"/>
+          <w:bCs/>
           <w:b/>
-          <w:bCs/>
           <w:color w:val="0F172A"/>
+          <w:rFonts w:ascii="Arial" w:cs="Arial" w:eastAsia="Arial" w:hAnsi="Arial"/>
           <w:sz w:val="21"/>
           <w:szCs w:val="21"/>
         </w:rPr>
-        <w:t xml:space="preserve">Light JavaScript to pick up alongside</w:t>
+        <w:t>Light JavaScript to pick up alongside</w:t>
       </w:r>
     </w:p>
     <w:p>
@@ -1204,12 +1204,12 @@
       </w:pPr>
       <w:r>
         <w:rPr>
-          <w:rFonts w:ascii="Arial" w:cs="Arial" w:eastAsia="Arial" w:hAnsi="Arial"/>
-          <w:color w:val="334155"/>
+          <w:color w:val="334155"/>
+          <w:rFonts w:ascii="Arial" w:cs="Arial" w:eastAsia="Arial" w:hAnsi="Arial"/>
           <w:sz w:val="20"/>
           <w:szCs w:val="20"/>
         </w:rPr>
-        <w:t xml:space="preserve">Don't go deep on JS yet. You just need enough to build a basic frontend that talks to your API.</w:t>
+        <w:t>Don't go deep on JS yet. You just need enough to build a basic frontend that talks to your API.</w:t>
       </w:r>
     </w:p>
     <w:p>
@@ -1223,12 +1223,12 @@
       </w:pPr>
       <w:r>
         <w:rPr>
-          <w:rFonts w:ascii="Consolas" w:cs="Consolas" w:eastAsia="Consolas" w:hAnsi="Consolas"/>
-          <w:color w:val="334155"/>
-          <w:sz w:val="19"/>
-          <w:szCs w:val="19"/>
-        </w:rPr>
-        <w:t xml:space="preserve">Variables — let and const (forget var)</w:t>
+          <w:color w:val="334155"/>
+          <w:rFonts w:ascii="Consolas" w:cs="Consolas" w:eastAsia="Consolas" w:hAnsi="Consolas"/>
+          <w:sz w:val="19"/>
+          <w:szCs w:val="19"/>
+        </w:rPr>
+        <w:t>Variables — let and const (forget var)</w:t>
       </w:r>
     </w:p>
     <w:p>
@@ -1242,12 +1242,12 @@
       </w:pPr>
       <w:r>
         <w:rPr>
-          <w:rFonts w:ascii="Consolas" w:cs="Consolas" w:eastAsia="Consolas" w:hAnsi="Consolas"/>
-          <w:color w:val="334155"/>
-          <w:sz w:val="19"/>
-          <w:szCs w:val="19"/>
-        </w:rPr>
-        <w:t xml:space="preserve">Functions — regular and arrow functions</w:t>
+          <w:color w:val="334155"/>
+          <w:rFonts w:ascii="Consolas" w:cs="Consolas" w:eastAsia="Consolas" w:hAnsi="Consolas"/>
+          <w:sz w:val="19"/>
+          <w:szCs w:val="19"/>
+        </w:rPr>
+        <w:t>Functions — regular and arrow functions</w:t>
       </w:r>
     </w:p>
     <w:p>
@@ -1261,12 +1261,12 @@
       </w:pPr>
       <w:r>
         <w:rPr>
-          <w:rFonts w:ascii="Consolas" w:cs="Consolas" w:eastAsia="Consolas" w:hAnsi="Consolas"/>
-          <w:color w:val="334155"/>
-          <w:sz w:val="19"/>
-          <w:szCs w:val="19"/>
-        </w:rPr>
-        <w:t xml:space="preserve">fetch() — how to call your Python API from the browser</w:t>
+          <w:color w:val="334155"/>
+          <w:rFonts w:ascii="Consolas" w:cs="Consolas" w:eastAsia="Consolas" w:hAnsi="Consolas"/>
+          <w:sz w:val="19"/>
+          <w:szCs w:val="19"/>
+        </w:rPr>
+        <w:t>fetch() — how to call your Python API from the browser</w:t>
       </w:r>
     </w:p>
     <w:p>
@@ -1280,12 +1280,12 @@
       </w:pPr>
       <w:r>
         <w:rPr>
-          <w:rFonts w:ascii="Consolas" w:cs="Consolas" w:eastAsia="Consolas" w:hAnsi="Consolas"/>
-          <w:color w:val="334155"/>
-          <w:sz w:val="19"/>
-          <w:szCs w:val="19"/>
-        </w:rPr>
-        <w:t xml:space="preserve">Async/await — so your page doesn't freeze while waiting for data</w:t>
+          <w:color w:val="334155"/>
+          <w:rFonts w:ascii="Consolas" w:cs="Consolas" w:eastAsia="Consolas" w:hAnsi="Consolas"/>
+          <w:sz w:val="19"/>
+          <w:szCs w:val="19"/>
+        </w:rPr>
+        <w:t>Async/await — so your page doesn't freeze while waiting for data</w:t>
       </w:r>
     </w:p>
     <w:p>
@@ -1299,12 +1299,12 @@
       </w:pPr>
       <w:r>
         <w:rPr>
-          <w:rFonts w:ascii="Consolas" w:cs="Consolas" w:eastAsia="Consolas" w:hAnsi="Consolas"/>
-          <w:color w:val="334155"/>
-          <w:sz w:val="19"/>
-          <w:szCs w:val="19"/>
-        </w:rPr>
-        <w:t xml:space="preserve">Manipulating the DOM — document.getElementById, innerHTML</w:t>
+          <w:color w:val="334155"/>
+          <w:rFonts w:ascii="Consolas" w:cs="Consolas" w:eastAsia="Consolas" w:hAnsi="Consolas"/>
+          <w:sz w:val="19"/>
+          <w:szCs w:val="19"/>
+        </w:rPr>
+        <w:t>Manipulating the DOM — document.getElementById, innerHTML</w:t>
       </w:r>
     </w:p>
     <w:p>
@@ -1318,32 +1318,30 @@
       </w:pPr>
       <w:r>
         <w:rPr>
-          <w:rFonts w:ascii="Consolas" w:cs="Consolas" w:eastAsia="Consolas" w:hAnsi="Consolas"/>
-          <w:color w:val="334155"/>
-          <w:sz w:val="19"/>
-          <w:szCs w:val="19"/>
-        </w:rPr>
-        <w:t xml:space="preserve">JSON.parse() and JSON.stringify() — talking to your backend</w:t>
+          <w:color w:val="334155"/>
+          <w:rFonts w:ascii="Consolas" w:cs="Consolas" w:eastAsia="Consolas" w:hAnsi="Consolas"/>
+          <w:sz w:val="19"/>
+          <w:szCs w:val="19"/>
+        </w:rPr>
+        <w:t>JSON.parse() and JSON.stringify() — talking to your backend</w:t>
       </w:r>
     </w:p>
     <w:p>
       <w:pPr>
         <w:spacing w:before="0" w:after="0"/>
       </w:pPr>
-      <w:r>
-        <w:t xml:space="preserve"/>
-      </w:r>
+      <w:r/>
     </w:p>
     <w:tbl>
       <w:tblPr>
         <w:tblW w:type="dxa" w:w="9360"/>
         <w:tblBorders>
-          <w:top w:val="single" w:color="auto" w:sz="4"/>
-          <w:left w:val="single" w:color="auto" w:sz="4"/>
-          <w:bottom w:val="single" w:color="auto" w:sz="4"/>
-          <w:right w:val="single" w:color="auto" w:sz="4"/>
-          <w:insideH w:val="single" w:color="auto" w:sz="4"/>
-          <w:insideV w:val="single" w:color="auto" w:sz="4"/>
+          <w:top w:val="single" w:sz="4" w:color="auto" w:space="0"/>
+          <w:bottom w:val="single" w:sz="4" w:color="auto" w:space="0"/>
+          <w:left w:val="single" w:sz="4" w:color="auto" w:space="0"/>
+          <w:right w:val="single" w:sz="4" w:color="auto" w:space="0"/>
+          <w:insideH w:val="single" w:sz="4" w:color="auto" w:space="0"/>
+          <w:insideV w:val="single" w:sz="4" w:color="auto" w:space="0"/>
         </w:tblBorders>
       </w:tblPr>
       <w:tblGrid>
@@ -1352,30 +1350,30 @@
       <w:tr>
         <w:tc>
           <w:tcPr>
-            <w:tcW w:type="dxa" w:w="9360"/>
-            <w:tcBorders>
-              <w:top w:val="single" w:color="CBD5E1" w:sz="1"/>
-              <w:left w:val="single" w:color="CBD5E1" w:sz="1"/>
-              <w:bottom w:val="single" w:color="CBD5E1" w:sz="1"/>
-              <w:right w:val="single" w:color="CBD5E1" w:sz="1"/>
-            </w:tcBorders>
-            <w:shd w:fill="F1F5F9" w:val="clear"/>
             <w:tcMar>
               <w:top w:type="dxa" w:w="100"/>
               <w:left w:type="dxa" w:w="200"/>
               <w:bottom w:type="dxa" w:w="100"/>
               <w:right w:type="dxa" w:w="200"/>
             </w:tcMar>
+            <w:tcBorders>
+              <w:top w:val="single" w:sz="1" w:color="CBD5E1" w:space="0"/>
+              <w:bottom w:val="single" w:sz="1" w:color="CBD5E1" w:space="0"/>
+              <w:left w:val="single" w:sz="1" w:color="CBD5E1" w:space="0"/>
+              <w:right w:val="single" w:sz="1" w:color="CBD5E1" w:space="0"/>
+            </w:tcBorders>
+            <w:shd w:fill="F1F5F9" w:val="clear"/>
+            <w:tcW w:w="9360" w:type="dxa"/>
           </w:tcPr>
           <w:p>
             <w:r>
               <w:rPr>
-                <w:rFonts w:ascii="Arial" w:cs="Arial" w:eastAsia="Arial" w:hAnsi="Arial"/>
                 <w:color w:val="334155"/>
+                <w:rFonts w:ascii="Arial" w:cs="Arial" w:eastAsia="Arial" w:hAnsi="Arial"/>
                 <w:sz w:val="19"/>
                 <w:szCs w:val="19"/>
               </w:rPr>
-              <w:t xml:space="preserve">📺 Resources: javascript.info for JS — read Part 1 only for now. For FastAPI: fastapi.tiangolo.com/tutorial — follow it top to bottom. Both are free.</w:t>
+              <w:t>📺 Resources: javascript.info for JS — read Part 1 only for now. For FastAPI: fastapi.tiangolo.com/tutorial — follow it top to bottom. Both are free.</w:t>
             </w:r>
           </w:p>
         </w:tc>
@@ -1385,20 +1383,18 @@
       <w:pPr>
         <w:spacing w:before="0" w:after="0"/>
       </w:pPr>
-      <w:r>
-        <w:t xml:space="preserve"/>
-      </w:r>
+      <w:r/>
     </w:p>
     <w:tbl>
       <w:tblPr>
         <w:tblW w:type="dxa" w:w="9360"/>
         <w:tblBorders>
-          <w:top w:val="single" w:color="auto" w:sz="4"/>
-          <w:left w:val="single" w:color="auto" w:sz="4"/>
-          <w:bottom w:val="single" w:color="auto" w:sz="4"/>
-          <w:right w:val="single" w:color="auto" w:sz="4"/>
-          <w:insideH w:val="single" w:color="auto" w:sz="4"/>
-          <w:insideV w:val="single" w:color="auto" w:sz="4"/>
+          <w:top w:val="single" w:sz="4" w:color="auto" w:space="0"/>
+          <w:bottom w:val="single" w:sz="4" w:color="auto" w:space="0"/>
+          <w:left w:val="single" w:sz="4" w:color="auto" w:space="0"/>
+          <w:right w:val="single" w:sz="4" w:color="auto" w:space="0"/>
+          <w:insideH w:val="single" w:sz="4" w:color="auto" w:space="0"/>
+          <w:insideV w:val="single" w:sz="4" w:color="auto" w:space="0"/>
         </w:tblBorders>
       </w:tblPr>
       <w:tblGrid>
@@ -1407,58 +1403,58 @@
       <w:tr>
         <w:tc>
           <w:tcPr>
-            <w:tcW w:type="dxa" w:w="9360"/>
-            <w:tcBorders>
-              <w:top w:val="single" w:color="CBD5E1" w:sz="1"/>
-              <w:left w:val="single" w:color="CBD5E1" w:sz="1"/>
-              <w:bottom w:val="single" w:color="CBD5E1" w:sz="1"/>
-              <w:right w:val="single" w:color="CBD5E1" w:sz="1"/>
-            </w:tcBorders>
-            <w:shd w:fill="0F172A" w:val="clear"/>
             <w:tcMar>
               <w:top w:type="dxa" w:w="140"/>
               <w:left w:type="dxa" w:w="240"/>
               <w:bottom w:type="dxa" w:w="140"/>
               <w:right w:type="dxa" w:w="240"/>
             </w:tcMar>
+            <w:tcBorders>
+              <w:top w:val="single" w:sz="1" w:color="CBD5E1" w:space="0"/>
+              <w:bottom w:val="single" w:sz="1" w:color="CBD5E1" w:space="0"/>
+              <w:left w:val="single" w:sz="1" w:color="CBD5E1" w:space="0"/>
+              <w:right w:val="single" w:sz="1" w:color="CBD5E1" w:space="0"/>
+            </w:tcBorders>
+            <w:shd w:fill="0F172A" w:val="clear"/>
+            <w:tcW w:w="9360" w:type="dxa"/>
           </w:tcPr>
           <w:p>
             <w:r>
               <w:rPr>
-                <w:rFonts w:ascii="Arial" w:cs="Arial" w:eastAsia="Arial" w:hAnsi="Arial"/>
+                <w:bCs/>
                 <w:b/>
-                <w:bCs/>
                 <w:color w:val="94A3B8"/>
+                <w:rFonts w:ascii="Arial" w:cs="Arial" w:eastAsia="Arial" w:hAnsi="Arial"/>
                 <w:sz w:val="18"/>
                 <w:szCs w:val="18"/>
               </w:rPr>
-              <w:t xml:space="preserve">PHASE 1 — Month 1 to 2</w:t>
-            </w:r>
-          </w:p>
-          <w:p>
-            <w:r>
-              <w:rPr>
-                <w:rFonts w:ascii="Arial" w:cs="Arial" w:eastAsia="Arial" w:hAnsi="Arial"/>
+              <w:t>PHASE 1 — Month 1 to 2</w:t>
+            </w:r>
+          </w:p>
+          <w:p>
+            <w:r>
+              <w:rPr>
+                <w:bCs/>
                 <w:b/>
-                <w:bCs/>
                 <w:color w:val="FFFFFF"/>
+                <w:rFonts w:ascii="Arial" w:cs="Arial" w:eastAsia="Arial" w:hAnsi="Arial"/>
                 <w:sz w:val="26"/>
                 <w:szCs w:val="26"/>
               </w:rPr>
-              <w:t xml:space="preserve">Build the Backend Skeleton</w:t>
-            </w:r>
-          </w:p>
-          <w:p>
-            <w:r>
-              <w:rPr>
-                <w:rFonts w:ascii="Arial" w:cs="Arial" w:eastAsia="Arial" w:hAnsi="Arial"/>
+              <w:t>Build the Backend Skeleton</w:t>
+            </w:r>
+          </w:p>
+          <w:p>
+            <w:r>
+              <w:rPr>
+                <w:iCs/>
                 <w:i/>
-                <w:iCs/>
                 <w:color w:val="94A3B8"/>
+                <w:rFonts w:ascii="Arial" w:cs="Arial" w:eastAsia="Arial" w:hAnsi="Arial"/>
                 <w:sz w:val="19"/>
                 <w:szCs w:val="19"/>
               </w:rPr>
-              <w:t xml:space="preserve">A working FastAPI server that talks to Jellyfin. Nothing fancy. Just make it work.</w:t>
+              <w:t>A working FastAPI server that talks to Jellyfin. Nothing fancy. Just make it work.</w:t>
             </w:r>
           </w:p>
         </w:tc>
@@ -1468,9 +1464,7 @@
       <w:pPr>
         <w:spacing w:before="0" w:after="0"/>
       </w:pPr>
-      <w:r>
-        <w:t xml:space="preserve"/>
-      </w:r>
+      <w:r/>
     </w:p>
     <w:p>
       <w:pPr>
@@ -1478,21 +1472,19 @@
       </w:pPr>
       <w:r>
         <w:rPr>
-          <w:rFonts w:ascii="Arial" w:cs="Arial" w:eastAsia="Arial" w:hAnsi="Arial"/>
-          <w:color w:val="334155"/>
+          <w:color w:val="334155"/>
+          <w:rFonts w:ascii="Arial" w:cs="Arial" w:eastAsia="Arial" w:hAnsi="Arial"/>
           <w:sz w:val="20"/>
           <w:szCs w:val="20"/>
         </w:rPr>
-        <w:t xml:space="preserve">This is your first real milestone. By the end of Phase 1 you'll have a Python backend running locally that can pull your media library from Jellyfin and serve it through your own API.</w:t>
+        <w:t>This is your first real milestone. By the end of Phase 1 you'll have a Python backend running locally that can pull your media library from Jellyfin and serve it through your own API.</w:t>
       </w:r>
     </w:p>
     <w:p>
       <w:pPr>
         <w:spacing w:before="0" w:after="0"/>
       </w:pPr>
-      <w:r>
-        <w:t xml:space="preserve"/>
-      </w:r>
+      <w:r/>
     </w:p>
     <w:p>
       <w:pPr>
@@ -1500,14 +1492,14 @@
       </w:pPr>
       <w:r>
         <w:rPr>
-          <w:rFonts w:ascii="Arial" w:cs="Arial" w:eastAsia="Arial" w:hAnsi="Arial"/>
+          <w:bCs/>
           <w:b/>
-          <w:bCs/>
           <w:color w:val="0F172A"/>
+          <w:rFonts w:ascii="Arial" w:cs="Arial" w:eastAsia="Arial" w:hAnsi="Arial"/>
           <w:sz w:val="21"/>
           <w:szCs w:val="21"/>
         </w:rPr>
-        <w:t xml:space="preserve">What you're building</w:t>
+        <w:t>What you're building</w:t>
       </w:r>
     </w:p>
     <w:p>
@@ -1521,12 +1513,12 @@
       </w:pPr>
       <w:r>
         <w:rPr>
-          <w:rFonts w:ascii="Arial" w:cs="Arial" w:eastAsia="Arial" w:hAnsi="Arial"/>
-          <w:color w:val="334155"/>
-          <w:sz w:val="19"/>
-          <w:szCs w:val="19"/>
-        </w:rPr>
-        <w:t xml:space="preserve">A FastAPI server that starts up and runs locally</w:t>
+          <w:color w:val="334155"/>
+          <w:rFonts w:ascii="Arial" w:cs="Arial" w:eastAsia="Arial" w:hAnsi="Arial"/>
+          <w:sz w:val="19"/>
+          <w:szCs w:val="19"/>
+        </w:rPr>
+        <w:t>A FastAPI server that starts up and runs locally</w:t>
       </w:r>
     </w:p>
     <w:p>
@@ -1540,12 +1532,12 @@
       </w:pPr>
       <w:r>
         <w:rPr>
-          <w:rFonts w:ascii="Arial" w:cs="Arial" w:eastAsia="Arial" w:hAnsi="Arial"/>
-          <w:color w:val="334155"/>
-          <w:sz w:val="19"/>
-          <w:szCs w:val="19"/>
-        </w:rPr>
-        <w:t xml:space="preserve">A .env file that stores your Jellyfin server URL and API key</w:t>
+          <w:color w:val="334155"/>
+          <w:rFonts w:ascii="Arial" w:cs="Arial" w:eastAsia="Arial" w:hAnsi="Arial"/>
+          <w:sz w:val="19"/>
+          <w:szCs w:val="19"/>
+        </w:rPr>
+        <w:t>A .env file that stores your Jellyfin server URL and API key</w:t>
       </w:r>
     </w:p>
     <w:p>
@@ -1559,12 +1551,12 @@
       </w:pPr>
       <w:r>
         <w:rPr>
-          <w:rFonts w:ascii="Arial" w:cs="Arial" w:eastAsia="Arial" w:hAnsi="Arial"/>
-          <w:color w:val="334155"/>
-          <w:sz w:val="19"/>
-          <w:szCs w:val="19"/>
-        </w:rPr>
-        <w:t xml:space="preserve">A /health route — just returns {status: ok} so you know it's alive</w:t>
+          <w:color w:val="334155"/>
+          <w:rFonts w:ascii="Arial" w:cs="Arial" w:eastAsia="Arial" w:hAnsi="Arial"/>
+          <w:sz w:val="19"/>
+          <w:szCs w:val="19"/>
+        </w:rPr>
+        <w:t>A /health route — just returns {status: ok} so you know it's alive</w:t>
       </w:r>
     </w:p>
     <w:p>
@@ -1578,12 +1570,12 @@
       </w:pPr>
       <w:r>
         <w:rPr>
-          <w:rFonts w:ascii="Arial" w:cs="Arial" w:eastAsia="Arial" w:hAnsi="Arial"/>
-          <w:color w:val="334155"/>
-          <w:sz w:val="19"/>
-          <w:szCs w:val="19"/>
-        </w:rPr>
-        <w:t xml:space="preserve">A /library route — fetches your movies and shows from Jellyfin API</w:t>
+          <w:color w:val="334155"/>
+          <w:rFonts w:ascii="Arial" w:cs="Arial" w:eastAsia="Arial" w:hAnsi="Arial"/>
+          <w:sz w:val="19"/>
+          <w:szCs w:val="19"/>
+        </w:rPr>
+        <w:t>A /library route — fetches your movies and shows from Jellyfin API</w:t>
       </w:r>
     </w:p>
     <w:p>
@@ -1597,12 +1589,12 @@
       </w:pPr>
       <w:r>
         <w:rPr>
-          <w:rFonts w:ascii="Arial" w:cs="Arial" w:eastAsia="Arial" w:hAnsi="Arial"/>
-          <w:color w:val="334155"/>
-          <w:sz w:val="19"/>
-          <w:szCs w:val="19"/>
-        </w:rPr>
-        <w:t xml:space="preserve">A /library/{id} route — gets details about one specific item</w:t>
+          <w:color w:val="334155"/>
+          <w:rFonts w:ascii="Arial" w:cs="Arial" w:eastAsia="Arial" w:hAnsi="Arial"/>
+          <w:sz w:val="19"/>
+          <w:szCs w:val="19"/>
+        </w:rPr>
+        <w:t>A /library/{id} route — gets details about one specific item</w:t>
       </w:r>
     </w:p>
     <w:p>
@@ -1616,21 +1608,19 @@
       </w:pPr>
       <w:r>
         <w:rPr>
-          <w:rFonts w:ascii="Arial" w:cs="Arial" w:eastAsia="Arial" w:hAnsi="Arial"/>
-          <w:color w:val="334155"/>
-          <w:sz w:val="19"/>
-          <w:szCs w:val="19"/>
-        </w:rPr>
-        <w:t xml:space="preserve">Basic error handling — what happens when Jellyfin is offline?</w:t>
+          <w:color w:val="334155"/>
+          <w:rFonts w:ascii="Arial" w:cs="Arial" w:eastAsia="Arial" w:hAnsi="Arial"/>
+          <w:sz w:val="19"/>
+          <w:szCs w:val="19"/>
+        </w:rPr>
+        <w:t>Basic error handling — what happens when Jellyfin is offline?</w:t>
       </w:r>
     </w:p>
     <w:p>
       <w:pPr>
         <w:spacing w:before="0" w:after="0"/>
       </w:pPr>
-      <w:r>
-        <w:t xml:space="preserve"/>
-      </w:r>
+      <w:r/>
     </w:p>
     <w:p>
       <w:pPr>
@@ -1638,38 +1628,36 @@
       </w:pPr>
       <w:r>
         <w:rPr>
-          <w:rFonts w:ascii="Arial" w:cs="Arial" w:eastAsia="Arial" w:hAnsi="Arial"/>
+          <w:bCs/>
           <w:b/>
-          <w:bCs/>
           <w:color w:val="0F172A"/>
+          <w:rFonts w:ascii="Arial" w:cs="Arial" w:eastAsia="Arial" w:hAnsi="Arial"/>
           <w:sz w:val="21"/>
           <w:szCs w:val="21"/>
         </w:rPr>
-        <w:t xml:space="preserve">Install these packages</w:t>
-      </w:r>
-    </w:p>
-    <w:p>
-      <w:pPr>
+        <w:t>Install these packages</w:t>
+      </w:r>
+    </w:p>
+    <w:p>
+      <w:pPr>
+        <w:ind w:left="360"/>
         <w:spacing w:before="40" w:after="40"/>
-        <w:ind w:left="360"/>
-      </w:pPr>
-      <w:r>
-        <w:rPr>
-          <w:rFonts w:ascii="Consolas" w:cs="Consolas" w:eastAsia="Consolas" w:hAnsi="Consolas"/>
+      </w:pPr>
+      <w:r>
+        <w:rPr>
           <w:color w:val="0891B2"/>
+          <w:rFonts w:ascii="Consolas" w:cs="Consolas" w:eastAsia="Consolas" w:hAnsi="Consolas"/>
           <w:sz w:val="18"/>
           <w:szCs w:val="18"/>
         </w:rPr>
-        <w:t xml:space="preserve">pip install fastapi uvicorn httpx python-dotenv</w:t>
+        <w:t>pip install fastapi uvicorn httpx python-dotenv</w:t>
       </w:r>
     </w:p>
     <w:p>
       <w:pPr>
         <w:spacing w:before="0" w:after="0"/>
       </w:pPr>
-      <w:r>
-        <w:t xml:space="preserve"/>
-      </w:r>
+      <w:r/>
     </w:p>
     <w:p>
       <w:pPr>
@@ -1677,14 +1665,14 @@
       </w:pPr>
       <w:r>
         <w:rPr>
-          <w:rFonts w:ascii="Arial" w:cs="Arial" w:eastAsia="Arial" w:hAnsi="Arial"/>
+          <w:bCs/>
           <w:b/>
-          <w:bCs/>
           <w:color w:val="0F172A"/>
+          <w:rFonts w:ascii="Arial" w:cs="Arial" w:eastAsia="Arial" w:hAnsi="Arial"/>
           <w:sz w:val="21"/>
           <w:szCs w:val="21"/>
         </w:rPr>
-        <w:t xml:space="preserve">Your first main.py — start here</w:t>
+        <w:t>Your first main.py — start here</w:t>
       </w:r>
     </w:p>
     <w:p>
@@ -1693,12 +1681,12 @@
       </w:pPr>
       <w:r>
         <w:rPr>
-          <w:rFonts w:ascii="Consolas" w:cs="Consolas" w:eastAsia="Consolas" w:hAnsi="Consolas"/>
           <w:color w:val="7C3AED"/>
-          <w:sz w:val="17"/>
-          <w:szCs w:val="17"/>
-        </w:rPr>
-        <w:t xml:space="preserve">from fastapi import FastAPI</w:t>
+          <w:rFonts w:ascii="Consolas" w:cs="Consolas" w:eastAsia="Consolas" w:hAnsi="Consolas"/>
+          <w:sz w:val="17"/>
+          <w:szCs w:val="17"/>
+        </w:rPr>
+        <w:t>from fastapi import FastAPI</w:t>
       </w:r>
     </w:p>
     <w:p>
@@ -1707,12 +1695,12 @@
       </w:pPr>
       <w:r>
         <w:rPr>
-          <w:rFonts w:ascii="Consolas" w:cs="Consolas" w:eastAsia="Consolas" w:hAnsi="Consolas"/>
           <w:color w:val="7C3AED"/>
-          <w:sz w:val="17"/>
-          <w:szCs w:val="17"/>
-        </w:rPr>
-        <w:t xml:space="preserve">from dotenv import load_dotenv</w:t>
+          <w:rFonts w:ascii="Consolas" w:cs="Consolas" w:eastAsia="Consolas" w:hAnsi="Consolas"/>
+          <w:sz w:val="17"/>
+          <w:szCs w:val="17"/>
+        </w:rPr>
+        <w:t>from dotenv import load_dotenv</w:t>
       </w:r>
     </w:p>
     <w:p>
@@ -1721,12 +1709,12 @@
       </w:pPr>
       <w:r>
         <w:rPr>
-          <w:rFonts w:ascii="Consolas" w:cs="Consolas" w:eastAsia="Consolas" w:hAnsi="Consolas"/>
           <w:color w:val="7C3AED"/>
-          <w:sz w:val="17"/>
-          <w:szCs w:val="17"/>
-        </w:rPr>
-        <w:t xml:space="preserve">import os, httpx</w:t>
+          <w:rFonts w:ascii="Consolas" w:cs="Consolas" w:eastAsia="Consolas" w:hAnsi="Consolas"/>
+          <w:sz w:val="17"/>
+          <w:szCs w:val="17"/>
+        </w:rPr>
+        <w:t>import os, httpx</w:t>
       </w:r>
     </w:p>
     <w:p>
@@ -1735,12 +1723,11 @@
       </w:pPr>
       <w:r>
         <w:rPr>
-          <w:rFonts w:ascii="Consolas" w:cs="Consolas" w:eastAsia="Consolas" w:hAnsi="Consolas"/>
-          <w:color w:val="334155"/>
-          <w:sz w:val="17"/>
-          <w:szCs w:val="17"/>
-        </w:rPr>
-        <w:t xml:space="preserve"/>
+          <w:color w:val="334155"/>
+          <w:rFonts w:ascii="Consolas" w:cs="Consolas" w:eastAsia="Consolas" w:hAnsi="Consolas"/>
+          <w:sz w:val="17"/>
+          <w:szCs w:val="17"/>
+        </w:rPr>
       </w:r>
     </w:p>
     <w:p>
@@ -1749,12 +1736,12 @@
       </w:pPr>
       <w:r>
         <w:rPr>
-          <w:rFonts w:ascii="Consolas" w:cs="Consolas" w:eastAsia="Consolas" w:hAnsi="Consolas"/>
-          <w:color w:val="334155"/>
-          <w:sz w:val="17"/>
-          <w:szCs w:val="17"/>
-        </w:rPr>
-        <w:t xml:space="preserve">load_dotenv()</w:t>
+          <w:color w:val="334155"/>
+          <w:rFonts w:ascii="Consolas" w:cs="Consolas" w:eastAsia="Consolas" w:hAnsi="Consolas"/>
+          <w:sz w:val="17"/>
+          <w:szCs w:val="17"/>
+        </w:rPr>
+        <w:t>load_dotenv()</w:t>
       </w:r>
     </w:p>
     <w:p>
@@ -1763,12 +1750,12 @@
       </w:pPr>
       <w:r>
         <w:rPr>
-          <w:rFonts w:ascii="Consolas" w:cs="Consolas" w:eastAsia="Consolas" w:hAnsi="Consolas"/>
-          <w:color w:val="334155"/>
-          <w:sz w:val="17"/>
-          <w:szCs w:val="17"/>
-        </w:rPr>
-        <w:t xml:space="preserve">app = FastAPI()</w:t>
+          <w:color w:val="334155"/>
+          <w:rFonts w:ascii="Consolas" w:cs="Consolas" w:eastAsia="Consolas" w:hAnsi="Consolas"/>
+          <w:sz w:val="17"/>
+          <w:szCs w:val="17"/>
+        </w:rPr>
+        <w:t>app = FastAPI()</w:t>
       </w:r>
     </w:p>
     <w:p>
@@ -1777,12 +1764,12 @@
       </w:pPr>
       <w:r>
         <w:rPr>
-          <w:rFonts w:ascii="Consolas" w:cs="Consolas" w:eastAsia="Consolas" w:hAnsi="Consolas"/>
-          <w:color w:val="334155"/>
-          <w:sz w:val="17"/>
-          <w:szCs w:val="17"/>
-        </w:rPr>
-        <w:t xml:space="preserve">JELLYFIN_URL = os.getenv('JELLYFIN_URL')</w:t>
+          <w:color w:val="334155"/>
+          <w:rFonts w:ascii="Consolas" w:cs="Consolas" w:eastAsia="Consolas" w:hAnsi="Consolas"/>
+          <w:sz w:val="17"/>
+          <w:szCs w:val="17"/>
+        </w:rPr>
+        <w:t>JELLYFIN_URL = os.getenv('JELLYFIN_URL')</w:t>
       </w:r>
     </w:p>
     <w:p>
@@ -1791,12 +1778,12 @@
       </w:pPr>
       <w:r>
         <w:rPr>
-          <w:rFonts w:ascii="Consolas" w:cs="Consolas" w:eastAsia="Consolas" w:hAnsi="Consolas"/>
-          <w:color w:val="334155"/>
-          <w:sz w:val="17"/>
-          <w:szCs w:val="17"/>
-        </w:rPr>
-        <w:t xml:space="preserve">JELLYFIN_KEY = os.getenv('JELLYFIN_API_KEY')</w:t>
+          <w:color w:val="334155"/>
+          <w:rFonts w:ascii="Consolas" w:cs="Consolas" w:eastAsia="Consolas" w:hAnsi="Consolas"/>
+          <w:sz w:val="17"/>
+          <w:szCs w:val="17"/>
+        </w:rPr>
+        <w:t>JELLYFIN_KEY = os.getenv('JELLYFIN_API_KEY')</w:t>
       </w:r>
     </w:p>
     <w:p>
@@ -1805,12 +1792,11 @@
       </w:pPr>
       <w:r>
         <w:rPr>
-          <w:rFonts w:ascii="Consolas" w:cs="Consolas" w:eastAsia="Consolas" w:hAnsi="Consolas"/>
-          <w:color w:val="334155"/>
-          <w:sz w:val="17"/>
-          <w:szCs w:val="17"/>
-        </w:rPr>
-        <w:t xml:space="preserve"/>
+          <w:color w:val="334155"/>
+          <w:rFonts w:ascii="Consolas" w:cs="Consolas" w:eastAsia="Consolas" w:hAnsi="Consolas"/>
+          <w:sz w:val="17"/>
+          <w:szCs w:val="17"/>
+        </w:rPr>
       </w:r>
     </w:p>
     <w:p>
@@ -1819,12 +1805,12 @@
       </w:pPr>
       <w:r>
         <w:rPr>
-          <w:rFonts w:ascii="Consolas" w:cs="Consolas" w:eastAsia="Consolas" w:hAnsi="Consolas"/>
           <w:color w:val="7C3AED"/>
-          <w:sz w:val="17"/>
-          <w:szCs w:val="17"/>
-        </w:rPr>
-        <w:t xml:space="preserve">@app.get('/health')</w:t>
+          <w:rFonts w:ascii="Consolas" w:cs="Consolas" w:eastAsia="Consolas" w:hAnsi="Consolas"/>
+          <w:sz w:val="17"/>
+          <w:szCs w:val="17"/>
+        </w:rPr>
+        <w:t>@app.get('/health')</w:t>
       </w:r>
     </w:p>
     <w:p>
@@ -1833,12 +1819,12 @@
       </w:pPr>
       <w:r>
         <w:rPr>
-          <w:rFonts w:ascii="Consolas" w:cs="Consolas" w:eastAsia="Consolas" w:hAnsi="Consolas"/>
           <w:color w:val="059669"/>
-          <w:sz w:val="17"/>
-          <w:szCs w:val="17"/>
-        </w:rPr>
-        <w:t xml:space="preserve">async def health():</w:t>
+          <w:rFonts w:ascii="Consolas" w:cs="Consolas" w:eastAsia="Consolas" w:hAnsi="Consolas"/>
+          <w:sz w:val="17"/>
+          <w:szCs w:val="17"/>
+        </w:rPr>
+        <w:t>async def health():</w:t>
       </w:r>
     </w:p>
     <w:p>
@@ -1847,8 +1833,8 @@
       </w:pPr>
       <w:r>
         <w:rPr>
-          <w:rFonts w:ascii="Consolas" w:cs="Consolas" w:eastAsia="Consolas" w:hAnsi="Consolas"/>
-          <w:color w:val="334155"/>
+          <w:color w:val="334155"/>
+          <w:rFonts w:ascii="Consolas" w:cs="Consolas" w:eastAsia="Consolas" w:hAnsi="Consolas"/>
           <w:sz w:val="17"/>
           <w:szCs w:val="17"/>
         </w:rPr>
@@ -1861,12 +1847,11 @@
       </w:pPr>
       <w:r>
         <w:rPr>
-          <w:rFonts w:ascii="Consolas" w:cs="Consolas" w:eastAsia="Consolas" w:hAnsi="Consolas"/>
-          <w:color w:val="334155"/>
-          <w:sz w:val="17"/>
-          <w:szCs w:val="17"/>
-        </w:rPr>
-        <w:t xml:space="preserve"/>
+          <w:color w:val="334155"/>
+          <w:rFonts w:ascii="Consolas" w:cs="Consolas" w:eastAsia="Consolas" w:hAnsi="Consolas"/>
+          <w:sz w:val="17"/>
+          <w:szCs w:val="17"/>
+        </w:rPr>
       </w:r>
     </w:p>
     <w:p>
@@ -1875,12 +1860,12 @@
       </w:pPr>
       <w:r>
         <w:rPr>
-          <w:rFonts w:ascii="Consolas" w:cs="Consolas" w:eastAsia="Consolas" w:hAnsi="Consolas"/>
           <w:color w:val="7C3AED"/>
-          <w:sz w:val="17"/>
-          <w:szCs w:val="17"/>
-        </w:rPr>
-        <w:t xml:space="preserve">@app.get('/library')</w:t>
+          <w:rFonts w:ascii="Consolas" w:cs="Consolas" w:eastAsia="Consolas" w:hAnsi="Consolas"/>
+          <w:sz w:val="17"/>
+          <w:szCs w:val="17"/>
+        </w:rPr>
+        <w:t>@app.get('/library')</w:t>
       </w:r>
     </w:p>
     <w:p>
@@ -1889,12 +1874,12 @@
       </w:pPr>
       <w:r>
         <w:rPr>
-          <w:rFonts w:ascii="Consolas" w:cs="Consolas" w:eastAsia="Consolas" w:hAnsi="Consolas"/>
           <w:color w:val="059669"/>
-          <w:sz w:val="17"/>
-          <w:szCs w:val="17"/>
-        </w:rPr>
-        <w:t xml:space="preserve">async def get_library():</w:t>
+          <w:rFonts w:ascii="Consolas" w:cs="Consolas" w:eastAsia="Consolas" w:hAnsi="Consolas"/>
+          <w:sz w:val="17"/>
+          <w:szCs w:val="17"/>
+        </w:rPr>
+        <w:t>async def get_library():</w:t>
       </w:r>
     </w:p>
     <w:p>
@@ -1903,8 +1888,8 @@
       </w:pPr>
       <w:r>
         <w:rPr>
-          <w:rFonts w:ascii="Consolas" w:cs="Consolas" w:eastAsia="Consolas" w:hAnsi="Consolas"/>
-          <w:color w:val="334155"/>
+          <w:color w:val="334155"/>
+          <w:rFonts w:ascii="Consolas" w:cs="Consolas" w:eastAsia="Consolas" w:hAnsi="Consolas"/>
           <w:sz w:val="17"/>
           <w:szCs w:val="17"/>
         </w:rPr>
@@ -1917,8 +1902,8 @@
       </w:pPr>
       <w:r>
         <w:rPr>
-          <w:rFonts w:ascii="Consolas" w:cs="Consolas" w:eastAsia="Consolas" w:hAnsi="Consolas"/>
-          <w:color w:val="334155"/>
+          <w:color w:val="334155"/>
+          <w:rFonts w:ascii="Consolas" w:cs="Consolas" w:eastAsia="Consolas" w:hAnsi="Consolas"/>
           <w:sz w:val="17"/>
           <w:szCs w:val="17"/>
         </w:rPr>
@@ -1931,8 +1916,8 @@
       </w:pPr>
       <w:r>
         <w:rPr>
-          <w:rFonts w:ascii="Consolas" w:cs="Consolas" w:eastAsia="Consolas" w:hAnsi="Consolas"/>
-          <w:color w:val="334155"/>
+          <w:color w:val="334155"/>
+          <w:rFonts w:ascii="Consolas" w:cs="Consolas" w:eastAsia="Consolas" w:hAnsi="Consolas"/>
           <w:sz w:val="17"/>
           <w:szCs w:val="17"/>
         </w:rPr>
@@ -1945,8 +1930,8 @@
       </w:pPr>
       <w:r>
         <w:rPr>
-          <w:rFonts w:ascii="Consolas" w:cs="Consolas" w:eastAsia="Consolas" w:hAnsi="Consolas"/>
-          <w:color w:val="334155"/>
+          <w:color w:val="334155"/>
+          <w:rFonts w:ascii="Consolas" w:cs="Consolas" w:eastAsia="Consolas" w:hAnsi="Consolas"/>
           <w:sz w:val="17"/>
           <w:szCs w:val="17"/>
         </w:rPr>
@@ -1957,9 +1942,7 @@
       <w:pPr>
         <w:spacing w:before="0" w:after="0"/>
       </w:pPr>
-      <w:r>
-        <w:t xml:space="preserve"/>
-      </w:r>
+      <w:r/>
     </w:p>
     <w:p>
       <w:pPr>
@@ -1967,29 +1950,29 @@
       </w:pPr>
       <w:r>
         <w:rPr>
-          <w:rFonts w:ascii="Arial" w:cs="Arial" w:eastAsia="Arial" w:hAnsi="Arial"/>
+          <w:bCs/>
           <w:b/>
-          <w:bCs/>
           <w:color w:val="0F172A"/>
+          <w:rFonts w:ascii="Arial" w:cs="Arial" w:eastAsia="Arial" w:hAnsi="Arial"/>
           <w:sz w:val="21"/>
           <w:szCs w:val="21"/>
         </w:rPr>
-        <w:t xml:space="preserve">Run your server</w:t>
-      </w:r>
-    </w:p>
-    <w:p>
-      <w:pPr>
+        <w:t>Run your server</w:t>
+      </w:r>
+    </w:p>
+    <w:p>
+      <w:pPr>
+        <w:ind w:left="360"/>
         <w:spacing w:before="40" w:after="40"/>
-        <w:ind w:left="360"/>
-      </w:pPr>
-      <w:r>
-        <w:rPr>
-          <w:rFonts w:ascii="Consolas" w:cs="Consolas" w:eastAsia="Consolas" w:hAnsi="Consolas"/>
+      </w:pPr>
+      <w:r>
+        <w:rPr>
           <w:color w:val="0891B2"/>
+          <w:rFonts w:ascii="Consolas" w:cs="Consolas" w:eastAsia="Consolas" w:hAnsi="Consolas"/>
           <w:sz w:val="18"/>
           <w:szCs w:val="18"/>
         </w:rPr>
-        <w:t xml:space="preserve">uvicorn main:app --reload</w:t>
+        <w:t>uvicorn main:app --reload</w:t>
       </w:r>
     </w:p>
     <w:p>
@@ -1998,32 +1981,30 @@
       </w:pPr>
       <w:r>
         <w:rPr>
-          <w:rFonts w:ascii="Arial" w:cs="Arial" w:eastAsia="Arial" w:hAnsi="Arial"/>
-          <w:color w:val="334155"/>
+          <w:color w:val="334155"/>
+          <w:rFonts w:ascii="Arial" w:cs="Arial" w:eastAsia="Arial" w:hAnsi="Arial"/>
           <w:sz w:val="20"/>
           <w:szCs w:val="20"/>
         </w:rPr>
-        <w:t xml:space="preserve">Then open your browser and go to http://localhost:8000/health — if you see {status: ok} you're alive. 🎉</w:t>
+        <w:t>Then open your browser and go to http://localhost:8000/health — if you see {status: ok} you're alive. 🎉</w:t>
       </w:r>
     </w:p>
     <w:p>
       <w:pPr>
         <w:spacing w:before="0" w:after="0"/>
       </w:pPr>
-      <w:r>
-        <w:t xml:space="preserve"/>
-      </w:r>
+      <w:r/>
     </w:p>
     <w:tbl>
       <w:tblPr>
         <w:tblW w:type="dxa" w:w="9360"/>
         <w:tblBorders>
-          <w:top w:val="single" w:color="auto" w:sz="4"/>
-          <w:left w:val="single" w:color="auto" w:sz="4"/>
-          <w:bottom w:val="single" w:color="auto" w:sz="4"/>
-          <w:right w:val="single" w:color="auto" w:sz="4"/>
-          <w:insideH w:val="single" w:color="auto" w:sz="4"/>
-          <w:insideV w:val="single" w:color="auto" w:sz="4"/>
+          <w:top w:val="single" w:sz="4" w:color="auto" w:space="0"/>
+          <w:bottom w:val="single" w:sz="4" w:color="auto" w:space="0"/>
+          <w:left w:val="single" w:sz="4" w:color="auto" w:space="0"/>
+          <w:right w:val="single" w:sz="4" w:color="auto" w:space="0"/>
+          <w:insideH w:val="single" w:sz="4" w:color="auto" w:space="0"/>
+          <w:insideV w:val="single" w:sz="4" w:color="auto" w:space="0"/>
         </w:tblBorders>
       </w:tblPr>
       <w:tblGrid>
@@ -2032,30 +2013,30 @@
       <w:tr>
         <w:tc>
           <w:tcPr>
-            <w:tcW w:type="dxa" w:w="9360"/>
-            <w:tcBorders>
-              <w:top w:val="single" w:color="CBD5E1" w:sz="1"/>
-              <w:left w:val="single" w:color="CBD5E1" w:sz="1"/>
-              <w:bottom w:val="single" w:color="CBD5E1" w:sz="1"/>
-              <w:right w:val="single" w:color="CBD5E1" w:sz="1"/>
-            </w:tcBorders>
-            <w:shd w:fill="ECFEFF" w:val="clear"/>
             <w:tcMar>
               <w:top w:type="dxa" w:w="100"/>
               <w:left w:type="dxa" w:w="200"/>
               <w:bottom w:type="dxa" w:w="100"/>
               <w:right w:type="dxa" w:w="200"/>
             </w:tcMar>
+            <w:tcBorders>
+              <w:top w:val="single" w:sz="1" w:color="CBD5E1" w:space="0"/>
+              <w:bottom w:val="single" w:sz="1" w:color="CBD5E1" w:space="0"/>
+              <w:left w:val="single" w:sz="1" w:color="CBD5E1" w:space="0"/>
+              <w:right w:val="single" w:sz="1" w:color="CBD5E1" w:space="0"/>
+            </w:tcBorders>
+            <w:shd w:fill="ECFEFF" w:val="clear"/>
+            <w:tcW w:w="9360" w:type="dxa"/>
           </w:tcPr>
           <w:p>
             <w:r>
               <w:rPr>
-                <w:rFonts w:ascii="Arial" w:cs="Arial" w:eastAsia="Arial" w:hAnsi="Arial"/>
                 <w:color w:val="0891B2"/>
+                <w:rFonts w:ascii="Arial" w:cs="Arial" w:eastAsia="Arial" w:hAnsi="Arial"/>
                 <w:sz w:val="19"/>
                 <w:szCs w:val="19"/>
               </w:rPr>
-              <w:t xml:space="preserve">💡 FastAPI gives you free interactive docs at http://localhost:8000/docs — you can test every route right there in the browser. Use it constantly.</w:t>
+              <w:t>💡 FastAPI gives you free interactive docs at http://localhost:8000/docs — you can test every route right there in the browser. Use it constantly.</w:t>
             </w:r>
           </w:p>
         </w:tc>
@@ -2065,9 +2046,7 @@
       <w:pPr>
         <w:spacing w:before="0" w:after="0"/>
       </w:pPr>
-      <w:r>
-        <w:t xml:space="preserve"/>
-      </w:r>
+      <w:r/>
     </w:p>
     <w:p>
       <w:pPr>
@@ -2075,14 +2054,14 @@
       </w:pPr>
       <w:r>
         <w:rPr>
-          <w:rFonts w:ascii="Arial" w:cs="Arial" w:eastAsia="Arial" w:hAnsi="Arial"/>
+          <w:bCs/>
           <w:b/>
-          <w:bCs/>
           <w:color w:val="0F172A"/>
+          <w:rFonts w:ascii="Arial" w:cs="Arial" w:eastAsia="Arial" w:hAnsi="Arial"/>
           <w:sz w:val="21"/>
           <w:szCs w:val="21"/>
         </w:rPr>
-        <w:t xml:space="preserve">Phase 1 checklist</w:t>
+        <w:t>Phase 1 checklist</w:t>
       </w:r>
     </w:p>
     <w:p>
@@ -2093,15 +2072,19 @@
           <w:numId w:val="4"/>
         </w:numPr>
         <w:spacing w:before="45" w:after="45"/>
-      </w:pPr>
-      <w:r>
-        <w:rPr>
-          <w:rFonts w:ascii="Consolas" w:cs="Consolas" w:eastAsia="Consolas" w:hAnsi="Consolas"/>
-          <w:color w:val="334155"/>
-          <w:sz w:val="19"/>
-          <w:szCs w:val="19"/>
-        </w:rPr>
-        <w:t xml:space="preserve">FastAPI server starts with no errors</w:t>
+        <w:rPr>
+          <w:highlight w:val="green"/>
+        </w:rPr>
+      </w:pPr>
+      <w:r>
+        <w:rPr>
+          <w:color w:val="334155"/>
+          <w:highlight w:val="green"/>
+          <w:rFonts w:ascii="Consolas" w:cs="Consolas" w:eastAsia="Consolas" w:hAnsi="Consolas"/>
+          <w:sz w:val="19"/>
+          <w:szCs w:val="19"/>
+        </w:rPr>
+        <w:t>FastAPI server starts with no errors</w:t>
       </w:r>
     </w:p>
     <w:p>
@@ -2112,15 +2095,19 @@
           <w:numId w:val="4"/>
         </w:numPr>
         <w:spacing w:before="45" w:after="45"/>
-      </w:pPr>
-      <w:r>
-        <w:rPr>
-          <w:rFonts w:ascii="Consolas" w:cs="Consolas" w:eastAsia="Consolas" w:hAnsi="Consolas"/>
-          <w:color w:val="334155"/>
-          <w:sz w:val="19"/>
-          <w:szCs w:val="19"/>
-        </w:rPr>
-        <w:t xml:space="preserve">Health route returns ok</w:t>
+        <w:rPr>
+          <w:highlight w:val="green"/>
+        </w:rPr>
+      </w:pPr>
+      <w:r>
+        <w:rPr>
+          <w:color w:val="334155"/>
+          <w:highlight w:val="green"/>
+          <w:rFonts w:ascii="Consolas" w:cs="Consolas" w:eastAsia="Consolas" w:hAnsi="Consolas"/>
+          <w:sz w:val="19"/>
+          <w:szCs w:val="19"/>
+        </w:rPr>
+        <w:t>Health route returns ok</w:t>
       </w:r>
     </w:p>
     <w:p>
@@ -2131,15 +2118,19 @@
           <w:numId w:val="4"/>
         </w:numPr>
         <w:spacing w:before="45" w:after="45"/>
-      </w:pPr>
-      <w:r>
-        <w:rPr>
-          <w:rFonts w:ascii="Consolas" w:cs="Consolas" w:eastAsia="Consolas" w:hAnsi="Consolas"/>
-          <w:color w:val="334155"/>
-          <w:sz w:val="19"/>
-          <w:szCs w:val="19"/>
-        </w:rPr>
-        <w:t xml:space="preserve">Library route returns data from your Jellyfin server</w:t>
+        <w:rPr>
+          <w:highlight w:val="green"/>
+        </w:rPr>
+      </w:pPr>
+      <w:r>
+        <w:rPr>
+          <w:color w:val="334155"/>
+          <w:highlight w:val="green"/>
+          <w:rFonts w:ascii="Consolas" w:cs="Consolas" w:eastAsia="Consolas" w:hAnsi="Consolas"/>
+          <w:sz w:val="19"/>
+          <w:szCs w:val="19"/>
+        </w:rPr>
+        <w:t>Library route returns data from your Jellyfin server</w:t>
       </w:r>
     </w:p>
     <w:p>
@@ -2150,15 +2141,19 @@
           <w:numId w:val="4"/>
         </w:numPr>
         <w:spacing w:before="45" w:after="45"/>
-      </w:pPr>
-      <w:r>
-        <w:rPr>
-          <w:rFonts w:ascii="Consolas" w:cs="Consolas" w:eastAsia="Consolas" w:hAnsi="Consolas"/>
-          <w:color w:val="334155"/>
-          <w:sz w:val="19"/>
-          <w:szCs w:val="19"/>
-        </w:rPr>
-        <w:t xml:space="preserve">Error handled gracefully when Jellyfin is offline</w:t>
+        <w:rPr>
+          <w:highlight w:val="yellow"/>
+        </w:rPr>
+      </w:pPr>
+      <w:r>
+        <w:rPr>
+          <w:color w:val="334155"/>
+          <w:highlight w:val="yellow"/>
+          <w:rFonts w:ascii="Consolas" w:cs="Consolas" w:eastAsia="Consolas" w:hAnsi="Consolas"/>
+          <w:sz w:val="19"/>
+          <w:szCs w:val="19"/>
+        </w:rPr>
+        <w:t>Error handled gracefully when Jellyfin is offline</w:t>
       </w:r>
     </w:p>
     <w:p>
@@ -2169,15 +2164,19 @@
           <w:numId w:val="4"/>
         </w:numPr>
         <w:spacing w:before="45" w:after="45"/>
-      </w:pPr>
-      <w:r>
-        <w:rPr>
-          <w:rFonts w:ascii="Consolas" w:cs="Consolas" w:eastAsia="Consolas" w:hAnsi="Consolas"/>
-          <w:color w:val="334155"/>
-          <w:sz w:val="19"/>
-          <w:szCs w:val="19"/>
-        </w:rPr>
-        <w:t xml:space="preserve">.env file set up and working</w:t>
+        <w:rPr>
+          <w:highlight w:val="green"/>
+        </w:rPr>
+      </w:pPr>
+      <w:r>
+        <w:rPr>
+          <w:color w:val="334155"/>
+          <w:highlight w:val="green"/>
+          <w:rFonts w:ascii="Consolas" w:cs="Consolas" w:eastAsia="Consolas" w:hAnsi="Consolas"/>
+          <w:sz w:val="19"/>
+          <w:szCs w:val="19"/>
+        </w:rPr>
+        <w:t>.env file set up and working</w:t>
       </w:r>
     </w:p>
     <w:p>
@@ -2188,15 +2187,19 @@
           <w:numId w:val="4"/>
         </w:numPr>
         <w:spacing w:before="45" w:after="45"/>
-      </w:pPr>
-      <w:r>
-        <w:rPr>
-          <w:rFonts w:ascii="Consolas" w:cs="Consolas" w:eastAsia="Consolas" w:hAnsi="Consolas"/>
-          <w:color w:val="334155"/>
-          <w:sz w:val="19"/>
-          <w:szCs w:val="19"/>
-        </w:rPr>
-        <w:t xml:space="preserve">First commit pushed to GitHub</w:t>
+        <w:rPr>
+          <w:highlight w:val="green"/>
+        </w:rPr>
+      </w:pPr>
+      <w:r>
+        <w:rPr>
+          <w:color w:val="334155"/>
+          <w:highlight w:val="green"/>
+          <w:rFonts w:ascii="Consolas" w:cs="Consolas" w:eastAsia="Consolas" w:hAnsi="Consolas"/>
+          <w:sz w:val="19"/>
+          <w:szCs w:val="19"/>
+        </w:rPr>
+        <w:t>First commit pushed to GitHub</w:t>
       </w:r>
     </w:p>
     <w:p>
@@ -2207,35 +2210,37 @@
           <w:numId w:val="4"/>
         </w:numPr>
         <w:spacing w:before="45" w:after="45"/>
-      </w:pPr>
-      <w:r>
-        <w:rPr>
-          <w:rFonts w:ascii="Consolas" w:cs="Consolas" w:eastAsia="Consolas" w:hAnsi="Consolas"/>
-          <w:color w:val="334155"/>
-          <w:sz w:val="19"/>
-          <w:szCs w:val="19"/>
-        </w:rPr>
-        <w:t xml:space="preserve">README updated with basic project description</w:t>
+        <w:rPr>
+          <w:highlight w:val="green"/>
+        </w:rPr>
+      </w:pPr>
+      <w:r>
+        <w:rPr>
+          <w:color w:val="334155"/>
+          <w:highlight w:val="green"/>
+          <w:rFonts w:ascii="Consolas" w:cs="Consolas" w:eastAsia="Consolas" w:hAnsi="Consolas"/>
+          <w:sz w:val="19"/>
+          <w:szCs w:val="19"/>
+        </w:rPr>
+        <w:t>README updated with basic project description</w:t>
       </w:r>
     </w:p>
     <w:p>
       <w:pPr>
         <w:spacing w:before="0" w:after="0"/>
       </w:pPr>
-      <w:r>
-        <w:t xml:space="preserve"/>
-      </w:r>
+      <w:r/>
     </w:p>
     <w:tbl>
       <w:tblPr>
         <w:tblW w:type="dxa" w:w="9360"/>
         <w:tblBorders>
-          <w:top w:val="single" w:color="auto" w:sz="4"/>
-          <w:left w:val="single" w:color="auto" w:sz="4"/>
-          <w:bottom w:val="single" w:color="auto" w:sz="4"/>
-          <w:right w:val="single" w:color="auto" w:sz="4"/>
-          <w:insideH w:val="single" w:color="auto" w:sz="4"/>
-          <w:insideV w:val="single" w:color="auto" w:sz="4"/>
+          <w:top w:val="single" w:sz="4" w:color="auto" w:space="0"/>
+          <w:bottom w:val="single" w:sz="4" w:color="auto" w:space="0"/>
+          <w:left w:val="single" w:sz="4" w:color="auto" w:space="0"/>
+          <w:right w:val="single" w:sz="4" w:color="auto" w:space="0"/>
+          <w:insideH w:val="single" w:sz="4" w:color="auto" w:space="0"/>
+          <w:insideV w:val="single" w:sz="4" w:color="auto" w:space="0"/>
         </w:tblBorders>
       </w:tblPr>
       <w:tblGrid>
@@ -2244,58 +2249,58 @@
       <w:tr>
         <w:tc>
           <w:tcPr>
-            <w:tcW w:type="dxa" w:w="9360"/>
-            <w:tcBorders>
-              <w:top w:val="single" w:color="CBD5E1" w:sz="1"/>
-              <w:left w:val="single" w:color="CBD5E1" w:sz="1"/>
-              <w:bottom w:val="single" w:color="CBD5E1" w:sz="1"/>
-              <w:right w:val="single" w:color="CBD5E1" w:sz="1"/>
-            </w:tcBorders>
-            <w:shd w:fill="059669" w:val="clear"/>
             <w:tcMar>
               <w:top w:type="dxa" w:w="140"/>
               <w:left w:type="dxa" w:w="240"/>
               <w:bottom w:type="dxa" w:w="140"/>
               <w:right w:type="dxa" w:w="240"/>
             </w:tcMar>
+            <w:tcBorders>
+              <w:top w:val="single" w:sz="1" w:color="CBD5E1" w:space="0"/>
+              <w:bottom w:val="single" w:sz="1" w:color="CBD5E1" w:space="0"/>
+              <w:left w:val="single" w:sz="1" w:color="CBD5E1" w:space="0"/>
+              <w:right w:val="single" w:sz="1" w:color="CBD5E1" w:space="0"/>
+            </w:tcBorders>
+            <w:shd w:fill="059669" w:val="clear"/>
+            <w:tcW w:w="9360" w:type="dxa"/>
           </w:tcPr>
           <w:p>
             <w:r>
               <w:rPr>
-                <w:rFonts w:ascii="Arial" w:cs="Arial" w:eastAsia="Arial" w:hAnsi="Arial"/>
+                <w:bCs/>
                 <w:b/>
-                <w:bCs/>
                 <w:color w:val="94A3B8"/>
+                <w:rFonts w:ascii="Arial" w:cs="Arial" w:eastAsia="Arial" w:hAnsi="Arial"/>
                 <w:sz w:val="18"/>
                 <w:szCs w:val="18"/>
               </w:rPr>
-              <w:t xml:space="preserve">PHASE 2 — Month 2 to 3</w:t>
-            </w:r>
-          </w:p>
-          <w:p>
-            <w:r>
-              <w:rPr>
-                <w:rFonts w:ascii="Arial" w:cs="Arial" w:eastAsia="Arial" w:hAnsi="Arial"/>
+              <w:t>PHASE 2 — Month 2 to 3</w:t>
+            </w:r>
+          </w:p>
+          <w:p>
+            <w:r>
+              <w:rPr>
+                <w:bCs/>
                 <w:b/>
-                <w:bCs/>
                 <w:color w:val="FFFFFF"/>
+                <w:rFonts w:ascii="Arial" w:cs="Arial" w:eastAsia="Arial" w:hAnsi="Arial"/>
                 <w:sz w:val="26"/>
                 <w:szCs w:val="26"/>
               </w:rPr>
-              <w:t xml:space="preserve">Build the Basic Frontend</w:t>
-            </w:r>
-          </w:p>
-          <w:p>
-            <w:r>
-              <w:rPr>
-                <w:rFonts w:ascii="Arial" w:cs="Arial" w:eastAsia="Arial" w:hAnsi="Arial"/>
+              <w:t>Build the Basic Frontend</w:t>
+            </w:r>
+          </w:p>
+          <w:p>
+            <w:r>
+              <w:rPr>
+                <w:iCs/>
                 <w:i/>
-                <w:iCs/>
                 <w:color w:val="94A3B8"/>
+                <w:rFonts w:ascii="Arial" w:cs="Arial" w:eastAsia="Arial" w:hAnsi="Arial"/>
                 <w:sz w:val="19"/>
                 <w:szCs w:val="19"/>
               </w:rPr>
-              <w:t xml:space="preserve">A dead simple HTML/JS page that shows your library. No React yet — just vanilla JS.</w:t>
+              <w:t>A dead simple HTML/JS page that shows your library. No React yet — just vanilla JS.</w:t>
             </w:r>
           </w:p>
         </w:tc>
@@ -2305,9 +2310,7 @@
       <w:pPr>
         <w:spacing w:before="0" w:after="0"/>
       </w:pPr>
-      <w:r>
-        <w:t xml:space="preserve"/>
-      </w:r>
+      <w:r/>
     </w:p>
     <w:p>
       <w:pPr>
@@ -2315,21 +2318,19 @@
       </w:pPr>
       <w:r>
         <w:rPr>
-          <w:rFonts w:ascii="Arial" w:cs="Arial" w:eastAsia="Arial" w:hAnsi="Arial"/>
-          <w:color w:val="334155"/>
+          <w:color w:val="334155"/>
+          <w:rFonts w:ascii="Arial" w:cs="Arial" w:eastAsia="Arial" w:hAnsi="Arial"/>
           <w:sz w:val="20"/>
           <w:szCs w:val="20"/>
         </w:rPr>
-        <w:t xml:space="preserve">Don't overthink the frontend at this stage. You just need something visual so TideULT feels real. Plain HTML and JavaScript is totally fine for now. React comes later.</w:t>
+        <w:t>Don't overthink the frontend at this stage. You just need something visual so TideULT feels real. Plain HTML and JavaScript is totally fine for now. React comes later.</w:t>
       </w:r>
     </w:p>
     <w:p>
       <w:pPr>
         <w:spacing w:before="0" w:after="0"/>
       </w:pPr>
-      <w:r>
-        <w:t xml:space="preserve"/>
-      </w:r>
+      <w:r/>
     </w:p>
     <w:p>
       <w:pPr>
@@ -2337,14 +2338,14 @@
       </w:pPr>
       <w:r>
         <w:rPr>
-          <w:rFonts w:ascii="Arial" w:cs="Arial" w:eastAsia="Arial" w:hAnsi="Arial"/>
+          <w:bCs/>
           <w:b/>
-          <w:bCs/>
           <w:color w:val="0F172A"/>
+          <w:rFonts w:ascii="Arial" w:cs="Arial" w:eastAsia="Arial" w:hAnsi="Arial"/>
           <w:sz w:val="21"/>
           <w:szCs w:val="21"/>
         </w:rPr>
-        <w:t xml:space="preserve">What you're building</w:t>
+        <w:t>What you're building</w:t>
       </w:r>
     </w:p>
     <w:p>
@@ -2358,12 +2359,12 @@
       </w:pPr>
       <w:r>
         <w:rPr>
-          <w:rFonts w:ascii="Arial" w:cs="Arial" w:eastAsia="Arial" w:hAnsi="Arial"/>
-          <w:color w:val="334155"/>
-          <w:sz w:val="19"/>
-          <w:szCs w:val="19"/>
-        </w:rPr>
-        <w:t xml:space="preserve">A single index.html page</w:t>
+          <w:color w:val="334155"/>
+          <w:rFonts w:ascii="Arial" w:cs="Arial" w:eastAsia="Arial" w:hAnsi="Arial"/>
+          <w:sz w:val="19"/>
+          <w:szCs w:val="19"/>
+        </w:rPr>
+        <w:t>A single index.html page</w:t>
       </w:r>
     </w:p>
     <w:p>
@@ -2377,12 +2378,12 @@
       </w:pPr>
       <w:r>
         <w:rPr>
-          <w:rFonts w:ascii="Arial" w:cs="Arial" w:eastAsia="Arial" w:hAnsi="Arial"/>
-          <w:color w:val="334155"/>
-          <w:sz w:val="19"/>
-          <w:szCs w:val="19"/>
-        </w:rPr>
-        <w:t xml:space="preserve">A grid or list of your movies and shows pulled from your own API</w:t>
+          <w:color w:val="334155"/>
+          <w:rFonts w:ascii="Arial" w:cs="Arial" w:eastAsia="Arial" w:hAnsi="Arial"/>
+          <w:sz w:val="19"/>
+          <w:szCs w:val="19"/>
+        </w:rPr>
+        <w:t>A grid or list of your movies and shows pulled from your own API</w:t>
       </w:r>
     </w:p>
     <w:p>
@@ -2396,12 +2397,12 @@
       </w:pPr>
       <w:r>
         <w:rPr>
-          <w:rFonts w:ascii="Arial" w:cs="Arial" w:eastAsia="Arial" w:hAnsi="Arial"/>
-          <w:color w:val="334155"/>
-          <w:sz w:val="19"/>
-          <w:szCs w:val="19"/>
-        </w:rPr>
-        <w:t xml:space="preserve">Click a title and see the details for that item</w:t>
+          <w:color w:val="334155"/>
+          <w:rFonts w:ascii="Arial" w:cs="Arial" w:eastAsia="Arial" w:hAnsi="Arial"/>
+          <w:sz w:val="19"/>
+          <w:szCs w:val="19"/>
+        </w:rPr>
+        <w:t>Click a title and see the details for that item</w:t>
       </w:r>
     </w:p>
     <w:p>
@@ -2415,12 +2416,12 @@
       </w:pPr>
       <w:r>
         <w:rPr>
-          <w:rFonts w:ascii="Arial" w:cs="Arial" w:eastAsia="Arial" w:hAnsi="Arial"/>
-          <w:color w:val="334155"/>
-          <w:sz w:val="19"/>
-          <w:szCs w:val="19"/>
-        </w:rPr>
-        <w:t xml:space="preserve">A loading state so it doesn't look broken while fetching</w:t>
+          <w:color w:val="334155"/>
+          <w:rFonts w:ascii="Arial" w:cs="Arial" w:eastAsia="Arial" w:hAnsi="Arial"/>
+          <w:sz w:val="19"/>
+          <w:szCs w:val="19"/>
+        </w:rPr>
+        <w:t>A loading state so it doesn't look broken while fetching</w:t>
       </w:r>
     </w:p>
     <w:p>
@@ -2434,21 +2435,19 @@
       </w:pPr>
       <w:r>
         <w:rPr>
-          <w:rFonts w:ascii="Arial" w:cs="Arial" w:eastAsia="Arial" w:hAnsi="Arial"/>
-          <w:color w:val="334155"/>
-          <w:sz w:val="19"/>
-          <w:szCs w:val="19"/>
-        </w:rPr>
-        <w:t xml:space="preserve">Basic CSS to make it not embarrassing</w:t>
+          <w:color w:val="334155"/>
+          <w:rFonts w:ascii="Arial" w:cs="Arial" w:eastAsia="Arial" w:hAnsi="Arial"/>
+          <w:sz w:val="19"/>
+          <w:szCs w:val="19"/>
+        </w:rPr>
+        <w:t>Basic CSS to make it not embarrassing</w:t>
       </w:r>
     </w:p>
     <w:p>
       <w:pPr>
         <w:spacing w:before="0" w:after="0"/>
       </w:pPr>
-      <w:r>
-        <w:t xml:space="preserve"/>
-      </w:r>
+      <w:r/>
     </w:p>
     <w:p>
       <w:pPr>
@@ -2456,14 +2455,14 @@
       </w:pPr>
       <w:r>
         <w:rPr>
-          <w:rFonts w:ascii="Arial" w:cs="Arial" w:eastAsia="Arial" w:hAnsi="Arial"/>
+          <w:bCs/>
           <w:b/>
-          <w:bCs/>
           <w:color w:val="0F172A"/>
+          <w:rFonts w:ascii="Arial" w:cs="Arial" w:eastAsia="Arial" w:hAnsi="Arial"/>
           <w:sz w:val="21"/>
           <w:szCs w:val="21"/>
         </w:rPr>
-        <w:t xml:space="preserve">The key JS pattern you need — fetch from your API</w:t>
+        <w:t>The key JS pattern you need — fetch from your API</w:t>
       </w:r>
     </w:p>
     <w:p>
@@ -2472,12 +2471,12 @@
       </w:pPr>
       <w:r>
         <w:rPr>
-          <w:rFonts w:ascii="Consolas" w:cs="Consolas" w:eastAsia="Consolas" w:hAnsi="Consolas"/>
-          <w:color w:val="334155"/>
-          <w:sz w:val="17"/>
-          <w:szCs w:val="17"/>
-        </w:rPr>
-        <w:t xml:space="preserve">async function loadLibrary() {</w:t>
+          <w:color w:val="334155"/>
+          <w:rFonts w:ascii="Consolas" w:cs="Consolas" w:eastAsia="Consolas" w:hAnsi="Consolas"/>
+          <w:sz w:val="17"/>
+          <w:szCs w:val="17"/>
+        </w:rPr>
+        <w:t>async function loadLibrary() {</w:t>
       </w:r>
     </w:p>
     <w:p>
@@ -2486,8 +2485,8 @@
       </w:pPr>
       <w:r>
         <w:rPr>
-          <w:rFonts w:ascii="Consolas" w:cs="Consolas" w:eastAsia="Consolas" w:hAnsi="Consolas"/>
-          <w:color w:val="334155"/>
+          <w:color w:val="334155"/>
+          <w:rFonts w:ascii="Consolas" w:cs="Consolas" w:eastAsia="Consolas" w:hAnsi="Consolas"/>
           <w:sz w:val="17"/>
           <w:szCs w:val="17"/>
         </w:rPr>
@@ -2500,8 +2499,8 @@
       </w:pPr>
       <w:r>
         <w:rPr>
-          <w:rFonts w:ascii="Consolas" w:cs="Consolas" w:eastAsia="Consolas" w:hAnsi="Consolas"/>
-          <w:color w:val="334155"/>
+          <w:color w:val="334155"/>
+          <w:rFonts w:ascii="Consolas" w:cs="Consolas" w:eastAsia="Consolas" w:hAnsi="Consolas"/>
           <w:sz w:val="17"/>
           <w:szCs w:val="17"/>
         </w:rPr>
@@ -2514,8 +2513,8 @@
       </w:pPr>
       <w:r>
         <w:rPr>
-          <w:rFonts w:ascii="Consolas" w:cs="Consolas" w:eastAsia="Consolas" w:hAnsi="Consolas"/>
-          <w:color w:val="334155"/>
+          <w:color w:val="334155"/>
+          <w:rFonts w:ascii="Consolas" w:cs="Consolas" w:eastAsia="Consolas" w:hAnsi="Consolas"/>
           <w:sz w:val="17"/>
           <w:szCs w:val="17"/>
         </w:rPr>
@@ -2528,8 +2527,8 @@
       </w:pPr>
       <w:r>
         <w:rPr>
-          <w:rFonts w:ascii="Consolas" w:cs="Consolas" w:eastAsia="Consolas" w:hAnsi="Consolas"/>
-          <w:color w:val="334155"/>
+          <w:color w:val="334155"/>
+          <w:rFonts w:ascii="Consolas" w:cs="Consolas" w:eastAsia="Consolas" w:hAnsi="Consolas"/>
           <w:sz w:val="17"/>
           <w:szCs w:val="17"/>
         </w:rPr>
@@ -2542,8 +2541,8 @@
       </w:pPr>
       <w:r>
         <w:rPr>
-          <w:rFonts w:ascii="Consolas" w:cs="Consolas" w:eastAsia="Consolas" w:hAnsi="Consolas"/>
-          <w:color w:val="334155"/>
+          <w:color w:val="334155"/>
+          <w:rFonts w:ascii="Consolas" w:cs="Consolas" w:eastAsia="Consolas" w:hAnsi="Consolas"/>
           <w:sz w:val="17"/>
           <w:szCs w:val="17"/>
         </w:rPr>
@@ -2556,8 +2555,8 @@
       </w:pPr>
       <w:r>
         <w:rPr>
-          <w:rFonts w:ascii="Consolas" w:cs="Consolas" w:eastAsia="Consolas" w:hAnsi="Consolas"/>
-          <w:color w:val="334155"/>
+          <w:color w:val="334155"/>
+          <w:rFonts w:ascii="Consolas" w:cs="Consolas" w:eastAsia="Consolas" w:hAnsi="Consolas"/>
           <w:sz w:val="17"/>
           <w:szCs w:val="17"/>
         </w:rPr>
@@ -2570,8 +2569,8 @@
       </w:pPr>
       <w:r>
         <w:rPr>
-          <w:rFonts w:ascii="Consolas" w:cs="Consolas" w:eastAsia="Consolas" w:hAnsi="Consolas"/>
-          <w:color w:val="334155"/>
+          <w:color w:val="334155"/>
+          <w:rFonts w:ascii="Consolas" w:cs="Consolas" w:eastAsia="Consolas" w:hAnsi="Consolas"/>
           <w:sz w:val="17"/>
           <w:szCs w:val="17"/>
         </w:rPr>
@@ -2584,8 +2583,8 @@
       </w:pPr>
       <w:r>
         <w:rPr>
-          <w:rFonts w:ascii="Consolas" w:cs="Consolas" w:eastAsia="Consolas" w:hAnsi="Consolas"/>
-          <w:color w:val="334155"/>
+          <w:color w:val="334155"/>
+          <w:rFonts w:ascii="Consolas" w:cs="Consolas" w:eastAsia="Consolas" w:hAnsi="Consolas"/>
           <w:sz w:val="17"/>
           <w:szCs w:val="17"/>
         </w:rPr>
@@ -2598,8 +2597,8 @@
       </w:pPr>
       <w:r>
         <w:rPr>
-          <w:rFonts w:ascii="Consolas" w:cs="Consolas" w:eastAsia="Consolas" w:hAnsi="Consolas"/>
-          <w:color w:val="334155"/>
+          <w:color w:val="334155"/>
+          <w:rFonts w:ascii="Consolas" w:cs="Consolas" w:eastAsia="Consolas" w:hAnsi="Consolas"/>
           <w:sz w:val="17"/>
           <w:szCs w:val="17"/>
         </w:rPr>
@@ -2612,12 +2611,12 @@
       </w:pPr>
       <w:r>
         <w:rPr>
-          <w:rFonts w:ascii="Consolas" w:cs="Consolas" w:eastAsia="Consolas" w:hAnsi="Consolas"/>
-          <w:color w:val="334155"/>
-          <w:sz w:val="17"/>
-          <w:szCs w:val="17"/>
-        </w:rPr>
-        <w:t xml:space="preserve">}</w:t>
+          <w:color w:val="334155"/>
+          <w:rFonts w:ascii="Consolas" w:cs="Consolas" w:eastAsia="Consolas" w:hAnsi="Consolas"/>
+          <w:sz w:val="17"/>
+          <w:szCs w:val="17"/>
+        </w:rPr>
+        <w:t>}</w:t>
       </w:r>
     </w:p>
     <w:p>
@@ -2626,12 +2625,11 @@
       </w:pPr>
       <w:r>
         <w:rPr>
-          <w:rFonts w:ascii="Consolas" w:cs="Consolas" w:eastAsia="Consolas" w:hAnsi="Consolas"/>
-          <w:color w:val="334155"/>
-          <w:sz w:val="17"/>
-          <w:szCs w:val="17"/>
-        </w:rPr>
-        <w:t xml:space="preserve"/>
+          <w:color w:val="334155"/>
+          <w:rFonts w:ascii="Consolas" w:cs="Consolas" w:eastAsia="Consolas" w:hAnsi="Consolas"/>
+          <w:sz w:val="17"/>
+          <w:szCs w:val="17"/>
+        </w:rPr>
       </w:r>
     </w:p>
     <w:p>
@@ -2640,32 +2638,30 @@
       </w:pPr>
       <w:r>
         <w:rPr>
-          <w:rFonts w:ascii="Consolas" w:cs="Consolas" w:eastAsia="Consolas" w:hAnsi="Consolas"/>
-          <w:color w:val="334155"/>
-          <w:sz w:val="17"/>
-          <w:szCs w:val="17"/>
-        </w:rPr>
-        <w:t xml:space="preserve">loadLibrary();</w:t>
+          <w:color w:val="334155"/>
+          <w:rFonts w:ascii="Consolas" w:cs="Consolas" w:eastAsia="Consolas" w:hAnsi="Consolas"/>
+          <w:sz w:val="17"/>
+          <w:szCs w:val="17"/>
+        </w:rPr>
+        <w:t>loadLibrary();</w:t>
       </w:r>
     </w:p>
     <w:p>
       <w:pPr>
         <w:spacing w:before="0" w:after="0"/>
       </w:pPr>
-      <w:r>
-        <w:t xml:space="preserve"/>
-      </w:r>
+      <w:r/>
     </w:p>
     <w:tbl>
       <w:tblPr>
         <w:tblW w:type="dxa" w:w="9360"/>
         <w:tblBorders>
-          <w:top w:val="single" w:color="auto" w:sz="4"/>
-          <w:left w:val="single" w:color="auto" w:sz="4"/>
-          <w:bottom w:val="single" w:color="auto" w:sz="4"/>
-          <w:right w:val="single" w:color="auto" w:sz="4"/>
-          <w:insideH w:val="single" w:color="auto" w:sz="4"/>
-          <w:insideV w:val="single" w:color="auto" w:sz="4"/>
+          <w:top w:val="single" w:sz="4" w:color="auto" w:space="0"/>
+          <w:bottom w:val="single" w:sz="4" w:color="auto" w:space="0"/>
+          <w:left w:val="single" w:sz="4" w:color="auto" w:space="0"/>
+          <w:right w:val="single" w:sz="4" w:color="auto" w:space="0"/>
+          <w:insideH w:val="single" w:sz="4" w:color="auto" w:space="0"/>
+          <w:insideV w:val="single" w:sz="4" w:color="auto" w:space="0"/>
         </w:tblBorders>
       </w:tblPr>
       <w:tblGrid>
@@ -2674,30 +2670,30 @@
       <w:tr>
         <w:tc>
           <w:tcPr>
-            <w:tcW w:type="dxa" w:w="9360"/>
-            <w:tcBorders>
-              <w:top w:val="single" w:color="CBD5E1" w:sz="1"/>
-              <w:left w:val="single" w:color="CBD5E1" w:sz="1"/>
-              <w:bottom w:val="single" w:color="CBD5E1" w:sz="1"/>
-              <w:right w:val="single" w:color="CBD5E1" w:sz="1"/>
-            </w:tcBorders>
-            <w:shd w:fill="FEF3C7" w:val="clear"/>
             <w:tcMar>
               <w:top w:type="dxa" w:w="100"/>
               <w:left w:type="dxa" w:w="200"/>
               <w:bottom w:type="dxa" w:w="100"/>
               <w:right w:type="dxa" w:w="200"/>
             </w:tcMar>
+            <w:tcBorders>
+              <w:top w:val="single" w:sz="1" w:color="CBD5E1" w:space="0"/>
+              <w:bottom w:val="single" w:sz="1" w:color="CBD5E1" w:space="0"/>
+              <w:left w:val="single" w:sz="1" w:color="CBD5E1" w:space="0"/>
+              <w:right w:val="single" w:sz="1" w:color="CBD5E1" w:space="0"/>
+            </w:tcBorders>
+            <w:shd w:fill="FEF3C7" w:val="clear"/>
+            <w:tcW w:w="9360" w:type="dxa"/>
           </w:tcPr>
           <w:p>
             <w:r>
               <w:rPr>
-                <w:rFonts w:ascii="Arial" w:cs="Arial" w:eastAsia="Arial" w:hAnsi="Arial"/>
                 <w:color w:val="D97706"/>
+                <w:rFonts w:ascii="Arial" w:cs="Arial" w:eastAsia="Arial" w:hAnsi="Arial"/>
                 <w:sz w:val="19"/>
                 <w:szCs w:val="19"/>
               </w:rPr>
-              <w:t xml:space="preserve">⚠️  You'll hit a CORS error when your JS tries to call your Python API. Fix it by adding CORSMiddleware to your FastAPI app — google 'FastAPI CORS middleware' and follow the docs. This is a 2-minute fix.</w:t>
+              <w:t>⚠️  You'll hit a CORS error when your JS tries to call your Python API. Fix it by adding CORSMiddleware to your FastAPI app — google 'FastAPI CORS middleware' and follow the docs. This is a 2-minute fix.</w:t>
             </w:r>
           </w:p>
         </w:tc>
@@ -2707,9 +2703,7 @@
       <w:pPr>
         <w:spacing w:before="0" w:after="0"/>
       </w:pPr>
-      <w:r>
-        <w:t xml:space="preserve"/>
-      </w:r>
+      <w:r/>
     </w:p>
     <w:p>
       <w:pPr>
@@ -2717,14 +2711,14 @@
       </w:pPr>
       <w:r>
         <w:rPr>
-          <w:rFonts w:ascii="Arial" w:cs="Arial" w:eastAsia="Arial" w:hAnsi="Arial"/>
+          <w:bCs/>
           <w:b/>
-          <w:bCs/>
           <w:color w:val="0F172A"/>
+          <w:rFonts w:ascii="Arial" w:cs="Arial" w:eastAsia="Arial" w:hAnsi="Arial"/>
           <w:sz w:val="21"/>
           <w:szCs w:val="21"/>
         </w:rPr>
-        <w:t xml:space="preserve">Phase 2 checklist</w:t>
+        <w:t>Phase 2 checklist</w:t>
       </w:r>
     </w:p>
     <w:p>
@@ -2738,12 +2732,12 @@
       </w:pPr>
       <w:r>
         <w:rPr>
-          <w:rFonts w:ascii="Consolas" w:cs="Consolas" w:eastAsia="Consolas" w:hAnsi="Consolas"/>
-          <w:color w:val="334155"/>
-          <w:sz w:val="19"/>
-          <w:szCs w:val="19"/>
-        </w:rPr>
-        <w:t xml:space="preserve">index.html loads in the browser</w:t>
+          <w:color w:val="334155"/>
+          <w:rFonts w:ascii="Consolas" w:cs="Consolas" w:eastAsia="Consolas" w:hAnsi="Consolas"/>
+          <w:sz w:val="19"/>
+          <w:szCs w:val="19"/>
+        </w:rPr>
+        <w:t>index.html loads in the browser</w:t>
       </w:r>
     </w:p>
     <w:p>
@@ -2757,12 +2751,12 @@
       </w:pPr>
       <w:r>
         <w:rPr>
-          <w:rFonts w:ascii="Consolas" w:cs="Consolas" w:eastAsia="Consolas" w:hAnsi="Consolas"/>
-          <w:color w:val="334155"/>
-          <w:sz w:val="19"/>
-          <w:szCs w:val="19"/>
-        </w:rPr>
-        <w:t xml:space="preserve">Your media library shows up on the page</w:t>
+          <w:color w:val="334155"/>
+          <w:rFonts w:ascii="Consolas" w:cs="Consolas" w:eastAsia="Consolas" w:hAnsi="Consolas"/>
+          <w:sz w:val="19"/>
+          <w:szCs w:val="19"/>
+        </w:rPr>
+        <w:t>Your media library shows up on the page</w:t>
       </w:r>
     </w:p>
     <w:p>
@@ -2776,12 +2770,12 @@
       </w:pPr>
       <w:r>
         <w:rPr>
-          <w:rFonts w:ascii="Consolas" w:cs="Consolas" w:eastAsia="Consolas" w:hAnsi="Consolas"/>
-          <w:color w:val="334155"/>
-          <w:sz w:val="19"/>
-          <w:szCs w:val="19"/>
-        </w:rPr>
-        <w:t xml:space="preserve">Loading state works — spinner or 'Loading...' text</w:t>
+          <w:color w:val="334155"/>
+          <w:rFonts w:ascii="Consolas" w:cs="Consolas" w:eastAsia="Consolas" w:hAnsi="Consolas"/>
+          <w:sz w:val="19"/>
+          <w:szCs w:val="19"/>
+        </w:rPr>
+        <w:t>Loading state works — spinner or 'Loading...' text</w:t>
       </w:r>
     </w:p>
     <w:p>
@@ -2795,12 +2789,12 @@
       </w:pPr>
       <w:r>
         <w:rPr>
-          <w:rFonts w:ascii="Consolas" w:cs="Consolas" w:eastAsia="Consolas" w:hAnsi="Consolas"/>
-          <w:color w:val="334155"/>
-          <w:sz w:val="19"/>
-          <w:szCs w:val="19"/>
-        </w:rPr>
-        <w:t xml:space="preserve">Clicking an item shows its details</w:t>
+          <w:color w:val="334155"/>
+          <w:rFonts w:ascii="Consolas" w:cs="Consolas" w:eastAsia="Consolas" w:hAnsi="Consolas"/>
+          <w:sz w:val="19"/>
+          <w:szCs w:val="19"/>
+        </w:rPr>
+        <w:t>Clicking an item shows its details</w:t>
       </w:r>
     </w:p>
     <w:p>
@@ -2814,32 +2808,30 @@
       </w:pPr>
       <w:r>
         <w:rPr>
-          <w:rFonts w:ascii="Consolas" w:cs="Consolas" w:eastAsia="Consolas" w:hAnsi="Consolas"/>
-          <w:color w:val="334155"/>
-          <w:sz w:val="19"/>
-          <w:szCs w:val="19"/>
-        </w:rPr>
-        <w:t xml:space="preserve">Pushed to GitHub</w:t>
+          <w:color w:val="334155"/>
+          <w:rFonts w:ascii="Consolas" w:cs="Consolas" w:eastAsia="Consolas" w:hAnsi="Consolas"/>
+          <w:sz w:val="19"/>
+          <w:szCs w:val="19"/>
+        </w:rPr>
+        <w:t>Pushed to GitHub</w:t>
       </w:r>
     </w:p>
     <w:p>
       <w:pPr>
         <w:spacing w:before="0" w:after="0"/>
       </w:pPr>
-      <w:r>
-        <w:t xml:space="preserve"/>
-      </w:r>
+      <w:r/>
     </w:p>
     <w:tbl>
       <w:tblPr>
         <w:tblW w:type="dxa" w:w="9360"/>
         <w:tblBorders>
-          <w:top w:val="single" w:color="auto" w:sz="4"/>
-          <w:left w:val="single" w:color="auto" w:sz="4"/>
-          <w:bottom w:val="single" w:color="auto" w:sz="4"/>
-          <w:right w:val="single" w:color="auto" w:sz="4"/>
-          <w:insideH w:val="single" w:color="auto" w:sz="4"/>
-          <w:insideV w:val="single" w:color="auto" w:sz="4"/>
+          <w:top w:val="single" w:sz="4" w:color="auto" w:space="0"/>
+          <w:bottom w:val="single" w:sz="4" w:color="auto" w:space="0"/>
+          <w:left w:val="single" w:sz="4" w:color="auto" w:space="0"/>
+          <w:right w:val="single" w:sz="4" w:color="auto" w:space="0"/>
+          <w:insideH w:val="single" w:sz="4" w:color="auto" w:space="0"/>
+          <w:insideV w:val="single" w:sz="4" w:color="auto" w:space="0"/>
         </w:tblBorders>
       </w:tblPr>
       <w:tblGrid>
@@ -2848,58 +2840,58 @@
       <w:tr>
         <w:tc>
           <w:tcPr>
-            <w:tcW w:type="dxa" w:w="9360"/>
-            <w:tcBorders>
-              <w:top w:val="single" w:color="CBD5E1" w:sz="1"/>
-              <w:left w:val="single" w:color="CBD5E1" w:sz="1"/>
-              <w:bottom w:val="single" w:color="CBD5E1" w:sz="1"/>
-              <w:right w:val="single" w:color="CBD5E1" w:sz="1"/>
-            </w:tcBorders>
-            <w:shd w:fill="1E293B" w:val="clear"/>
             <w:tcMar>
               <w:top w:type="dxa" w:w="140"/>
               <w:left w:type="dxa" w:w="240"/>
               <w:bottom w:type="dxa" w:w="140"/>
               <w:right w:type="dxa" w:w="240"/>
             </w:tcMar>
+            <w:tcBorders>
+              <w:top w:val="single" w:sz="1" w:color="CBD5E1" w:space="0"/>
+              <w:bottom w:val="single" w:sz="1" w:color="CBD5E1" w:space="0"/>
+              <w:left w:val="single" w:sz="1" w:color="CBD5E1" w:space="0"/>
+              <w:right w:val="single" w:sz="1" w:color="CBD5E1" w:space="0"/>
+            </w:tcBorders>
+            <w:shd w:fill="1E293B" w:val="clear"/>
+            <w:tcW w:w="9360" w:type="dxa"/>
           </w:tcPr>
           <w:p>
             <w:r>
               <w:rPr>
-                <w:rFonts w:ascii="Arial" w:cs="Arial" w:eastAsia="Arial" w:hAnsi="Arial"/>
+                <w:bCs/>
                 <w:b/>
-                <w:bCs/>
                 <w:color w:val="94A3B8"/>
+                <w:rFonts w:ascii="Arial" w:cs="Arial" w:eastAsia="Arial" w:hAnsi="Arial"/>
                 <w:sz w:val="18"/>
                 <w:szCs w:val="18"/>
               </w:rPr>
-              <w:t xml:space="preserve">PHASE 3 — Month 3 to 5</w:t>
-            </w:r>
-          </w:p>
-          <w:p>
-            <w:r>
-              <w:rPr>
-                <w:rFonts w:ascii="Arial" w:cs="Arial" w:eastAsia="Arial" w:hAnsi="Arial"/>
+              <w:t>PHASE 3 — Month 3 to 5</w:t>
+            </w:r>
+          </w:p>
+          <w:p>
+            <w:r>
+              <w:rPr>
+                <w:bCs/>
                 <w:b/>
-                <w:bCs/>
                 <w:color w:val="FFFFFF"/>
+                <w:rFonts w:ascii="Arial" w:cs="Arial" w:eastAsia="Arial" w:hAnsi="Arial"/>
                 <w:sz w:val="26"/>
                 <w:szCs w:val="26"/>
               </w:rPr>
-              <w:t xml:space="preserve">Add a Database</w:t>
-            </w:r>
-          </w:p>
-          <w:p>
-            <w:r>
-              <w:rPr>
-                <w:rFonts w:ascii="Arial" w:cs="Arial" w:eastAsia="Arial" w:hAnsi="Arial"/>
+              <w:t>Add a Database</w:t>
+            </w:r>
+          </w:p>
+          <w:p>
+            <w:r>
+              <w:rPr>
+                <w:iCs/>
                 <w:i/>
-                <w:iCs/>
                 <w:color w:val="94A3B8"/>
+                <w:rFonts w:ascii="Arial" w:cs="Arial" w:eastAsia="Arial" w:hAnsi="Arial"/>
                 <w:sz w:val="19"/>
                 <w:szCs w:val="19"/>
               </w:rPr>
-              <w:t xml:space="preserve">Store settings, users, and download history. This is where TideULT becomes its own thing.</w:t>
+              <w:t>Store settings, users, and download history. This is where TideULT becomes its own thing.</w:t>
             </w:r>
           </w:p>
         </w:tc>
@@ -2909,9 +2901,7 @@
       <w:pPr>
         <w:spacing w:before="0" w:after="0"/>
       </w:pPr>
-      <w:r>
-        <w:t xml:space="preserve"/>
-      </w:r>
+      <w:r/>
     </w:p>
     <w:p>
       <w:pPr>
@@ -2919,21 +2909,19 @@
       </w:pPr>
       <w:r>
         <w:rPr>
-          <w:rFonts w:ascii="Arial" w:cs="Arial" w:eastAsia="Arial" w:hAnsi="Arial"/>
-          <w:color w:val="334155"/>
+          <w:color w:val="334155"/>
+          <w:rFonts w:ascii="Arial" w:cs="Arial" w:eastAsia="Arial" w:hAnsi="Arial"/>
           <w:sz w:val="20"/>
           <w:szCs w:val="20"/>
         </w:rPr>
-        <w:t xml:space="preserve">Right now your app just proxies Jellyfin. Phase 3 is where TideULT starts to have its own brain — storing things that Jellyfin doesn't handle like your settings, users, and eventually download history.</w:t>
+        <w:t>Right now your app just proxies Jellyfin. Phase 3 is where TideULT starts to have its own brain — storing things that Jellyfin doesn't handle like your settings, users, and eventually download history.</w:t>
       </w:r>
     </w:p>
     <w:p>
       <w:pPr>
         <w:spacing w:before="0" w:after="0"/>
       </w:pPr>
-      <w:r>
-        <w:t xml:space="preserve"/>
-      </w:r>
+      <w:r/>
     </w:p>
     <w:p>
       <w:pPr>
@@ -2941,38 +2929,36 @@
       </w:pPr>
       <w:r>
         <w:rPr>
-          <w:rFonts w:ascii="Arial" w:cs="Arial" w:eastAsia="Arial" w:hAnsi="Arial"/>
+          <w:bCs/>
           <w:b/>
-          <w:bCs/>
           <w:color w:val="0F172A"/>
+          <w:rFonts w:ascii="Arial" w:cs="Arial" w:eastAsia="Arial" w:hAnsi="Arial"/>
           <w:sz w:val="21"/>
           <w:szCs w:val="21"/>
         </w:rPr>
-        <w:t xml:space="preserve">Install these packages</w:t>
-      </w:r>
-    </w:p>
-    <w:p>
-      <w:pPr>
+        <w:t>Install these packages</w:t>
+      </w:r>
+    </w:p>
+    <w:p>
+      <w:pPr>
+        <w:ind w:left="360"/>
         <w:spacing w:before="40" w:after="40"/>
-        <w:ind w:left="360"/>
-      </w:pPr>
-      <w:r>
-        <w:rPr>
-          <w:rFonts w:ascii="Consolas" w:cs="Consolas" w:eastAsia="Consolas" w:hAnsi="Consolas"/>
+      </w:pPr>
+      <w:r>
+        <w:rPr>
           <w:color w:val="0891B2"/>
+          <w:rFonts w:ascii="Consolas" w:cs="Consolas" w:eastAsia="Consolas" w:hAnsi="Consolas"/>
           <w:sz w:val="18"/>
           <w:szCs w:val="18"/>
         </w:rPr>
-        <w:t xml:space="preserve">pip install sqlalchemy alembic psycopg2-binary</w:t>
+        <w:t>pip install sqlalchemy alembic psycopg2-binary</w:t>
       </w:r>
     </w:p>
     <w:p>
       <w:pPr>
         <w:spacing w:before="0" w:after="0"/>
       </w:pPr>
-      <w:r>
-        <w:t xml:space="preserve"/>
-      </w:r>
+      <w:r/>
     </w:p>
     <w:p>
       <w:pPr>
@@ -2980,14 +2966,14 @@
       </w:pPr>
       <w:r>
         <w:rPr>
-          <w:rFonts w:ascii="Arial" w:cs="Arial" w:eastAsia="Arial" w:hAnsi="Arial"/>
+          <w:bCs/>
           <w:b/>
-          <w:bCs/>
           <w:color w:val="0F172A"/>
+          <w:rFonts w:ascii="Arial" w:cs="Arial" w:eastAsia="Arial" w:hAnsi="Arial"/>
           <w:sz w:val="21"/>
           <w:szCs w:val="21"/>
         </w:rPr>
-        <w:t xml:space="preserve">What you're building</w:t>
+        <w:t>What you're building</w:t>
       </w:r>
     </w:p>
     <w:p>
@@ -3001,12 +2987,12 @@
       </w:pPr>
       <w:r>
         <w:rPr>
-          <w:rFonts w:ascii="Arial" w:cs="Arial" w:eastAsia="Arial" w:hAnsi="Arial"/>
-          <w:color w:val="334155"/>
-          <w:sz w:val="19"/>
-          <w:szCs w:val="19"/>
-        </w:rPr>
-        <w:t xml:space="preserve">PostgreSQL database running in Docker</w:t>
+          <w:color w:val="334155"/>
+          <w:rFonts w:ascii="Arial" w:cs="Arial" w:eastAsia="Arial" w:hAnsi="Arial"/>
+          <w:sz w:val="19"/>
+          <w:szCs w:val="19"/>
+        </w:rPr>
+        <w:t>PostgreSQL database running in Docker</w:t>
       </w:r>
     </w:p>
     <w:p>
@@ -3020,12 +3006,12 @@
       </w:pPr>
       <w:r>
         <w:rPr>
-          <w:rFonts w:ascii="Arial" w:cs="Arial" w:eastAsia="Arial" w:hAnsi="Arial"/>
-          <w:color w:val="334155"/>
-          <w:sz w:val="19"/>
-          <w:szCs w:val="19"/>
-        </w:rPr>
-        <w:t xml:space="preserve">SQLAlchemy models for: User, Setting, DownloadHistory</w:t>
+          <w:color w:val="334155"/>
+          <w:rFonts w:ascii="Arial" w:cs="Arial" w:eastAsia="Arial" w:hAnsi="Arial"/>
+          <w:sz w:val="19"/>
+          <w:szCs w:val="19"/>
+        </w:rPr>
+        <w:t>SQLAlchemy models for: User, Setting, DownloadHistory</w:t>
       </w:r>
     </w:p>
     <w:p>
@@ -3039,12 +3025,12 @@
       </w:pPr>
       <w:r>
         <w:rPr>
-          <w:rFonts w:ascii="Arial" w:cs="Arial" w:eastAsia="Arial" w:hAnsi="Arial"/>
-          <w:color w:val="334155"/>
-          <w:sz w:val="19"/>
-          <w:szCs w:val="19"/>
-        </w:rPr>
-        <w:t xml:space="preserve">Alembic for managing database migrations</w:t>
+          <w:color w:val="334155"/>
+          <w:rFonts w:ascii="Arial" w:cs="Arial" w:eastAsia="Arial" w:hAnsi="Arial"/>
+          <w:sz w:val="19"/>
+          <w:szCs w:val="19"/>
+        </w:rPr>
+        <w:t>Alembic for managing database migrations</w:t>
       </w:r>
     </w:p>
     <w:p>
@@ -3058,12 +3044,12 @@
       </w:pPr>
       <w:r>
         <w:rPr>
-          <w:rFonts w:ascii="Arial" w:cs="Arial" w:eastAsia="Arial" w:hAnsi="Arial"/>
-          <w:color w:val="334155"/>
-          <w:sz w:val="19"/>
-          <w:szCs w:val="19"/>
-        </w:rPr>
-        <w:t xml:space="preserve">A /settings route — save and load app configuration</w:t>
+          <w:color w:val="334155"/>
+          <w:rFonts w:ascii="Arial" w:cs="Arial" w:eastAsia="Arial" w:hAnsi="Arial"/>
+          <w:sz w:val="19"/>
+          <w:szCs w:val="19"/>
+        </w:rPr>
+        <w:t>A /settings route — save and load app configuration</w:t>
       </w:r>
     </w:p>
     <w:p>
@@ -3077,12 +3063,12 @@
       </w:pPr>
       <w:r>
         <w:rPr>
-          <w:rFonts w:ascii="Arial" w:cs="Arial" w:eastAsia="Arial" w:hAnsi="Arial"/>
-          <w:color w:val="334155"/>
-          <w:sz w:val="19"/>
-          <w:szCs w:val="19"/>
-        </w:rPr>
-        <w:t xml:space="preserve">A /users route — basic user creation (no auth yet)</w:t>
+          <w:color w:val="334155"/>
+          <w:rFonts w:ascii="Arial" w:cs="Arial" w:eastAsia="Arial" w:hAnsi="Arial"/>
+          <w:sz w:val="19"/>
+          <w:szCs w:val="19"/>
+        </w:rPr>
+        <w:t>A /users route — basic user creation (no auth yet)</w:t>
       </w:r>
     </w:p>
     <w:p>
@@ -3096,21 +3082,19 @@
       </w:pPr>
       <w:r>
         <w:rPr>
-          <w:rFonts w:ascii="Arial" w:cs="Arial" w:eastAsia="Arial" w:hAnsi="Arial"/>
-          <w:color w:val="334155"/>
-          <w:sz w:val="19"/>
-          <w:szCs w:val="19"/>
-        </w:rPr>
-        <w:t xml:space="preserve">Your first database migration</w:t>
+          <w:color w:val="334155"/>
+          <w:rFonts w:ascii="Arial" w:cs="Arial" w:eastAsia="Arial" w:hAnsi="Arial"/>
+          <w:sz w:val="19"/>
+          <w:szCs w:val="19"/>
+        </w:rPr>
+        <w:t>Your first database migration</w:t>
       </w:r>
     </w:p>
     <w:p>
       <w:pPr>
         <w:spacing w:before="0" w:after="0"/>
       </w:pPr>
-      <w:r>
-        <w:t xml:space="preserve"/>
-      </w:r>
+      <w:r/>
     </w:p>
     <w:p>
       <w:pPr>
@@ -3118,14 +3102,14 @@
       </w:pPr>
       <w:r>
         <w:rPr>
-          <w:rFonts w:ascii="Arial" w:cs="Arial" w:eastAsia="Arial" w:hAnsi="Arial"/>
+          <w:bCs/>
           <w:b/>
-          <w:bCs/>
           <w:color w:val="0F172A"/>
+          <w:rFonts w:ascii="Arial" w:cs="Arial" w:eastAsia="Arial" w:hAnsi="Arial"/>
           <w:sz w:val="21"/>
           <w:szCs w:val="21"/>
         </w:rPr>
-        <w:t xml:space="preserve">Your first SQLAlchemy model</w:t>
+        <w:t>Your first SQLAlchemy model</w:t>
       </w:r>
     </w:p>
     <w:p>
@@ -3134,12 +3118,12 @@
       </w:pPr>
       <w:r>
         <w:rPr>
-          <w:rFonts w:ascii="Consolas" w:cs="Consolas" w:eastAsia="Consolas" w:hAnsi="Consolas"/>
-          <w:color w:val="334155"/>
-          <w:sz w:val="17"/>
-          <w:szCs w:val="17"/>
-        </w:rPr>
-        <w:t xml:space="preserve">from sqlalchemy import Column, Integer, String, DateTime</w:t>
+          <w:color w:val="334155"/>
+          <w:rFonts w:ascii="Consolas" w:cs="Consolas" w:eastAsia="Consolas" w:hAnsi="Consolas"/>
+          <w:sz w:val="17"/>
+          <w:szCs w:val="17"/>
+        </w:rPr>
+        <w:t>from sqlalchemy import Column, Integer, String, DateTime</w:t>
       </w:r>
     </w:p>
     <w:p>
@@ -3148,12 +3132,12 @@
       </w:pPr>
       <w:r>
         <w:rPr>
-          <w:rFonts w:ascii="Consolas" w:cs="Consolas" w:eastAsia="Consolas" w:hAnsi="Consolas"/>
-          <w:color w:val="334155"/>
-          <w:sz w:val="17"/>
-          <w:szCs w:val="17"/>
-        </w:rPr>
-        <w:t xml:space="preserve">from sqlalchemy.ext.declarative import declarative_base</w:t>
+          <w:color w:val="334155"/>
+          <w:rFonts w:ascii="Consolas" w:cs="Consolas" w:eastAsia="Consolas" w:hAnsi="Consolas"/>
+          <w:sz w:val="17"/>
+          <w:szCs w:val="17"/>
+        </w:rPr>
+        <w:t>from sqlalchemy.ext.declarative import declarative_base</w:t>
       </w:r>
     </w:p>
     <w:p>
@@ -3162,12 +3146,12 @@
       </w:pPr>
       <w:r>
         <w:rPr>
-          <w:rFonts w:ascii="Consolas" w:cs="Consolas" w:eastAsia="Consolas" w:hAnsi="Consolas"/>
-          <w:color w:val="334155"/>
-          <w:sz w:val="17"/>
-          <w:szCs w:val="17"/>
-        </w:rPr>
-        <w:t xml:space="preserve">from datetime import datetime</w:t>
+          <w:color w:val="334155"/>
+          <w:rFonts w:ascii="Consolas" w:cs="Consolas" w:eastAsia="Consolas" w:hAnsi="Consolas"/>
+          <w:sz w:val="17"/>
+          <w:szCs w:val="17"/>
+        </w:rPr>
+        <w:t>from datetime import datetime</w:t>
       </w:r>
     </w:p>
     <w:p>
@@ -3176,12 +3160,11 @@
       </w:pPr>
       <w:r>
         <w:rPr>
-          <w:rFonts w:ascii="Consolas" w:cs="Consolas" w:eastAsia="Consolas" w:hAnsi="Consolas"/>
-          <w:color w:val="334155"/>
-          <w:sz w:val="17"/>
-          <w:szCs w:val="17"/>
-        </w:rPr>
-        <w:t xml:space="preserve"/>
+          <w:color w:val="334155"/>
+          <w:rFonts w:ascii="Consolas" w:cs="Consolas" w:eastAsia="Consolas" w:hAnsi="Consolas"/>
+          <w:sz w:val="17"/>
+          <w:szCs w:val="17"/>
+        </w:rPr>
       </w:r>
     </w:p>
     <w:p>
@@ -3190,12 +3173,12 @@
       </w:pPr>
       <w:r>
         <w:rPr>
-          <w:rFonts w:ascii="Consolas" w:cs="Consolas" w:eastAsia="Consolas" w:hAnsi="Consolas"/>
-          <w:color w:val="334155"/>
-          <w:sz w:val="17"/>
-          <w:szCs w:val="17"/>
-        </w:rPr>
-        <w:t xml:space="preserve">Base = declarative_base()</w:t>
+          <w:color w:val="334155"/>
+          <w:rFonts w:ascii="Consolas" w:cs="Consolas" w:eastAsia="Consolas" w:hAnsi="Consolas"/>
+          <w:sz w:val="17"/>
+          <w:szCs w:val="17"/>
+        </w:rPr>
+        <w:t>Base = declarative_base()</w:t>
       </w:r>
     </w:p>
     <w:p>
@@ -3204,12 +3187,11 @@
       </w:pPr>
       <w:r>
         <w:rPr>
-          <w:rFonts w:ascii="Consolas" w:cs="Consolas" w:eastAsia="Consolas" w:hAnsi="Consolas"/>
-          <w:color w:val="334155"/>
-          <w:sz w:val="17"/>
-          <w:szCs w:val="17"/>
-        </w:rPr>
-        <w:t xml:space="preserve"/>
+          <w:color w:val="334155"/>
+          <w:rFonts w:ascii="Consolas" w:cs="Consolas" w:eastAsia="Consolas" w:hAnsi="Consolas"/>
+          <w:sz w:val="17"/>
+          <w:szCs w:val="17"/>
+        </w:rPr>
       </w:r>
     </w:p>
     <w:p>
@@ -3218,12 +3200,12 @@
       </w:pPr>
       <w:r>
         <w:rPr>
-          <w:rFonts w:ascii="Consolas" w:cs="Consolas" w:eastAsia="Consolas" w:hAnsi="Consolas"/>
-          <w:color w:val="334155"/>
-          <w:sz w:val="17"/>
-          <w:szCs w:val="17"/>
-        </w:rPr>
-        <w:t xml:space="preserve">class User(Base):</w:t>
+          <w:color w:val="334155"/>
+          <w:rFonts w:ascii="Consolas" w:cs="Consolas" w:eastAsia="Consolas" w:hAnsi="Consolas"/>
+          <w:sz w:val="17"/>
+          <w:szCs w:val="17"/>
+        </w:rPr>
+        <w:t>class User(Base):</w:t>
       </w:r>
     </w:p>
     <w:p>
@@ -3232,8 +3214,8 @@
       </w:pPr>
       <w:r>
         <w:rPr>
-          <w:rFonts w:ascii="Consolas" w:cs="Consolas" w:eastAsia="Consolas" w:hAnsi="Consolas"/>
-          <w:color w:val="334155"/>
+          <w:color w:val="334155"/>
+          <w:rFonts w:ascii="Consolas" w:cs="Consolas" w:eastAsia="Consolas" w:hAnsi="Consolas"/>
           <w:sz w:val="17"/>
           <w:szCs w:val="17"/>
         </w:rPr>
@@ -3246,8 +3228,8 @@
       </w:pPr>
       <w:r>
         <w:rPr>
-          <w:rFonts w:ascii="Consolas" w:cs="Consolas" w:eastAsia="Consolas" w:hAnsi="Consolas"/>
-          <w:color w:val="334155"/>
+          <w:color w:val="334155"/>
+          <w:rFonts w:ascii="Consolas" w:cs="Consolas" w:eastAsia="Consolas" w:hAnsi="Consolas"/>
           <w:sz w:val="17"/>
           <w:szCs w:val="17"/>
         </w:rPr>
@@ -3260,8 +3242,8 @@
       </w:pPr>
       <w:r>
         <w:rPr>
-          <w:rFonts w:ascii="Consolas" w:cs="Consolas" w:eastAsia="Consolas" w:hAnsi="Consolas"/>
-          <w:color w:val="334155"/>
+          <w:color w:val="334155"/>
+          <w:rFonts w:ascii="Consolas" w:cs="Consolas" w:eastAsia="Consolas" w:hAnsi="Consolas"/>
           <w:sz w:val="17"/>
           <w:szCs w:val="17"/>
         </w:rPr>
@@ -3274,8 +3256,8 @@
       </w:pPr>
       <w:r>
         <w:rPr>
-          <w:rFonts w:ascii="Consolas" w:cs="Consolas" w:eastAsia="Consolas" w:hAnsi="Consolas"/>
-          <w:color w:val="334155"/>
+          <w:color w:val="334155"/>
+          <w:rFonts w:ascii="Consolas" w:cs="Consolas" w:eastAsia="Consolas" w:hAnsi="Consolas"/>
           <w:sz w:val="17"/>
           <w:szCs w:val="17"/>
         </w:rPr>
@@ -3288,8 +3270,8 @@
       </w:pPr>
       <w:r>
         <w:rPr>
-          <w:rFonts w:ascii="Consolas" w:cs="Consolas" w:eastAsia="Consolas" w:hAnsi="Consolas"/>
-          <w:color w:val="334155"/>
+          <w:color w:val="334155"/>
+          <w:rFonts w:ascii="Consolas" w:cs="Consolas" w:eastAsia="Consolas" w:hAnsi="Consolas"/>
           <w:sz w:val="17"/>
           <w:szCs w:val="17"/>
         </w:rPr>
@@ -3300,9 +3282,7 @@
       <w:pPr>
         <w:spacing w:before="0" w:after="0"/>
       </w:pPr>
-      <w:r>
-        <w:t xml:space="preserve"/>
-      </w:r>
+      <w:r/>
     </w:p>
     <w:p>
       <w:pPr>
@@ -3310,14 +3290,14 @@
       </w:pPr>
       <w:r>
         <w:rPr>
-          <w:rFonts w:ascii="Arial" w:cs="Arial" w:eastAsia="Arial" w:hAnsi="Arial"/>
+          <w:bCs/>
           <w:b/>
-          <w:bCs/>
           <w:color w:val="0F172A"/>
+          <w:rFonts w:ascii="Arial" w:cs="Arial" w:eastAsia="Arial" w:hAnsi="Arial"/>
           <w:sz w:val="21"/>
           <w:szCs w:val="21"/>
         </w:rPr>
-        <w:t xml:space="preserve">Phase 3 checklist</w:t>
+        <w:t>Phase 3 checklist</w:t>
       </w:r>
     </w:p>
     <w:p>
@@ -3331,12 +3311,12 @@
       </w:pPr>
       <w:r>
         <w:rPr>
-          <w:rFonts w:ascii="Consolas" w:cs="Consolas" w:eastAsia="Consolas" w:hAnsi="Consolas"/>
-          <w:color w:val="334155"/>
-          <w:sz w:val="19"/>
-          <w:szCs w:val="19"/>
-        </w:rPr>
-        <w:t xml:space="preserve">Docker running PostgreSQL locally</w:t>
+          <w:color w:val="334155"/>
+          <w:rFonts w:ascii="Consolas" w:cs="Consolas" w:eastAsia="Consolas" w:hAnsi="Consolas"/>
+          <w:sz w:val="19"/>
+          <w:szCs w:val="19"/>
+        </w:rPr>
+        <w:t>Docker running PostgreSQL locally</w:t>
       </w:r>
     </w:p>
     <w:p>
@@ -3350,12 +3330,12 @@
       </w:pPr>
       <w:r>
         <w:rPr>
-          <w:rFonts w:ascii="Consolas" w:cs="Consolas" w:eastAsia="Consolas" w:hAnsi="Consolas"/>
-          <w:color w:val="334155"/>
-          <w:sz w:val="19"/>
-          <w:szCs w:val="19"/>
-        </w:rPr>
-        <w:t xml:space="preserve">SQLAlchemy connected to the database</w:t>
+          <w:color w:val="334155"/>
+          <w:rFonts w:ascii="Consolas" w:cs="Consolas" w:eastAsia="Consolas" w:hAnsi="Consolas"/>
+          <w:sz w:val="19"/>
+          <w:szCs w:val="19"/>
+        </w:rPr>
+        <w:t>SQLAlchemy connected to the database</w:t>
       </w:r>
     </w:p>
     <w:p>
@@ -3369,12 +3349,12 @@
       </w:pPr>
       <w:r>
         <w:rPr>
-          <w:rFonts w:ascii="Consolas" w:cs="Consolas" w:eastAsia="Consolas" w:hAnsi="Consolas"/>
-          <w:color w:val="334155"/>
-          <w:sz w:val="19"/>
-          <w:szCs w:val="19"/>
-        </w:rPr>
-        <w:t xml:space="preserve">User, Setting, and DownloadHistory models created</w:t>
+          <w:color w:val="334155"/>
+          <w:rFonts w:ascii="Consolas" w:cs="Consolas" w:eastAsia="Consolas" w:hAnsi="Consolas"/>
+          <w:sz w:val="19"/>
+          <w:szCs w:val="19"/>
+        </w:rPr>
+        <w:t>User, Setting, and DownloadHistory models created</w:t>
       </w:r>
     </w:p>
     <w:p>
@@ -3388,12 +3368,12 @@
       </w:pPr>
       <w:r>
         <w:rPr>
-          <w:rFonts w:ascii="Consolas" w:cs="Consolas" w:eastAsia="Consolas" w:hAnsi="Consolas"/>
-          <w:color w:val="334155"/>
-          <w:sz w:val="19"/>
-          <w:szCs w:val="19"/>
-        </w:rPr>
-        <w:t xml:space="preserve">Alembic migration runs without errors</w:t>
+          <w:color w:val="334155"/>
+          <w:rFonts w:ascii="Consolas" w:cs="Consolas" w:eastAsia="Consolas" w:hAnsi="Consolas"/>
+          <w:sz w:val="19"/>
+          <w:szCs w:val="19"/>
+        </w:rPr>
+        <w:t>Alembic migration runs without errors</w:t>
       </w:r>
     </w:p>
     <w:p>
@@ -3407,12 +3387,12 @@
       </w:pPr>
       <w:r>
         <w:rPr>
-          <w:rFonts w:ascii="Consolas" w:cs="Consolas" w:eastAsia="Consolas" w:hAnsi="Consolas"/>
-          <w:color w:val="334155"/>
-          <w:sz w:val="19"/>
-          <w:szCs w:val="19"/>
-        </w:rPr>
-        <w:t xml:space="preserve">Settings can be saved and loaded via API</w:t>
+          <w:color w:val="334155"/>
+          <w:rFonts w:ascii="Consolas" w:cs="Consolas" w:eastAsia="Consolas" w:hAnsi="Consolas"/>
+          <w:sz w:val="19"/>
+          <w:szCs w:val="19"/>
+        </w:rPr>
+        <w:t>Settings can be saved and loaded via API</w:t>
       </w:r>
     </w:p>
     <w:p>
@@ -3426,32 +3406,30 @@
       </w:pPr>
       <w:r>
         <w:rPr>
-          <w:rFonts w:ascii="Consolas" w:cs="Consolas" w:eastAsia="Consolas" w:hAnsi="Consolas"/>
-          <w:color w:val="334155"/>
-          <w:sz w:val="19"/>
-          <w:szCs w:val="19"/>
-        </w:rPr>
-        <w:t xml:space="preserve">Pushed to GitHub with a proper commit message</w:t>
+          <w:color w:val="334155"/>
+          <w:rFonts w:ascii="Consolas" w:cs="Consolas" w:eastAsia="Consolas" w:hAnsi="Consolas"/>
+          <w:sz w:val="19"/>
+          <w:szCs w:val="19"/>
+        </w:rPr>
+        <w:t>Pushed to GitHub with a proper commit message</w:t>
       </w:r>
     </w:p>
     <w:p>
       <w:pPr>
         <w:spacing w:before="0" w:after="0"/>
       </w:pPr>
-      <w:r>
-        <w:t xml:space="preserve"/>
-      </w:r>
+      <w:r/>
     </w:p>
     <w:tbl>
       <w:tblPr>
         <w:tblW w:type="dxa" w:w="9360"/>
         <w:tblBorders>
-          <w:top w:val="single" w:color="auto" w:sz="4"/>
-          <w:left w:val="single" w:color="auto" w:sz="4"/>
-          <w:bottom w:val="single" w:color="auto" w:sz="4"/>
-          <w:right w:val="single" w:color="auto" w:sz="4"/>
-          <w:insideH w:val="single" w:color="auto" w:sz="4"/>
-          <w:insideV w:val="single" w:color="auto" w:sz="4"/>
+          <w:top w:val="single" w:sz="4" w:color="auto" w:space="0"/>
+          <w:bottom w:val="single" w:sz="4" w:color="auto" w:space="0"/>
+          <w:left w:val="single" w:sz="4" w:color="auto" w:space="0"/>
+          <w:right w:val="single" w:sz="4" w:color="auto" w:space="0"/>
+          <w:insideH w:val="single" w:sz="4" w:color="auto" w:space="0"/>
+          <w:insideV w:val="single" w:sz="4" w:color="auto" w:space="0"/>
         </w:tblBorders>
       </w:tblPr>
       <w:tblGrid>
@@ -3460,58 +3438,58 @@
       <w:tr>
         <w:tc>
           <w:tcPr>
-            <w:tcW w:type="dxa" w:w="9360"/>
-            <w:tcBorders>
-              <w:top w:val="single" w:color="CBD5E1" w:sz="1"/>
-              <w:left w:val="single" w:color="CBD5E1" w:sz="1"/>
-              <w:bottom w:val="single" w:color="CBD5E1" w:sz="1"/>
-              <w:right w:val="single" w:color="CBD5E1" w:sz="1"/>
-            </w:tcBorders>
-            <w:shd w:fill="7C3AED" w:val="clear"/>
             <w:tcMar>
               <w:top w:type="dxa" w:w="140"/>
               <w:left w:type="dxa" w:w="240"/>
               <w:bottom w:type="dxa" w:w="140"/>
               <w:right w:type="dxa" w:w="240"/>
             </w:tcMar>
+            <w:tcBorders>
+              <w:top w:val="single" w:sz="1" w:color="CBD5E1" w:space="0"/>
+              <w:bottom w:val="single" w:sz="1" w:color="CBD5E1" w:space="0"/>
+              <w:left w:val="single" w:sz="1" w:color="CBD5E1" w:space="0"/>
+              <w:right w:val="single" w:sz="1" w:color="CBD5E1" w:space="0"/>
+            </w:tcBorders>
+            <w:shd w:fill="7C3AED" w:val="clear"/>
+            <w:tcW w:w="9360" w:type="dxa"/>
           </w:tcPr>
           <w:p>
             <w:r>
               <w:rPr>
-                <w:rFonts w:ascii="Arial" w:cs="Arial" w:eastAsia="Arial" w:hAnsi="Arial"/>
+                <w:bCs/>
                 <w:b/>
-                <w:bCs/>
                 <w:color w:val="94A3B8"/>
+                <w:rFonts w:ascii="Arial" w:cs="Arial" w:eastAsia="Arial" w:hAnsi="Arial"/>
                 <w:sz w:val="18"/>
                 <w:szCs w:val="18"/>
               </w:rPr>
-              <w:t xml:space="preserve">PHASE 4 — Month 5 to 8</w:t>
-            </w:r>
-          </w:p>
-          <w:p>
-            <w:r>
-              <w:rPr>
-                <w:rFonts w:ascii="Arial" w:cs="Arial" w:eastAsia="Arial" w:hAnsi="Arial"/>
+              <w:t>PHASE 4 — Month 5 to 8</w:t>
+            </w:r>
+          </w:p>
+          <w:p>
+            <w:r>
+              <w:rPr>
+                <w:bCs/>
                 <w:b/>
-                <w:bCs/>
                 <w:color w:val="FFFFFF"/>
+                <w:rFonts w:ascii="Arial" w:cs="Arial" w:eastAsia="Arial" w:hAnsi="Arial"/>
                 <w:sz w:val="26"/>
                 <w:szCs w:val="26"/>
               </w:rPr>
-              <w:t xml:space="preserve">Indexer + Torrent Search</w:t>
-            </w:r>
-          </w:p>
-          <w:p>
-            <w:r>
-              <w:rPr>
-                <w:rFonts w:ascii="Arial" w:cs="Arial" w:eastAsia="Arial" w:hAnsi="Arial"/>
+              <w:t>Indexer + Torrent Search</w:t>
+            </w:r>
+          </w:p>
+          <w:p>
+            <w:r>
+              <w:rPr>
+                <w:iCs/>
                 <w:i/>
-                <w:iCs/>
                 <w:color w:val="94A3B8"/>
+                <w:rFonts w:ascii="Arial" w:cs="Arial" w:eastAsia="Arial" w:hAnsi="Arial"/>
                 <w:sz w:val="19"/>
                 <w:szCs w:val="19"/>
               </w:rPr>
-              <w:t xml:space="preserve">The feature that makes TideULT different from everything else.</w:t>
+              <w:t>The feature that makes TideULT different from everything else.</w:t>
             </w:r>
           </w:p>
         </w:tc>
@@ -3521,9 +3499,7 @@
       <w:pPr>
         <w:spacing w:before="0" w:after="0"/>
       </w:pPr>
-      <w:r>
-        <w:t xml:space="preserve"/>
-      </w:r>
+      <w:r/>
     </w:p>
     <w:p>
       <w:pPr>
@@ -3531,21 +3507,19 @@
       </w:pPr>
       <w:r>
         <w:rPr>
-          <w:rFonts w:ascii="Arial" w:cs="Arial" w:eastAsia="Arial" w:hAnsi="Arial"/>
-          <w:color w:val="334155"/>
+          <w:color w:val="334155"/>
+          <w:rFonts w:ascii="Arial" w:cs="Arial" w:eastAsia="Arial" w:hAnsi="Arial"/>
           <w:sz w:val="20"/>
           <w:szCs w:val="20"/>
         </w:rPr>
-        <w:t xml:space="preserve">This is the secret sauce. No other media server has this built in. Take your time here — it's the hardest phase but also the most exciting.</w:t>
+        <w:t>This is the secret sauce. No other media server has this built in. Take your time here — it's the hardest phase but also the most exciting.</w:t>
       </w:r>
     </w:p>
     <w:p>
       <w:pPr>
         <w:spacing w:before="0" w:after="0"/>
       </w:pPr>
-      <w:r>
-        <w:t xml:space="preserve"/>
-      </w:r>
+      <w:r/>
     </w:p>
     <w:p>
       <w:pPr>
@@ -3553,14 +3527,14 @@
       </w:pPr>
       <w:r>
         <w:rPr>
-          <w:rFonts w:ascii="Arial" w:cs="Arial" w:eastAsia="Arial" w:hAnsi="Arial"/>
+          <w:bCs/>
           <w:b/>
-          <w:bCs/>
           <w:color w:val="0F172A"/>
+          <w:rFonts w:ascii="Arial" w:cs="Arial" w:eastAsia="Arial" w:hAnsi="Arial"/>
           <w:sz w:val="21"/>
           <w:szCs w:val="21"/>
         </w:rPr>
-        <w:t xml:space="preserve">What you're building</w:t>
+        <w:t>What you're building</w:t>
       </w:r>
     </w:p>
     <w:p>
@@ -3574,12 +3548,12 @@
       </w:pPr>
       <w:r>
         <w:rPr>
-          <w:rFonts w:ascii="Arial" w:cs="Arial" w:eastAsia="Arial" w:hAnsi="Arial"/>
-          <w:color w:val="334155"/>
-          <w:sz w:val="19"/>
-          <w:szCs w:val="19"/>
-        </w:rPr>
-        <w:t xml:space="preserve">An indexer model — store name, URL, type (Torznab etc)</w:t>
+          <w:color w:val="334155"/>
+          <w:rFonts w:ascii="Arial" w:cs="Arial" w:eastAsia="Arial" w:hAnsi="Arial"/>
+          <w:sz w:val="19"/>
+          <w:szCs w:val="19"/>
+        </w:rPr>
+        <w:t>An indexer model — store name, URL, type (Torznab etc)</w:t>
       </w:r>
     </w:p>
     <w:p>
@@ -3593,12 +3567,12 @@
       </w:pPr>
       <w:r>
         <w:rPr>
-          <w:rFonts w:ascii="Arial" w:cs="Arial" w:eastAsia="Arial" w:hAnsi="Arial"/>
-          <w:color w:val="334155"/>
-          <w:sz w:val="19"/>
-          <w:szCs w:val="19"/>
-        </w:rPr>
-        <w:t xml:space="preserve">A /indexers route — add and remove indexers</w:t>
+          <w:color w:val="334155"/>
+          <w:rFonts w:ascii="Arial" w:cs="Arial" w:eastAsia="Arial" w:hAnsi="Arial"/>
+          <w:sz w:val="19"/>
+          <w:szCs w:val="19"/>
+        </w:rPr>
+        <w:t>A /indexers route — add and remove indexers</w:t>
       </w:r>
     </w:p>
     <w:p>
@@ -3612,12 +3586,12 @@
       </w:pPr>
       <w:r>
         <w:rPr>
-          <w:rFonts w:ascii="Arial" w:cs="Arial" w:eastAsia="Arial" w:hAnsi="Arial"/>
-          <w:color w:val="334155"/>
-          <w:sz w:val="19"/>
-          <w:szCs w:val="19"/>
-        </w:rPr>
-        <w:t xml:space="preserve">A /search route — query your indexers and return results</w:t>
+          <w:color w:val="334155"/>
+          <w:rFonts w:ascii="Arial" w:cs="Arial" w:eastAsia="Arial" w:hAnsi="Arial"/>
+          <w:sz w:val="19"/>
+          <w:szCs w:val="19"/>
+        </w:rPr>
+        <w:t>A /search route — query your indexers and return results</w:t>
       </w:r>
     </w:p>
     <w:p>
@@ -3631,12 +3605,12 @@
       </w:pPr>
       <w:r>
         <w:rPr>
-          <w:rFonts w:ascii="Arial" w:cs="Arial" w:eastAsia="Arial" w:hAnsi="Arial"/>
-          <w:color w:val="334155"/>
-          <w:sz w:val="19"/>
-          <w:szCs w:val="19"/>
-        </w:rPr>
-        <w:t xml:space="preserve">RSS feed parsing — read results from indexer feeds</w:t>
+          <w:color w:val="334155"/>
+          <w:rFonts w:ascii="Arial" w:cs="Arial" w:eastAsia="Arial" w:hAnsi="Arial"/>
+          <w:sz w:val="19"/>
+          <w:szCs w:val="19"/>
+        </w:rPr>
+        <w:t>RSS feed parsing — read results from indexer feeds</w:t>
       </w:r>
     </w:p>
     <w:p>
@@ -3650,12 +3624,12 @@
       </w:pPr>
       <w:r>
         <w:rPr>
-          <w:rFonts w:ascii="Arial" w:cs="Arial" w:eastAsia="Arial" w:hAnsi="Arial"/>
-          <w:color w:val="334155"/>
-          <w:sz w:val="19"/>
-          <w:szCs w:val="19"/>
-        </w:rPr>
-        <w:t xml:space="preserve">A /download route — take a magnet link and start a download</w:t>
+          <w:color w:val="334155"/>
+          <w:rFonts w:ascii="Arial" w:cs="Arial" w:eastAsia="Arial" w:hAnsi="Arial"/>
+          <w:sz w:val="19"/>
+          <w:szCs w:val="19"/>
+        </w:rPr>
+        <w:t>A /download route — take a magnet link and start a download</w:t>
       </w:r>
     </w:p>
     <w:p>
@@ -3669,21 +3643,19 @@
       </w:pPr>
       <w:r>
         <w:rPr>
-          <w:rFonts w:ascii="Arial" w:cs="Arial" w:eastAsia="Arial" w:hAnsi="Arial"/>
-          <w:color w:val="334155"/>
-          <w:sz w:val="19"/>
-          <w:szCs w:val="19"/>
-        </w:rPr>
-        <w:t xml:space="preserve">Basic libtorrent integration — the actual torrent engine</w:t>
+          <w:color w:val="334155"/>
+          <w:rFonts w:ascii="Arial" w:cs="Arial" w:eastAsia="Arial" w:hAnsi="Arial"/>
+          <w:sz w:val="19"/>
+          <w:szCs w:val="19"/>
+        </w:rPr>
+        <w:t>Basic libtorrent integration — the actual torrent engine</w:t>
       </w:r>
     </w:p>
     <w:p>
       <w:pPr>
         <w:spacing w:before="0" w:after="0"/>
       </w:pPr>
-      <w:r>
-        <w:t xml:space="preserve"/>
-      </w:r>
+      <w:r/>
     </w:p>
     <w:p>
       <w:pPr>
@@ -3691,29 +3663,29 @@
       </w:pPr>
       <w:r>
         <w:rPr>
-          <w:rFonts w:ascii="Arial" w:cs="Arial" w:eastAsia="Arial" w:hAnsi="Arial"/>
+          <w:bCs/>
           <w:b/>
-          <w:bCs/>
           <w:color w:val="0F172A"/>
+          <w:rFonts w:ascii="Arial" w:cs="Arial" w:eastAsia="Arial" w:hAnsi="Arial"/>
           <w:sz w:val="21"/>
           <w:szCs w:val="21"/>
         </w:rPr>
-        <w:t xml:space="preserve">Install these packages</w:t>
-      </w:r>
-    </w:p>
-    <w:p>
-      <w:pPr>
+        <w:t>Install these packages</w:t>
+      </w:r>
+    </w:p>
+    <w:p>
+      <w:pPr>
+        <w:ind w:left="360"/>
         <w:spacing w:before="40" w:after="40"/>
-        <w:ind w:left="360"/>
-      </w:pPr>
-      <w:r>
-        <w:rPr>
-          <w:rFonts w:ascii="Consolas" w:cs="Consolas" w:eastAsia="Consolas" w:hAnsi="Consolas"/>
+      </w:pPr>
+      <w:r>
+        <w:rPr>
           <w:color w:val="0891B2"/>
+          <w:rFonts w:ascii="Consolas" w:cs="Consolas" w:eastAsia="Consolas" w:hAnsi="Consolas"/>
           <w:sz w:val="18"/>
           <w:szCs w:val="18"/>
         </w:rPr>
-        <w:t xml:space="preserve">pip install feedparser httpx</w:t>
+        <w:t>pip install feedparser httpx</w:t>
       </w:r>
     </w:p>
     <w:p>
@@ -3722,21 +3694,19 @@
       </w:pPr>
       <w:r>
         <w:rPr>
-          <w:rFonts w:ascii="Arial" w:cs="Arial" w:eastAsia="Arial" w:hAnsi="Arial"/>
-          <w:color w:val="334155"/>
+          <w:color w:val="334155"/>
+          <w:rFonts w:ascii="Arial" w:cs="Arial" w:eastAsia="Arial" w:hAnsi="Arial"/>
           <w:sz w:val="20"/>
           <w:szCs w:val="20"/>
         </w:rPr>
-        <w:t xml:space="preserve">For libtorrent — install it via your OS package manager or pip install libtorrent (platform dependent, google your OS)</w:t>
+        <w:t>For libtorrent — install it via your OS package manager or pip install libtorrent (platform dependent, google your OS)</w:t>
       </w:r>
     </w:p>
     <w:p>
       <w:pPr>
         <w:spacing w:before="0" w:after="0"/>
       </w:pPr>
-      <w:r>
-        <w:t xml:space="preserve"/>
-      </w:r>
+      <w:r/>
     </w:p>
     <w:p>
       <w:pPr>
@@ -3744,14 +3714,14 @@
       </w:pPr>
       <w:r>
         <w:rPr>
-          <w:rFonts w:ascii="Arial" w:cs="Arial" w:eastAsia="Arial" w:hAnsi="Arial"/>
+          <w:bCs/>
           <w:b/>
-          <w:bCs/>
           <w:color w:val="0F172A"/>
+          <w:rFonts w:ascii="Arial" w:cs="Arial" w:eastAsia="Arial" w:hAnsi="Arial"/>
           <w:sz w:val="21"/>
           <w:szCs w:val="21"/>
         </w:rPr>
-        <w:t xml:space="preserve">Basic indexer search pattern</w:t>
+        <w:t>Basic indexer search pattern</w:t>
       </w:r>
     </w:p>
     <w:p>
@@ -3760,12 +3730,12 @@
       </w:pPr>
       <w:r>
         <w:rPr>
-          <w:rFonts w:ascii="Consolas" w:cs="Consolas" w:eastAsia="Consolas" w:hAnsi="Consolas"/>
-          <w:color w:val="334155"/>
-          <w:sz w:val="17"/>
-          <w:szCs w:val="17"/>
-        </w:rPr>
-        <w:t xml:space="preserve">import httpx, feedparser</w:t>
+          <w:color w:val="334155"/>
+          <w:rFonts w:ascii="Consolas" w:cs="Consolas" w:eastAsia="Consolas" w:hAnsi="Consolas"/>
+          <w:sz w:val="17"/>
+          <w:szCs w:val="17"/>
+        </w:rPr>
+        <w:t>import httpx, feedparser</w:t>
       </w:r>
     </w:p>
     <w:p>
@@ -3774,12 +3744,11 @@
       </w:pPr>
       <w:r>
         <w:rPr>
-          <w:rFonts w:ascii="Consolas" w:cs="Consolas" w:eastAsia="Consolas" w:hAnsi="Consolas"/>
-          <w:color w:val="334155"/>
-          <w:sz w:val="17"/>
-          <w:szCs w:val="17"/>
-        </w:rPr>
-        <w:t xml:space="preserve"/>
+          <w:color w:val="334155"/>
+          <w:rFonts w:ascii="Consolas" w:cs="Consolas" w:eastAsia="Consolas" w:hAnsi="Consolas"/>
+          <w:sz w:val="17"/>
+          <w:szCs w:val="17"/>
+        </w:rPr>
       </w:r>
     </w:p>
     <w:p>
@@ -3788,12 +3757,12 @@
       </w:pPr>
       <w:r>
         <w:rPr>
-          <w:rFonts w:ascii="Consolas" w:cs="Consolas" w:eastAsia="Consolas" w:hAnsi="Consolas"/>
-          <w:color w:val="334155"/>
-          <w:sz w:val="17"/>
-          <w:szCs w:val="17"/>
-        </w:rPr>
-        <w:t xml:space="preserve">async def search_indexer(base_url: str, api_key: str, query: str):</w:t>
+          <w:color w:val="334155"/>
+          <w:rFonts w:ascii="Consolas" w:cs="Consolas" w:eastAsia="Consolas" w:hAnsi="Consolas"/>
+          <w:sz w:val="17"/>
+          <w:szCs w:val="17"/>
+        </w:rPr>
+        <w:t>async def search_indexer(base_url: str, api_key: str, query: str):</w:t>
       </w:r>
     </w:p>
     <w:p>
@@ -3802,8 +3771,8 @@
       </w:pPr>
       <w:r>
         <w:rPr>
-          <w:rFonts w:ascii="Consolas" w:cs="Consolas" w:eastAsia="Consolas" w:hAnsi="Consolas"/>
-          <w:color w:val="334155"/>
+          <w:color w:val="334155"/>
+          <w:rFonts w:ascii="Consolas" w:cs="Consolas" w:eastAsia="Consolas" w:hAnsi="Consolas"/>
           <w:sz w:val="17"/>
           <w:szCs w:val="17"/>
         </w:rPr>
@@ -3816,8 +3785,8 @@
       </w:pPr>
       <w:r>
         <w:rPr>
-          <w:rFonts w:ascii="Consolas" w:cs="Consolas" w:eastAsia="Consolas" w:hAnsi="Consolas"/>
-          <w:color w:val="334155"/>
+          <w:color w:val="334155"/>
+          <w:rFonts w:ascii="Consolas" w:cs="Consolas" w:eastAsia="Consolas" w:hAnsi="Consolas"/>
           <w:sz w:val="17"/>
           <w:szCs w:val="17"/>
         </w:rPr>
@@ -3830,8 +3799,8 @@
       </w:pPr>
       <w:r>
         <w:rPr>
-          <w:rFonts w:ascii="Consolas" w:cs="Consolas" w:eastAsia="Consolas" w:hAnsi="Consolas"/>
-          <w:color w:val="334155"/>
+          <w:color w:val="334155"/>
+          <w:rFonts w:ascii="Consolas" w:cs="Consolas" w:eastAsia="Consolas" w:hAnsi="Consolas"/>
           <w:sz w:val="17"/>
           <w:szCs w:val="17"/>
         </w:rPr>
@@ -3844,8 +3813,8 @@
       </w:pPr>
       <w:r>
         <w:rPr>
-          <w:rFonts w:ascii="Consolas" w:cs="Consolas" w:eastAsia="Consolas" w:hAnsi="Consolas"/>
-          <w:color w:val="334155"/>
+          <w:color w:val="334155"/>
+          <w:rFonts w:ascii="Consolas" w:cs="Consolas" w:eastAsia="Consolas" w:hAnsi="Consolas"/>
           <w:sz w:val="17"/>
           <w:szCs w:val="17"/>
         </w:rPr>
@@ -3858,8 +3827,8 @@
       </w:pPr>
       <w:r>
         <w:rPr>
-          <w:rFonts w:ascii="Consolas" w:cs="Consolas" w:eastAsia="Consolas" w:hAnsi="Consolas"/>
-          <w:color w:val="334155"/>
+          <w:color w:val="334155"/>
+          <w:rFonts w:ascii="Consolas" w:cs="Consolas" w:eastAsia="Consolas" w:hAnsi="Consolas"/>
           <w:sz w:val="17"/>
           <w:szCs w:val="17"/>
         </w:rPr>
@@ -3872,8 +3841,8 @@
       </w:pPr>
       <w:r>
         <w:rPr>
-          <w:rFonts w:ascii="Consolas" w:cs="Consolas" w:eastAsia="Consolas" w:hAnsi="Consolas"/>
-          <w:color w:val="334155"/>
+          <w:color w:val="334155"/>
+          <w:rFonts w:ascii="Consolas" w:cs="Consolas" w:eastAsia="Consolas" w:hAnsi="Consolas"/>
           <w:sz w:val="17"/>
           <w:szCs w:val="17"/>
         </w:rPr>
@@ -3886,8 +3855,8 @@
       </w:pPr>
       <w:r>
         <w:rPr>
-          <w:rFonts w:ascii="Consolas" w:cs="Consolas" w:eastAsia="Consolas" w:hAnsi="Consolas"/>
-          <w:color w:val="334155"/>
+          <w:color w:val="334155"/>
+          <w:rFonts w:ascii="Consolas" w:cs="Consolas" w:eastAsia="Consolas" w:hAnsi="Consolas"/>
           <w:sz w:val="17"/>
           <w:szCs w:val="17"/>
         </w:rPr>
@@ -3900,8 +3869,8 @@
       </w:pPr>
       <w:r>
         <w:rPr>
-          <w:rFonts w:ascii="Consolas" w:cs="Consolas" w:eastAsia="Consolas" w:hAnsi="Consolas"/>
-          <w:color w:val="334155"/>
+          <w:color w:val="334155"/>
+          <w:rFonts w:ascii="Consolas" w:cs="Consolas" w:eastAsia="Consolas" w:hAnsi="Consolas"/>
           <w:sz w:val="17"/>
           <w:szCs w:val="17"/>
         </w:rPr>
@@ -3912,9 +3881,7 @@
       <w:pPr>
         <w:spacing w:before="0" w:after="0"/>
       </w:pPr>
-      <w:r>
-        <w:t xml:space="preserve"/>
-      </w:r>
+      <w:r/>
     </w:p>
     <w:p>
       <w:pPr>
@@ -3922,14 +3889,14 @@
       </w:pPr>
       <w:r>
         <w:rPr>
-          <w:rFonts w:ascii="Arial" w:cs="Arial" w:eastAsia="Arial" w:hAnsi="Arial"/>
+          <w:bCs/>
           <w:b/>
-          <w:bCs/>
           <w:color w:val="0F172A"/>
+          <w:rFonts w:ascii="Arial" w:cs="Arial" w:eastAsia="Arial" w:hAnsi="Arial"/>
           <w:sz w:val="21"/>
           <w:szCs w:val="21"/>
         </w:rPr>
-        <w:t xml:space="preserve">Phase 4 checklist</w:t>
+        <w:t>Phase 4 checklist</w:t>
       </w:r>
     </w:p>
     <w:p>
@@ -3943,12 +3910,12 @@
       </w:pPr>
       <w:r>
         <w:rPr>
-          <w:rFonts w:ascii="Consolas" w:cs="Consolas" w:eastAsia="Consolas" w:hAnsi="Consolas"/>
-          <w:color w:val="334155"/>
-          <w:sz w:val="19"/>
-          <w:szCs w:val="19"/>
-        </w:rPr>
-        <w:t xml:space="preserve">Can add and store an indexer in the database</w:t>
+          <w:color w:val="334155"/>
+          <w:rFonts w:ascii="Consolas" w:cs="Consolas" w:eastAsia="Consolas" w:hAnsi="Consolas"/>
+          <w:sz w:val="19"/>
+          <w:szCs w:val="19"/>
+        </w:rPr>
+        <w:t>Can add and store an indexer in the database</w:t>
       </w:r>
     </w:p>
     <w:p>
@@ -3962,12 +3929,12 @@
       </w:pPr>
       <w:r>
         <w:rPr>
-          <w:rFonts w:ascii="Consolas" w:cs="Consolas" w:eastAsia="Consolas" w:hAnsi="Consolas"/>
-          <w:color w:val="334155"/>
-          <w:sz w:val="19"/>
-          <w:szCs w:val="19"/>
-        </w:rPr>
-        <w:t xml:space="preserve">Search returns results from at least one indexer</w:t>
+          <w:color w:val="334155"/>
+          <w:rFonts w:ascii="Consolas" w:cs="Consolas" w:eastAsia="Consolas" w:hAnsi="Consolas"/>
+          <w:sz w:val="19"/>
+          <w:szCs w:val="19"/>
+        </w:rPr>
+        <w:t>Search returns results from at least one indexer</w:t>
       </w:r>
     </w:p>
     <w:p>
@@ -3981,12 +3948,12 @@
       </w:pPr>
       <w:r>
         <w:rPr>
-          <w:rFonts w:ascii="Consolas" w:cs="Consolas" w:eastAsia="Consolas" w:hAnsi="Consolas"/>
-          <w:color w:val="334155"/>
-          <w:sz w:val="19"/>
-          <w:szCs w:val="19"/>
-        </w:rPr>
-        <w:t xml:space="preserve">Magnet links can be passed to libtorrent</w:t>
+          <w:color w:val="334155"/>
+          <w:rFonts w:ascii="Consolas" w:cs="Consolas" w:eastAsia="Consolas" w:hAnsi="Consolas"/>
+          <w:sz w:val="19"/>
+          <w:szCs w:val="19"/>
+        </w:rPr>
+        <w:t>Magnet links can be passed to libtorrent</w:t>
       </w:r>
     </w:p>
     <w:p>
@@ -4000,12 +3967,12 @@
       </w:pPr>
       <w:r>
         <w:rPr>
-          <w:rFonts w:ascii="Consolas" w:cs="Consolas" w:eastAsia="Consolas" w:hAnsi="Consolas"/>
-          <w:color w:val="334155"/>
-          <w:sz w:val="19"/>
-          <w:szCs w:val="19"/>
-        </w:rPr>
-        <w:t xml:space="preserve">Download starts and you can see progress</w:t>
+          <w:color w:val="334155"/>
+          <w:rFonts w:ascii="Consolas" w:cs="Consolas" w:eastAsia="Consolas" w:hAnsi="Consolas"/>
+          <w:sz w:val="19"/>
+          <w:szCs w:val="19"/>
+        </w:rPr>
+        <w:t>Download starts and you can see progress</w:t>
       </w:r>
     </w:p>
     <w:p>
@@ -4019,12 +3986,12 @@
       </w:pPr>
       <w:r>
         <w:rPr>
-          <w:rFonts w:ascii="Consolas" w:cs="Consolas" w:eastAsia="Consolas" w:hAnsi="Consolas"/>
-          <w:color w:val="334155"/>
-          <w:sz w:val="19"/>
-          <w:szCs w:val="19"/>
-        </w:rPr>
-        <w:t xml:space="preserve">Basic download history saved to database</w:t>
+          <w:color w:val="334155"/>
+          <w:rFonts w:ascii="Consolas" w:cs="Consolas" w:eastAsia="Consolas" w:hAnsi="Consolas"/>
+          <w:sz w:val="19"/>
+          <w:szCs w:val="19"/>
+        </w:rPr>
+        <w:t>Basic download history saved to database</w:t>
       </w:r>
     </w:p>
     <w:p>
@@ -4038,32 +4005,30 @@
       </w:pPr>
       <w:r>
         <w:rPr>
-          <w:rFonts w:ascii="Consolas" w:cs="Consolas" w:eastAsia="Consolas" w:hAnsi="Consolas"/>
-          <w:color w:val="334155"/>
-          <w:sz w:val="19"/>
-          <w:szCs w:val="19"/>
-        </w:rPr>
-        <w:t xml:space="preserve">Pushed to GitHub</w:t>
+          <w:color w:val="334155"/>
+          <w:rFonts w:ascii="Consolas" w:cs="Consolas" w:eastAsia="Consolas" w:hAnsi="Consolas"/>
+          <w:sz w:val="19"/>
+          <w:szCs w:val="19"/>
+        </w:rPr>
+        <w:t>Pushed to GitHub</w:t>
       </w:r>
     </w:p>
     <w:p>
       <w:pPr>
         <w:spacing w:before="0" w:after="0"/>
       </w:pPr>
-      <w:r>
-        <w:t xml:space="preserve"/>
-      </w:r>
+      <w:r/>
     </w:p>
     <w:tbl>
       <w:tblPr>
         <w:tblW w:type="dxa" w:w="9360"/>
         <w:tblBorders>
-          <w:top w:val="single" w:color="auto" w:sz="4"/>
-          <w:left w:val="single" w:color="auto" w:sz="4"/>
-          <w:bottom w:val="single" w:color="auto" w:sz="4"/>
-          <w:right w:val="single" w:color="auto" w:sz="4"/>
-          <w:insideH w:val="single" w:color="auto" w:sz="4"/>
-          <w:insideV w:val="single" w:color="auto" w:sz="4"/>
+          <w:top w:val="single" w:sz="4" w:color="auto" w:space="0"/>
+          <w:bottom w:val="single" w:sz="4" w:color="auto" w:space="0"/>
+          <w:left w:val="single" w:sz="4" w:color="auto" w:space="0"/>
+          <w:right w:val="single" w:sz="4" w:color="auto" w:space="0"/>
+          <w:insideH w:val="single" w:sz="4" w:color="auto" w:space="0"/>
+          <w:insideV w:val="single" w:sz="4" w:color="auto" w:space="0"/>
         </w:tblBorders>
       </w:tblPr>
       <w:tblGrid>
@@ -4072,58 +4037,58 @@
       <w:tr>
         <w:tc>
           <w:tcPr>
-            <w:tcW w:type="dxa" w:w="9360"/>
-            <w:tcBorders>
-              <w:top w:val="single" w:color="CBD5E1" w:sz="1"/>
-              <w:left w:val="single" w:color="CBD5E1" w:sz="1"/>
-              <w:bottom w:val="single" w:color="CBD5E1" w:sz="1"/>
-              <w:right w:val="single" w:color="CBD5E1" w:sz="1"/>
-            </w:tcBorders>
-            <w:shd w:fill="DC2626" w:val="clear"/>
             <w:tcMar>
               <w:top w:type="dxa" w:w="140"/>
               <w:left w:type="dxa" w:w="240"/>
               <w:bottom w:type="dxa" w:w="140"/>
               <w:right w:type="dxa" w:w="240"/>
             </w:tcMar>
+            <w:tcBorders>
+              <w:top w:val="single" w:sz="1" w:color="CBD5E1" w:space="0"/>
+              <w:bottom w:val="single" w:sz="1" w:color="CBD5E1" w:space="0"/>
+              <w:left w:val="single" w:sz="1" w:color="CBD5E1" w:space="0"/>
+              <w:right w:val="single" w:sz="1" w:color="CBD5E1" w:space="0"/>
+            </w:tcBorders>
+            <w:shd w:fill="DC2626" w:val="clear"/>
+            <w:tcW w:w="9360" w:type="dxa"/>
           </w:tcPr>
           <w:p>
             <w:r>
               <w:rPr>
-                <w:rFonts w:ascii="Arial" w:cs="Arial" w:eastAsia="Arial" w:hAnsi="Arial"/>
+                <w:bCs/>
                 <w:b/>
-                <w:bCs/>
                 <w:color w:val="94A3B8"/>
+                <w:rFonts w:ascii="Arial" w:cs="Arial" w:eastAsia="Arial" w:hAnsi="Arial"/>
                 <w:sz w:val="18"/>
                 <w:szCs w:val="18"/>
               </w:rPr>
-              <w:t xml:space="preserve">PHASE 5 — Month 8 to 12</w:t>
-            </w:r>
-          </w:p>
-          <w:p>
-            <w:r>
-              <w:rPr>
-                <w:rFonts w:ascii="Arial" w:cs="Arial" w:eastAsia="Arial" w:hAnsi="Arial"/>
+              <w:t>PHASE 5 — Month 8 to 12</w:t>
+            </w:r>
+          </w:p>
+          <w:p>
+            <w:r>
+              <w:rPr>
+                <w:bCs/>
                 <w:b/>
-                <w:bCs/>
                 <w:color w:val="FFFFFF"/>
+                <w:rFonts w:ascii="Arial" w:cs="Arial" w:eastAsia="Arial" w:hAnsi="Arial"/>
                 <w:sz w:val="26"/>
                 <w:szCs w:val="26"/>
               </w:rPr>
-              <w:t xml:space="preserve">Polish, Auth &amp; First Real Release</w:t>
-            </w:r>
-          </w:p>
-          <w:p>
-            <w:r>
-              <w:rPr>
-                <w:rFonts w:ascii="Arial" w:cs="Arial" w:eastAsia="Arial" w:hAnsi="Arial"/>
+              <w:t>Polish, Auth &amp; First Real Release</w:t>
+            </w:r>
+          </w:p>
+          <w:p>
+            <w:r>
+              <w:rPr>
+                <w:iCs/>
                 <w:i/>
-                <w:iCs/>
                 <w:color w:val="94A3B8"/>
+                <w:rFonts w:ascii="Arial" w:cs="Arial" w:eastAsia="Arial" w:hAnsi="Arial"/>
                 <w:sz w:val="19"/>
                 <w:szCs w:val="19"/>
               </w:rPr>
-              <w:t xml:space="preserve">Make it real enough to show people. This is how you recruit.</w:t>
+              <w:t>Make it real enough to show people. This is how you recruit.</w:t>
             </w:r>
           </w:p>
         </w:tc>
@@ -4133,9 +4098,7 @@
       <w:pPr>
         <w:spacing w:before="0" w:after="0"/>
       </w:pPr>
-      <w:r>
-        <w:t xml:space="preserve"/>
-      </w:r>
+      <w:r/>
     </w:p>
     <w:p>
       <w:pPr>
@@ -4143,21 +4106,19 @@
       </w:pPr>
       <w:r>
         <w:rPr>
-          <w:rFonts w:ascii="Arial" w:cs="Arial" w:eastAsia="Arial" w:hAnsi="Arial"/>
-          <w:color w:val="334155"/>
+          <w:color w:val="334155"/>
+          <w:rFonts w:ascii="Arial" w:cs="Arial" w:eastAsia="Arial" w:hAnsi="Arial"/>
           <w:sz w:val="20"/>
           <w:szCs w:val="20"/>
         </w:rPr>
-        <w:t xml:space="preserve">This is the phase where you get TideULT to a point where you can post it publicly and say 'hey I built this, who wants to help'. It doesn't need to be perfect — it needs to be real.</w:t>
+        <w:t>This is the phase where you get TideULT to a point where you can post it publicly and say 'hey I built this, who wants to help'. It doesn't need to be perfect — it needs to be real.</w:t>
       </w:r>
     </w:p>
     <w:p>
       <w:pPr>
         <w:spacing w:before="0" w:after="0"/>
       </w:pPr>
-      <w:r>
-        <w:t xml:space="preserve"/>
-      </w:r>
+      <w:r/>
     </w:p>
     <w:p>
       <w:pPr>
@@ -4165,14 +4126,14 @@
       </w:pPr>
       <w:r>
         <w:rPr>
-          <w:rFonts w:ascii="Arial" w:cs="Arial" w:eastAsia="Arial" w:hAnsi="Arial"/>
+          <w:bCs/>
           <w:b/>
-          <w:bCs/>
           <w:color w:val="0F172A"/>
+          <w:rFonts w:ascii="Arial" w:cs="Arial" w:eastAsia="Arial" w:hAnsi="Arial"/>
           <w:sz w:val="21"/>
           <w:szCs w:val="21"/>
         </w:rPr>
-        <w:t xml:space="preserve">What you're building</w:t>
+        <w:t>What you're building</w:t>
       </w:r>
     </w:p>
     <w:p>
@@ -4186,12 +4147,12 @@
       </w:pPr>
       <w:r>
         <w:rPr>
-          <w:rFonts w:ascii="Arial" w:cs="Arial" w:eastAsia="Arial" w:hAnsi="Arial"/>
-          <w:color w:val="334155"/>
-          <w:sz w:val="19"/>
-          <w:szCs w:val="19"/>
-        </w:rPr>
-        <w:t xml:space="preserve">User authentication — JWT tokens, login and logout</w:t>
+          <w:color w:val="334155"/>
+          <w:rFonts w:ascii="Arial" w:cs="Arial" w:eastAsia="Arial" w:hAnsi="Arial"/>
+          <w:sz w:val="19"/>
+          <w:szCs w:val="19"/>
+        </w:rPr>
+        <w:t>User authentication — JWT tokens, login and logout</w:t>
       </w:r>
     </w:p>
     <w:p>
@@ -4205,12 +4166,12 @@
       </w:pPr>
       <w:r>
         <w:rPr>
-          <w:rFonts w:ascii="Arial" w:cs="Arial" w:eastAsia="Arial" w:hAnsi="Arial"/>
-          <w:color w:val="334155"/>
-          <w:sz w:val="19"/>
-          <w:szCs w:val="19"/>
-        </w:rPr>
-        <w:t xml:space="preserve">Protected routes — some API routes require login</w:t>
+          <w:color w:val="334155"/>
+          <w:rFonts w:ascii="Arial" w:cs="Arial" w:eastAsia="Arial" w:hAnsi="Arial"/>
+          <w:sz w:val="19"/>
+          <w:szCs w:val="19"/>
+        </w:rPr>
+        <w:t>Protected routes — some API routes require login</w:t>
       </w:r>
     </w:p>
     <w:p>
@@ -4224,12 +4185,12 @@
       </w:pPr>
       <w:r>
         <w:rPr>
-          <w:rFonts w:ascii="Arial" w:cs="Arial" w:eastAsia="Arial" w:hAnsi="Arial"/>
-          <w:color w:val="334155"/>
-          <w:sz w:val="19"/>
-          <w:szCs w:val="19"/>
-        </w:rPr>
-        <w:t xml:space="preserve">A setup wizard — first-run experience to configure Jellyfin + indexers</w:t>
+          <w:color w:val="334155"/>
+          <w:rFonts w:ascii="Arial" w:cs="Arial" w:eastAsia="Arial" w:hAnsi="Arial"/>
+          <w:sz w:val="19"/>
+          <w:szCs w:val="19"/>
+        </w:rPr>
+        <w:t>A setup wizard — first-run experience to configure Jellyfin + indexers</w:t>
       </w:r>
     </w:p>
     <w:p>
@@ -4243,12 +4204,12 @@
       </w:pPr>
       <w:r>
         <w:rPr>
-          <w:rFonts w:ascii="Arial" w:cs="Arial" w:eastAsia="Arial" w:hAnsi="Arial"/>
-          <w:color w:val="334155"/>
-          <w:sz w:val="19"/>
-          <w:szCs w:val="19"/>
-        </w:rPr>
-        <w:t xml:space="preserve">Real-time download progress — WebSockets so the UI updates live</w:t>
+          <w:color w:val="334155"/>
+          <w:rFonts w:ascii="Arial" w:cs="Arial" w:eastAsia="Arial" w:hAnsi="Arial"/>
+          <w:sz w:val="19"/>
+          <w:szCs w:val="19"/>
+        </w:rPr>
+        <w:t>Real-time download progress — WebSockets so the UI updates live</w:t>
       </w:r>
     </w:p>
     <w:p>
@@ -4262,12 +4223,12 @@
       </w:pPr>
       <w:r>
         <w:rPr>
-          <w:rFonts w:ascii="Arial" w:cs="Arial" w:eastAsia="Arial" w:hAnsi="Arial"/>
-          <w:color w:val="334155"/>
-          <w:sz w:val="19"/>
-          <w:szCs w:val="19"/>
-        </w:rPr>
-        <w:t xml:space="preserve">Start upgrading the frontend — either React or better vanilla JS</w:t>
+          <w:color w:val="334155"/>
+          <w:rFonts w:ascii="Arial" w:cs="Arial" w:eastAsia="Arial" w:hAnsi="Arial"/>
+          <w:sz w:val="19"/>
+          <w:szCs w:val="19"/>
+        </w:rPr>
+        <w:t>Start upgrading the frontend — either React or better vanilla JS</w:t>
       </w:r>
     </w:p>
     <w:p>
@@ -4281,12 +4242,12 @@
       </w:pPr>
       <w:r>
         <w:rPr>
-          <w:rFonts w:ascii="Arial" w:cs="Arial" w:eastAsia="Arial" w:hAnsi="Arial"/>
-          <w:color w:val="334155"/>
-          <w:sz w:val="19"/>
-          <w:szCs w:val="19"/>
-        </w:rPr>
-        <w:t xml:space="preserve">A proper README with screenshots</w:t>
+          <w:color w:val="334155"/>
+          <w:rFonts w:ascii="Arial" w:cs="Arial" w:eastAsia="Arial" w:hAnsi="Arial"/>
+          <w:sz w:val="19"/>
+          <w:szCs w:val="19"/>
+        </w:rPr>
+        <w:t>A proper README with screenshots</w:t>
       </w:r>
     </w:p>
     <w:p>
@@ -4300,21 +4261,19 @@
       </w:pPr>
       <w:r>
         <w:rPr>
-          <w:rFonts w:ascii="Arial" w:cs="Arial" w:eastAsia="Arial" w:hAnsi="Arial"/>
-          <w:color w:val="334155"/>
-          <w:sz w:val="19"/>
-          <w:szCs w:val="19"/>
-        </w:rPr>
-        <w:t xml:space="preserve">An install guide so others can actually run it</w:t>
+          <w:color w:val="334155"/>
+          <w:rFonts w:ascii="Arial" w:cs="Arial" w:eastAsia="Arial" w:hAnsi="Arial"/>
+          <w:sz w:val="19"/>
+          <w:szCs w:val="19"/>
+        </w:rPr>
+        <w:t>An install guide so others can actually run it</w:t>
       </w:r>
     </w:p>
     <w:p>
       <w:pPr>
         <w:spacing w:before="0" w:after="0"/>
       </w:pPr>
-      <w:r>
-        <w:t xml:space="preserve"/>
-      </w:r>
+      <w:r/>
     </w:p>
     <w:p>
       <w:pPr>
@@ -4322,38 +4281,36 @@
       </w:pPr>
       <w:r>
         <w:rPr>
-          <w:rFonts w:ascii="Arial" w:cs="Arial" w:eastAsia="Arial" w:hAnsi="Arial"/>
+          <w:bCs/>
           <w:b/>
-          <w:bCs/>
           <w:color w:val="0F172A"/>
+          <w:rFonts w:ascii="Arial" w:cs="Arial" w:eastAsia="Arial" w:hAnsi="Arial"/>
           <w:sz w:val="21"/>
           <w:szCs w:val="21"/>
         </w:rPr>
-        <w:t xml:space="preserve">Install auth packages</w:t>
-      </w:r>
-    </w:p>
-    <w:p>
-      <w:pPr>
+        <w:t>Install auth packages</w:t>
+      </w:r>
+    </w:p>
+    <w:p>
+      <w:pPr>
+        <w:ind w:left="360"/>
         <w:spacing w:before="40" w:after="40"/>
-        <w:ind w:left="360"/>
-      </w:pPr>
-      <w:r>
-        <w:rPr>
-          <w:rFonts w:ascii="Consolas" w:cs="Consolas" w:eastAsia="Consolas" w:hAnsi="Consolas"/>
+      </w:pPr>
+      <w:r>
+        <w:rPr>
           <w:color w:val="0891B2"/>
+          <w:rFonts w:ascii="Consolas" w:cs="Consolas" w:eastAsia="Consolas" w:hAnsi="Consolas"/>
           <w:sz w:val="18"/>
           <w:szCs w:val="18"/>
         </w:rPr>
-        <w:t xml:space="preserve">pip install python-jose[cryptography] passlib[bcrypt]</w:t>
+        <w:t>pip install python-jose[cryptography] passlib[bcrypt]</w:t>
       </w:r>
     </w:p>
     <w:p>
       <w:pPr>
         <w:spacing w:before="0" w:after="0"/>
       </w:pPr>
-      <w:r>
-        <w:t xml:space="preserve"/>
-      </w:r>
+      <w:r/>
     </w:p>
     <w:p>
       <w:pPr>
@@ -4361,14 +4318,14 @@
       </w:pPr>
       <w:r>
         <w:rPr>
-          <w:rFonts w:ascii="Arial" w:cs="Arial" w:eastAsia="Arial" w:hAnsi="Arial"/>
+          <w:bCs/>
           <w:b/>
-          <w:bCs/>
           <w:color w:val="0F172A"/>
+          <w:rFonts w:ascii="Arial" w:cs="Arial" w:eastAsia="Arial" w:hAnsi="Arial"/>
           <w:sz w:val="21"/>
           <w:szCs w:val="21"/>
         </w:rPr>
-        <w:t xml:space="preserve">Phase 5 checklist</w:t>
+        <w:t>Phase 5 checklist</w:t>
       </w:r>
     </w:p>
     <w:p>
@@ -4382,12 +4339,12 @@
       </w:pPr>
       <w:r>
         <w:rPr>
-          <w:rFonts w:ascii="Consolas" w:cs="Consolas" w:eastAsia="Consolas" w:hAnsi="Consolas"/>
-          <w:color w:val="334155"/>
-          <w:sz w:val="19"/>
-          <w:szCs w:val="19"/>
-        </w:rPr>
-        <w:t xml:space="preserve">Login and logout working with JWT</w:t>
+          <w:color w:val="334155"/>
+          <w:rFonts w:ascii="Consolas" w:cs="Consolas" w:eastAsia="Consolas" w:hAnsi="Consolas"/>
+          <w:sz w:val="19"/>
+          <w:szCs w:val="19"/>
+        </w:rPr>
+        <w:t>Login and logout working with JWT</w:t>
       </w:r>
     </w:p>
     <w:p>
@@ -4401,12 +4358,12 @@
       </w:pPr>
       <w:r>
         <w:rPr>
-          <w:rFonts w:ascii="Consolas" w:cs="Consolas" w:eastAsia="Consolas" w:hAnsi="Consolas"/>
-          <w:color w:val="334155"/>
-          <w:sz w:val="19"/>
-          <w:szCs w:val="19"/>
-        </w:rPr>
-        <w:t xml:space="preserve">Protected routes reject unauthenticated requests</w:t>
+          <w:color w:val="334155"/>
+          <w:rFonts w:ascii="Consolas" w:cs="Consolas" w:eastAsia="Consolas" w:hAnsi="Consolas"/>
+          <w:sz w:val="19"/>
+          <w:szCs w:val="19"/>
+        </w:rPr>
+        <w:t>Protected routes reject unauthenticated requests</w:t>
       </w:r>
     </w:p>
     <w:p>
@@ -4420,12 +4377,12 @@
       </w:pPr>
       <w:r>
         <w:rPr>
-          <w:rFonts w:ascii="Consolas" w:cs="Consolas" w:eastAsia="Consolas" w:hAnsi="Consolas"/>
-          <w:color w:val="334155"/>
-          <w:sz w:val="19"/>
-          <w:szCs w:val="19"/>
-        </w:rPr>
-        <w:t xml:space="preserve">Setup wizard runs on first launch</w:t>
+          <w:color w:val="334155"/>
+          <w:rFonts w:ascii="Consolas" w:cs="Consolas" w:eastAsia="Consolas" w:hAnsi="Consolas"/>
+          <w:sz w:val="19"/>
+          <w:szCs w:val="19"/>
+        </w:rPr>
+        <w:t>Setup wizard runs on first launch</w:t>
       </w:r>
     </w:p>
     <w:p>
@@ -4439,12 +4396,12 @@
       </w:pPr>
       <w:r>
         <w:rPr>
-          <w:rFonts w:ascii="Consolas" w:cs="Consolas" w:eastAsia="Consolas" w:hAnsi="Consolas"/>
-          <w:color w:val="334155"/>
-          <w:sz w:val="19"/>
-          <w:szCs w:val="19"/>
-        </w:rPr>
-        <w:t xml:space="preserve">Download progress updates in real time via WebSocket</w:t>
+          <w:color w:val="334155"/>
+          <w:rFonts w:ascii="Consolas" w:cs="Consolas" w:eastAsia="Consolas" w:hAnsi="Consolas"/>
+          <w:sz w:val="19"/>
+          <w:szCs w:val="19"/>
+        </w:rPr>
+        <w:t>Download progress updates in real time via WebSocket</w:t>
       </w:r>
     </w:p>
     <w:p>
@@ -4458,12 +4415,12 @@
       </w:pPr>
       <w:r>
         <w:rPr>
-          <w:rFonts w:ascii="Consolas" w:cs="Consolas" w:eastAsia="Consolas" w:hAnsi="Consolas"/>
-          <w:color w:val="334155"/>
-          <w:sz w:val="19"/>
-          <w:szCs w:val="19"/>
-        </w:rPr>
-        <w:t xml:space="preserve">README has a description, screenshots, and install instructions</w:t>
+          <w:color w:val="334155"/>
+          <w:rFonts w:ascii="Consolas" w:cs="Consolas" w:eastAsia="Consolas" w:hAnsi="Consolas"/>
+          <w:sz w:val="19"/>
+          <w:szCs w:val="19"/>
+        </w:rPr>
+        <w:t>README has a description, screenshots, and install instructions</w:t>
       </w:r>
     </w:p>
     <w:p>
@@ -4477,12 +4434,12 @@
       </w:pPr>
       <w:r>
         <w:rPr>
-          <w:rFonts w:ascii="Consolas" w:cs="Consolas" w:eastAsia="Consolas" w:hAnsi="Consolas"/>
-          <w:color w:val="334155"/>
-          <w:sz w:val="19"/>
-          <w:szCs w:val="19"/>
-        </w:rPr>
-        <w:t xml:space="preserve">At least one other person has successfully installed and run it</w:t>
+          <w:color w:val="334155"/>
+          <w:rFonts w:ascii="Consolas" w:cs="Consolas" w:eastAsia="Consolas" w:hAnsi="Consolas"/>
+          <w:sz w:val="19"/>
+          <w:szCs w:val="19"/>
+        </w:rPr>
+        <w:t>At least one other person has successfully installed and run it</w:t>
       </w:r>
     </w:p>
     <w:p>
@@ -4496,12 +4453,12 @@
       </w:pPr>
       <w:r>
         <w:rPr>
-          <w:rFonts w:ascii="Consolas" w:cs="Consolas" w:eastAsia="Consolas" w:hAnsi="Consolas"/>
-          <w:color w:val="334155"/>
-          <w:sz w:val="19"/>
-          <w:szCs w:val="19"/>
-        </w:rPr>
-        <w:t xml:space="preserve">v0.1.0 tag created on GitHub</w:t>
+          <w:color w:val="334155"/>
+          <w:rFonts w:ascii="Consolas" w:cs="Consolas" w:eastAsia="Consolas" w:hAnsi="Consolas"/>
+          <w:sz w:val="19"/>
+          <w:szCs w:val="19"/>
+        </w:rPr>
+        <w:t>v0.1.0 tag created on GitHub</w:t>
       </w:r>
     </w:p>
     <w:p>
@@ -4515,59 +4472,55 @@
       </w:pPr>
       <w:r>
         <w:rPr>
-          <w:rFonts w:ascii="Consolas" w:cs="Consolas" w:eastAsia="Consolas" w:hAnsi="Consolas"/>
-          <w:color w:val="334155"/>
-          <w:sz w:val="19"/>
-          <w:szCs w:val="19"/>
-        </w:rPr>
-        <w:t xml:space="preserve">Posted to r/selfhosted or r/learnprogramming</w:t>
+          <w:color w:val="334155"/>
+          <w:rFonts w:ascii="Consolas" w:cs="Consolas" w:eastAsia="Consolas" w:hAnsi="Consolas"/>
+          <w:sz w:val="19"/>
+          <w:szCs w:val="19"/>
+        </w:rPr>
+        <w:t>Posted to r/selfhosted or r/learnprogramming</w:t>
       </w:r>
     </w:p>
     <w:p>
       <w:pPr>
         <w:spacing w:before="0" w:after="0"/>
       </w:pPr>
-      <w:r>
-        <w:t xml:space="preserve"/>
-      </w:r>
+      <w:r/>
     </w:p>
     <w:p>
       <w:pPr>
         <w:pBdr>
-          <w:bottom w:val="single" w:color="0891B2" w:sz="6" w:space="4"/>
+          <w:bottom w:val="single" w:sz="6" w:color="0891B2" w:space="4"/>
         </w:pBdr>
         <w:spacing w:before="300" w:after="80"/>
       </w:pPr>
       <w:r>
         <w:rPr>
-          <w:rFonts w:ascii="Arial" w:cs="Arial" w:eastAsia="Arial" w:hAnsi="Arial"/>
+          <w:bCs/>
           <w:b/>
-          <w:bCs/>
           <w:color w:val="0F172A"/>
+          <w:rFonts w:ascii="Arial" w:cs="Arial" w:eastAsia="Arial" w:hAnsi="Arial"/>
           <w:sz w:val="27"/>
           <w:szCs w:val="27"/>
         </w:rPr>
-        <w:t xml:space="preserve">📚 What to Learn and When</w:t>
+        <w:t>📚 What to Learn and When</w:t>
       </w:r>
     </w:p>
     <w:p>
       <w:pPr>
         <w:spacing w:before="0" w:after="0"/>
       </w:pPr>
-      <w:r>
-        <w:t xml:space="preserve"/>
-      </w:r>
+      <w:r/>
     </w:p>
     <w:tbl>
       <w:tblPr>
         <w:tblW w:type="dxa" w:w="9360"/>
         <w:tblBorders>
-          <w:top w:val="single" w:color="auto" w:sz="4"/>
-          <w:left w:val="single" w:color="auto" w:sz="4"/>
-          <w:bottom w:val="single" w:color="auto" w:sz="4"/>
-          <w:right w:val="single" w:color="auto" w:sz="4"/>
-          <w:insideH w:val="single" w:color="auto" w:sz="4"/>
-          <w:insideV w:val="single" w:color="auto" w:sz="4"/>
+          <w:top w:val="single" w:sz="4" w:color="auto" w:space="0"/>
+          <w:bottom w:val="single" w:sz="4" w:color="auto" w:space="0"/>
+          <w:left w:val="single" w:sz="4" w:color="auto" w:space="0"/>
+          <w:right w:val="single" w:sz="4" w:color="auto" w:space="0"/>
+          <w:insideH w:val="single" w:sz="4" w:color="auto" w:space="0"/>
+          <w:insideV w:val="single" w:sz="4" w:color="auto" w:space="0"/>
         </w:tblBorders>
       </w:tblPr>
       <w:tblGrid>
@@ -4577,41 +4530,39 @@
       <w:tr>
         <w:tc>
           <w:tcPr>
-            <w:tcW w:type="dxa" w:w="4680"/>
-            <w:tcBorders>
-              <w:top w:val="single" w:color="CBD5E1" w:sz="1"/>
-              <w:left w:val="single" w:color="CBD5E1" w:sz="1"/>
-              <w:bottom w:val="single" w:color="CBD5E1" w:sz="1"/>
-              <w:right w:val="single" w:color="CBD5E1" w:sz="1"/>
-            </w:tcBorders>
-            <w:shd w:fill="F1F5F9" w:val="clear"/>
             <w:tcMar>
               <w:top w:type="dxa" w:w="100"/>
               <w:left w:type="dxa" w:w="160"/>
               <w:bottom w:type="dxa" w:w="100"/>
               <w:right w:type="dxa" w:w="160"/>
             </w:tcMar>
+            <w:tcBorders>
+              <w:top w:val="single" w:sz="1" w:color="CBD5E1" w:space="0"/>
+              <w:bottom w:val="single" w:sz="1" w:color="CBD5E1" w:space="0"/>
+              <w:left w:val="single" w:sz="1" w:color="CBD5E1" w:space="0"/>
+              <w:right w:val="single" w:sz="1" w:color="CBD5E1" w:space="0"/>
+            </w:tcBorders>
+            <w:shd w:fill="F1F5F9" w:val="clear"/>
+            <w:tcW w:w="4680" w:type="dxa"/>
           </w:tcPr>
           <w:p>
             <w:r>
               <w:rPr>
-                <w:rFonts w:ascii="Arial" w:cs="Arial" w:eastAsia="Arial" w:hAnsi="Arial"/>
+                <w:bCs/>
                 <w:b/>
-                <w:bCs/>
                 <w:color w:val="0F172A"/>
+                <w:rFonts w:ascii="Arial" w:cs="Arial" w:eastAsia="Arial" w:hAnsi="Arial"/>
                 <w:sz w:val="20"/>
                 <w:szCs w:val="20"/>
               </w:rPr>
-              <w:t xml:space="preserve">Learn This</w:t>
+              <w:t>Learn This</w:t>
             </w:r>
           </w:p>
           <w:p>
             <w:pPr>
               <w:spacing w:before="0" w:after="0"/>
             </w:pPr>
-            <w:r>
-              <w:t xml:space="preserve"/>
-            </w:r>
+            <w:r/>
           </w:p>
           <w:p>
             <w:pPr>
@@ -4624,12 +4575,12 @@
             </w:pPr>
             <w:r>
               <w:rPr>
-                <w:rFonts w:ascii="Arial" w:cs="Arial" w:eastAsia="Arial" w:hAnsi="Arial"/>
                 <w:color w:val="334155"/>
+                <w:rFonts w:ascii="Arial" w:cs="Arial" w:eastAsia="Arial" w:hAnsi="Arial"/>
                 <w:sz w:val="18"/>
                 <w:szCs w:val="18"/>
               </w:rPr>
-              <w:t xml:space="preserve">Python OOP basics</w:t>
+              <w:t>Python OOP basics</w:t>
             </w:r>
           </w:p>
           <w:p>
@@ -4643,12 +4594,12 @@
             </w:pPr>
             <w:r>
               <w:rPr>
-                <w:rFonts w:ascii="Arial" w:cs="Arial" w:eastAsia="Arial" w:hAnsi="Arial"/>
                 <w:color w:val="334155"/>
+                <w:rFonts w:ascii="Arial" w:cs="Arial" w:eastAsia="Arial" w:hAnsi="Arial"/>
                 <w:sz w:val="18"/>
                 <w:szCs w:val="18"/>
               </w:rPr>
-              <w:t xml:space="preserve">Virtual environments + pip</w:t>
+              <w:t>Virtual environments + pip</w:t>
             </w:r>
           </w:p>
           <w:p>
@@ -4662,12 +4613,12 @@
             </w:pPr>
             <w:r>
               <w:rPr>
-                <w:rFonts w:ascii="Arial" w:cs="Arial" w:eastAsia="Arial" w:hAnsi="Arial"/>
                 <w:color w:val="334155"/>
+                <w:rFonts w:ascii="Arial" w:cs="Arial" w:eastAsia="Arial" w:hAnsi="Arial"/>
                 <w:sz w:val="18"/>
                 <w:szCs w:val="18"/>
               </w:rPr>
-              <w:t xml:space="preserve">FastAPI fundamentals</w:t>
+              <w:t>FastAPI fundamentals</w:t>
             </w:r>
           </w:p>
           <w:p>
@@ -4681,12 +4632,12 @@
             </w:pPr>
             <w:r>
               <w:rPr>
-                <w:rFonts w:ascii="Arial" w:cs="Arial" w:eastAsia="Arial" w:hAnsi="Arial"/>
                 <w:color w:val="334155"/>
+                <w:rFonts w:ascii="Arial" w:cs="Arial" w:eastAsia="Arial" w:hAnsi="Arial"/>
                 <w:sz w:val="18"/>
                 <w:szCs w:val="18"/>
               </w:rPr>
-              <w:t xml:space="preserve">HTTP basics (GET, POST etc)</w:t>
+              <w:t>HTTP basics (GET, POST etc)</w:t>
             </w:r>
           </w:p>
           <w:p>
@@ -4700,12 +4651,12 @@
             </w:pPr>
             <w:r>
               <w:rPr>
-                <w:rFonts w:ascii="Arial" w:cs="Arial" w:eastAsia="Arial" w:hAnsi="Arial"/>
                 <w:color w:val="334155"/>
+                <w:rFonts w:ascii="Arial" w:cs="Arial" w:eastAsia="Arial" w:hAnsi="Arial"/>
                 <w:sz w:val="18"/>
                 <w:szCs w:val="18"/>
               </w:rPr>
-              <w:t xml:space="preserve">JSON in Python</w:t>
+              <w:t>JSON in Python</w:t>
             </w:r>
           </w:p>
           <w:p>
@@ -4719,12 +4670,12 @@
             </w:pPr>
             <w:r>
               <w:rPr>
-                <w:rFonts w:ascii="Arial" w:cs="Arial" w:eastAsia="Arial" w:hAnsi="Arial"/>
                 <w:color w:val="334155"/>
+                <w:rFonts w:ascii="Arial" w:cs="Arial" w:eastAsia="Arial" w:hAnsi="Arial"/>
                 <w:sz w:val="18"/>
                 <w:szCs w:val="18"/>
               </w:rPr>
-              <w:t xml:space="preserve">Git + GitHub</w:t>
+              <w:t>Git + GitHub</w:t>
             </w:r>
           </w:p>
           <w:p>
@@ -4738,12 +4689,12 @@
             </w:pPr>
             <w:r>
               <w:rPr>
-                <w:rFonts w:ascii="Arial" w:cs="Arial" w:eastAsia="Arial" w:hAnsi="Arial"/>
                 <w:color w:val="334155"/>
+                <w:rFonts w:ascii="Arial" w:cs="Arial" w:eastAsia="Arial" w:hAnsi="Arial"/>
                 <w:sz w:val="18"/>
                 <w:szCs w:val="18"/>
               </w:rPr>
-              <w:t xml:space="preserve">Basic HTML/CSS</w:t>
+              <w:t>Basic HTML/CSS</w:t>
             </w:r>
           </w:p>
           <w:p>
@@ -4757,12 +4708,12 @@
             </w:pPr>
             <w:r>
               <w:rPr>
-                <w:rFonts w:ascii="Arial" w:cs="Arial" w:eastAsia="Arial" w:hAnsi="Arial"/>
                 <w:color w:val="334155"/>
+                <w:rFonts w:ascii="Arial" w:cs="Arial" w:eastAsia="Arial" w:hAnsi="Arial"/>
                 <w:sz w:val="18"/>
                 <w:szCs w:val="18"/>
               </w:rPr>
-              <w:t xml:space="preserve">JS fetch() and async/await</w:t>
+              <w:t>JS fetch() and async/await</w:t>
             </w:r>
           </w:p>
           <w:p>
@@ -4776,52 +4727,50 @@
             </w:pPr>
             <w:r>
               <w:rPr>
-                <w:rFonts w:ascii="Arial" w:cs="Arial" w:eastAsia="Arial" w:hAnsi="Arial"/>
                 <w:color w:val="334155"/>
+                <w:rFonts w:ascii="Arial" w:cs="Arial" w:eastAsia="Arial" w:hAnsi="Arial"/>
                 <w:sz w:val="18"/>
                 <w:szCs w:val="18"/>
               </w:rPr>
-              <w:t xml:space="preserve">DOM manipulation</w:t>
+              <w:t>DOM manipulation</w:t>
             </w:r>
           </w:p>
         </w:tc>
         <w:tc>
           <w:tcPr>
-            <w:tcW w:type="dxa" w:w="4680"/>
-            <w:tcBorders>
-              <w:top w:val="single" w:color="CBD5E1" w:sz="1"/>
-              <w:left w:val="single" w:color="CBD5E1" w:sz="1"/>
-              <w:bottom w:val="single" w:color="CBD5E1" w:sz="1"/>
-              <w:right w:val="single" w:color="CBD5E1" w:sz="1"/>
-            </w:tcBorders>
-            <w:shd w:fill="F1F5F9" w:val="clear"/>
             <w:tcMar>
               <w:top w:type="dxa" w:w="100"/>
               <w:left w:type="dxa" w:w="160"/>
               <w:bottom w:type="dxa" w:w="100"/>
               <w:right w:type="dxa" w:w="160"/>
             </w:tcMar>
+            <w:tcBorders>
+              <w:top w:val="single" w:sz="1" w:color="CBD5E1" w:space="0"/>
+              <w:bottom w:val="single" w:sz="1" w:color="CBD5E1" w:space="0"/>
+              <w:left w:val="single" w:sz="1" w:color="CBD5E1" w:space="0"/>
+              <w:right w:val="single" w:sz="1" w:color="CBD5E1" w:space="0"/>
+            </w:tcBorders>
+            <w:shd w:fill="F1F5F9" w:val="clear"/>
+            <w:tcW w:w="4680" w:type="dxa"/>
           </w:tcPr>
           <w:p>
             <w:r>
               <w:rPr>
-                <w:rFonts w:ascii="Arial" w:cs="Arial" w:eastAsia="Arial" w:hAnsi="Arial"/>
+                <w:bCs/>
                 <w:b/>
-                <w:bCs/>
                 <w:color w:val="0F172A"/>
+                <w:rFonts w:ascii="Arial" w:cs="Arial" w:eastAsia="Arial" w:hAnsi="Arial"/>
                 <w:sz w:val="20"/>
                 <w:szCs w:val="20"/>
               </w:rPr>
-              <w:t xml:space="preserve">By The Time You're In...</w:t>
+              <w:t>By The Time You're In...</w:t>
             </w:r>
           </w:p>
           <w:p>
             <w:pPr>
               <w:spacing w:before="0" w:after="0"/>
             </w:pPr>
-            <w:r>
-              <w:t xml:space="preserve"/>
-            </w:r>
+            <w:r/>
           </w:p>
           <w:p>
             <w:pPr>
@@ -4834,12 +4783,12 @@
             </w:pPr>
             <w:r>
               <w:rPr>
-                <w:rFonts w:ascii="Arial" w:cs="Arial" w:eastAsia="Arial" w:hAnsi="Arial"/>
                 <w:color w:val="64748B"/>
+                <w:rFonts w:ascii="Arial" w:cs="Arial" w:eastAsia="Arial" w:hAnsi="Arial"/>
                 <w:sz w:val="18"/>
                 <w:szCs w:val="18"/>
               </w:rPr>
-              <w:t xml:space="preserve">Phase 0 (already know)</w:t>
+              <w:t>Phase 0 (already know)</w:t>
             </w:r>
           </w:p>
           <w:p>
@@ -4853,12 +4802,12 @@
             </w:pPr>
             <w:r>
               <w:rPr>
-                <w:rFonts w:ascii="Arial" w:cs="Arial" w:eastAsia="Arial" w:hAnsi="Arial"/>
                 <w:color w:val="64748B"/>
+                <w:rFonts w:ascii="Arial" w:cs="Arial" w:eastAsia="Arial" w:hAnsi="Arial"/>
                 <w:sz w:val="18"/>
                 <w:szCs w:val="18"/>
               </w:rPr>
-              <w:t xml:space="preserve">Phase 0</w:t>
+              <w:t>Phase 0</w:t>
             </w:r>
           </w:p>
           <w:p>
@@ -4872,12 +4821,12 @@
             </w:pPr>
             <w:r>
               <w:rPr>
-                <w:rFonts w:ascii="Arial" w:cs="Arial" w:eastAsia="Arial" w:hAnsi="Arial"/>
                 <w:color w:val="64748B"/>
+                <w:rFonts w:ascii="Arial" w:cs="Arial" w:eastAsia="Arial" w:hAnsi="Arial"/>
                 <w:sz w:val="18"/>
                 <w:szCs w:val="18"/>
               </w:rPr>
-              <w:t xml:space="preserve">Phase 1</w:t>
+              <w:t>Phase 1</w:t>
             </w:r>
           </w:p>
           <w:p>
@@ -4891,12 +4840,12 @@
             </w:pPr>
             <w:r>
               <w:rPr>
-                <w:rFonts w:ascii="Arial" w:cs="Arial" w:eastAsia="Arial" w:hAnsi="Arial"/>
                 <w:color w:val="64748B"/>
+                <w:rFonts w:ascii="Arial" w:cs="Arial" w:eastAsia="Arial" w:hAnsi="Arial"/>
                 <w:sz w:val="18"/>
                 <w:szCs w:val="18"/>
               </w:rPr>
-              <w:t xml:space="preserve">Phase 1</w:t>
+              <w:t>Phase 1</w:t>
             </w:r>
           </w:p>
           <w:p>
@@ -4910,12 +4859,12 @@
             </w:pPr>
             <w:r>
               <w:rPr>
-                <w:rFonts w:ascii="Arial" w:cs="Arial" w:eastAsia="Arial" w:hAnsi="Arial"/>
                 <w:color w:val="64748B"/>
+                <w:rFonts w:ascii="Arial" w:cs="Arial" w:eastAsia="Arial" w:hAnsi="Arial"/>
                 <w:sz w:val="18"/>
                 <w:szCs w:val="18"/>
               </w:rPr>
-              <w:t xml:space="preserve">Phase 1</w:t>
+              <w:t>Phase 1</w:t>
             </w:r>
           </w:p>
           <w:p>
@@ -4929,12 +4878,12 @@
             </w:pPr>
             <w:r>
               <w:rPr>
-                <w:rFonts w:ascii="Arial" w:cs="Arial" w:eastAsia="Arial" w:hAnsi="Arial"/>
                 <w:color w:val="64748B"/>
+                <w:rFonts w:ascii="Arial" w:cs="Arial" w:eastAsia="Arial" w:hAnsi="Arial"/>
                 <w:sz w:val="18"/>
                 <w:szCs w:val="18"/>
               </w:rPr>
-              <w:t xml:space="preserve">Phase 0</w:t>
+              <w:t>Phase 0</w:t>
             </w:r>
           </w:p>
           <w:p>
@@ -4948,12 +4897,12 @@
             </w:pPr>
             <w:r>
               <w:rPr>
-                <w:rFonts w:ascii="Arial" w:cs="Arial" w:eastAsia="Arial" w:hAnsi="Arial"/>
                 <w:color w:val="64748B"/>
+                <w:rFonts w:ascii="Arial" w:cs="Arial" w:eastAsia="Arial" w:hAnsi="Arial"/>
                 <w:sz w:val="18"/>
                 <w:szCs w:val="18"/>
               </w:rPr>
-              <w:t xml:space="preserve">Phase 2</w:t>
+              <w:t>Phase 2</w:t>
             </w:r>
           </w:p>
           <w:p>
@@ -4967,12 +4916,12 @@
             </w:pPr>
             <w:r>
               <w:rPr>
-                <w:rFonts w:ascii="Arial" w:cs="Arial" w:eastAsia="Arial" w:hAnsi="Arial"/>
                 <w:color w:val="64748B"/>
+                <w:rFonts w:ascii="Arial" w:cs="Arial" w:eastAsia="Arial" w:hAnsi="Arial"/>
                 <w:sz w:val="18"/>
                 <w:szCs w:val="18"/>
               </w:rPr>
-              <w:t xml:space="preserve">Phase 2</w:t>
+              <w:t>Phase 2</w:t>
             </w:r>
           </w:p>
           <w:p>
@@ -4986,12 +4935,12 @@
             </w:pPr>
             <w:r>
               <w:rPr>
-                <w:rFonts w:ascii="Arial" w:cs="Arial" w:eastAsia="Arial" w:hAnsi="Arial"/>
                 <w:color w:val="64748B"/>
+                <w:rFonts w:ascii="Arial" w:cs="Arial" w:eastAsia="Arial" w:hAnsi="Arial"/>
                 <w:sz w:val="18"/>
                 <w:szCs w:val="18"/>
               </w:rPr>
-              <w:t xml:space="preserve">Phase 2</w:t>
+              <w:t>Phase 2</w:t>
             </w:r>
           </w:p>
         </w:tc>
@@ -5001,20 +4950,18 @@
       <w:pPr>
         <w:spacing w:before="0" w:after="0"/>
       </w:pPr>
-      <w:r>
-        <w:t xml:space="preserve"/>
-      </w:r>
+      <w:r/>
     </w:p>
     <w:tbl>
       <w:tblPr>
         <w:tblW w:type="dxa" w:w="9360"/>
         <w:tblBorders>
-          <w:top w:val="single" w:color="auto" w:sz="4"/>
-          <w:left w:val="single" w:color="auto" w:sz="4"/>
-          <w:bottom w:val="single" w:color="auto" w:sz="4"/>
-          <w:right w:val="single" w:color="auto" w:sz="4"/>
-          <w:insideH w:val="single" w:color="auto" w:sz="4"/>
-          <w:insideV w:val="single" w:color="auto" w:sz="4"/>
+          <w:top w:val="single" w:sz="4" w:color="auto" w:space="0"/>
+          <w:bottom w:val="single" w:sz="4" w:color="auto" w:space="0"/>
+          <w:left w:val="single" w:sz="4" w:color="auto" w:space="0"/>
+          <w:right w:val="single" w:sz="4" w:color="auto" w:space="0"/>
+          <w:insideH w:val="single" w:sz="4" w:color="auto" w:space="0"/>
+          <w:insideV w:val="single" w:sz="4" w:color="auto" w:space="0"/>
         </w:tblBorders>
       </w:tblPr>
       <w:tblGrid>
@@ -5024,41 +4971,39 @@
       <w:tr>
         <w:tc>
           <w:tcPr>
-            <w:tcW w:type="dxa" w:w="4680"/>
-            <w:tcBorders>
-              <w:top w:val="single" w:color="CBD5E1" w:sz="1"/>
-              <w:left w:val="single" w:color="CBD5E1" w:sz="1"/>
-              <w:bottom w:val="single" w:color="CBD5E1" w:sz="1"/>
-              <w:right w:val="single" w:color="CBD5E1" w:sz="1"/>
-            </w:tcBorders>
-            <w:shd w:fill="F1F5F9" w:val="clear"/>
             <w:tcMar>
               <w:top w:type="dxa" w:w="100"/>
               <w:left w:type="dxa" w:w="160"/>
               <w:bottom w:type="dxa" w:w="100"/>
               <w:right w:type="dxa" w:w="160"/>
             </w:tcMar>
+            <w:tcBorders>
+              <w:top w:val="single" w:sz="1" w:color="CBD5E1" w:space="0"/>
+              <w:bottom w:val="single" w:sz="1" w:color="CBD5E1" w:space="0"/>
+              <w:left w:val="single" w:sz="1" w:color="CBD5E1" w:space="0"/>
+              <w:right w:val="single" w:sz="1" w:color="CBD5E1" w:space="0"/>
+            </w:tcBorders>
+            <w:shd w:fill="F1F5F9" w:val="clear"/>
+            <w:tcW w:w="4680" w:type="dxa"/>
           </w:tcPr>
           <w:p>
             <w:r>
               <w:rPr>
-                <w:rFonts w:ascii="Arial" w:cs="Arial" w:eastAsia="Arial" w:hAnsi="Arial"/>
+                <w:bCs/>
                 <w:b/>
-                <w:bCs/>
                 <w:color w:val="0F172A"/>
+                <w:rFonts w:ascii="Arial" w:cs="Arial" w:eastAsia="Arial" w:hAnsi="Arial"/>
                 <w:sz w:val="20"/>
                 <w:szCs w:val="20"/>
               </w:rPr>
-              <w:t xml:space="preserve">Then Learn This</w:t>
+              <w:t>Then Learn This</w:t>
             </w:r>
           </w:p>
           <w:p>
             <w:pPr>
               <w:spacing w:before="0" w:after="0"/>
             </w:pPr>
-            <w:r>
-              <w:t xml:space="preserve"/>
-            </w:r>
+            <w:r/>
           </w:p>
           <w:p>
             <w:pPr>
@@ -5071,12 +5016,12 @@
             </w:pPr>
             <w:r>
               <w:rPr>
-                <w:rFonts w:ascii="Arial" w:cs="Arial" w:eastAsia="Arial" w:hAnsi="Arial"/>
                 <w:color w:val="334155"/>
+                <w:rFonts w:ascii="Arial" w:cs="Arial" w:eastAsia="Arial" w:hAnsi="Arial"/>
                 <w:sz w:val="18"/>
                 <w:szCs w:val="18"/>
               </w:rPr>
-              <w:t xml:space="preserve">SQLAlchemy + Alembic</w:t>
+              <w:t>SQLAlchemy + Alembic</w:t>
             </w:r>
           </w:p>
           <w:p>
@@ -5090,12 +5035,12 @@
             </w:pPr>
             <w:r>
               <w:rPr>
-                <w:rFonts w:ascii="Arial" w:cs="Arial" w:eastAsia="Arial" w:hAnsi="Arial"/>
                 <w:color w:val="334155"/>
+                <w:rFonts w:ascii="Arial" w:cs="Arial" w:eastAsia="Arial" w:hAnsi="Arial"/>
                 <w:sz w:val="18"/>
                 <w:szCs w:val="18"/>
               </w:rPr>
-              <w:t xml:space="preserve">PostgreSQL basics</w:t>
+              <w:t>PostgreSQL basics</w:t>
             </w:r>
           </w:p>
           <w:p>
@@ -5109,12 +5054,12 @@
             </w:pPr>
             <w:r>
               <w:rPr>
-                <w:rFonts w:ascii="Arial" w:cs="Arial" w:eastAsia="Arial" w:hAnsi="Arial"/>
                 <w:color w:val="334155"/>
+                <w:rFonts w:ascii="Arial" w:cs="Arial" w:eastAsia="Arial" w:hAnsi="Arial"/>
                 <w:sz w:val="18"/>
                 <w:szCs w:val="18"/>
               </w:rPr>
-              <w:t xml:space="preserve">Docker basics</w:t>
+              <w:t>Docker basics</w:t>
             </w:r>
           </w:p>
           <w:p>
@@ -5128,12 +5073,12 @@
             </w:pPr>
             <w:r>
               <w:rPr>
-                <w:rFonts w:ascii="Arial" w:cs="Arial" w:eastAsia="Arial" w:hAnsi="Arial"/>
                 <w:color w:val="334155"/>
+                <w:rFonts w:ascii="Arial" w:cs="Arial" w:eastAsia="Arial" w:hAnsi="Arial"/>
                 <w:sz w:val="18"/>
                 <w:szCs w:val="18"/>
               </w:rPr>
-              <w:t xml:space="preserve">Async Python</w:t>
+              <w:t>Async Python</w:t>
             </w:r>
           </w:p>
           <w:p>
@@ -5147,12 +5092,12 @@
             </w:pPr>
             <w:r>
               <w:rPr>
-                <w:rFonts w:ascii="Arial" w:cs="Arial" w:eastAsia="Arial" w:hAnsi="Arial"/>
                 <w:color w:val="334155"/>
+                <w:rFonts w:ascii="Arial" w:cs="Arial" w:eastAsia="Arial" w:hAnsi="Arial"/>
                 <w:sz w:val="18"/>
                 <w:szCs w:val="18"/>
               </w:rPr>
-              <w:t xml:space="preserve">feedparser + httpx scraping</w:t>
+              <w:t>feedparser + httpx scraping</w:t>
             </w:r>
           </w:p>
           <w:p>
@@ -5166,12 +5111,12 @@
             </w:pPr>
             <w:r>
               <w:rPr>
-                <w:rFonts w:ascii="Arial" w:cs="Arial" w:eastAsia="Arial" w:hAnsi="Arial"/>
                 <w:color w:val="334155"/>
+                <w:rFonts w:ascii="Arial" w:cs="Arial" w:eastAsia="Arial" w:hAnsi="Arial"/>
                 <w:sz w:val="18"/>
                 <w:szCs w:val="18"/>
               </w:rPr>
-              <w:t xml:space="preserve">libtorrent basics</w:t>
+              <w:t>libtorrent basics</w:t>
             </w:r>
           </w:p>
           <w:p>
@@ -5185,12 +5130,12 @@
             </w:pPr>
             <w:r>
               <w:rPr>
-                <w:rFonts w:ascii="Arial" w:cs="Arial" w:eastAsia="Arial" w:hAnsi="Arial"/>
                 <w:color w:val="334155"/>
+                <w:rFonts w:ascii="Arial" w:cs="Arial" w:eastAsia="Arial" w:hAnsi="Arial"/>
                 <w:sz w:val="18"/>
                 <w:szCs w:val="18"/>
               </w:rPr>
-              <w:t xml:space="preserve">JWT authentication</w:t>
+              <w:t>JWT authentication</w:t>
             </w:r>
           </w:p>
           <w:p>
@@ -5204,12 +5149,12 @@
             </w:pPr>
             <w:r>
               <w:rPr>
-                <w:rFonts w:ascii="Arial" w:cs="Arial" w:eastAsia="Arial" w:hAnsi="Arial"/>
                 <w:color w:val="334155"/>
+                <w:rFonts w:ascii="Arial" w:cs="Arial" w:eastAsia="Arial" w:hAnsi="Arial"/>
                 <w:sz w:val="18"/>
                 <w:szCs w:val="18"/>
               </w:rPr>
-              <w:t xml:space="preserve">WebSockets in FastAPI</w:t>
+              <w:t>WebSockets in FastAPI</w:t>
             </w:r>
           </w:p>
           <w:p>
@@ -5223,12 +5168,12 @@
             </w:pPr>
             <w:r>
               <w:rPr>
-                <w:rFonts w:ascii="Arial" w:cs="Arial" w:eastAsia="Arial" w:hAnsi="Arial"/>
                 <w:color w:val="334155"/>
+                <w:rFonts w:ascii="Arial" w:cs="Arial" w:eastAsia="Arial" w:hAnsi="Arial"/>
                 <w:sz w:val="18"/>
                 <w:szCs w:val="18"/>
               </w:rPr>
-              <w:t xml:space="preserve">React (when ready)</w:t>
+              <w:t>React (when ready)</w:t>
             </w:r>
           </w:p>
           <w:p>
@@ -5242,52 +5187,50 @@
             </w:pPr>
             <w:r>
               <w:rPr>
-                <w:rFonts w:ascii="Arial" w:cs="Arial" w:eastAsia="Arial" w:hAnsi="Arial"/>
                 <w:color w:val="334155"/>
+                <w:rFonts w:ascii="Arial" w:cs="Arial" w:eastAsia="Arial" w:hAnsi="Arial"/>
                 <w:sz w:val="18"/>
                 <w:szCs w:val="18"/>
               </w:rPr>
-              <w:t xml:space="preserve">TypeScript (after React)</w:t>
+              <w:t>TypeScript (after React)</w:t>
             </w:r>
           </w:p>
         </w:tc>
         <w:tc>
           <w:tcPr>
-            <w:tcW w:type="dxa" w:w="4680"/>
-            <w:tcBorders>
-              <w:top w:val="single" w:color="CBD5E1" w:sz="1"/>
-              <w:left w:val="single" w:color="CBD5E1" w:sz="1"/>
-              <w:bottom w:val="single" w:color="CBD5E1" w:sz="1"/>
-              <w:right w:val="single" w:color="CBD5E1" w:sz="1"/>
-            </w:tcBorders>
-            <w:shd w:fill="F1F5F9" w:val="clear"/>
             <w:tcMar>
               <w:top w:type="dxa" w:w="100"/>
               <w:left w:type="dxa" w:w="160"/>
               <w:bottom w:type="dxa" w:w="100"/>
               <w:right w:type="dxa" w:w="160"/>
             </w:tcMar>
+            <w:tcBorders>
+              <w:top w:val="single" w:sz="1" w:color="CBD5E1" w:space="0"/>
+              <w:bottom w:val="single" w:sz="1" w:color="CBD5E1" w:space="0"/>
+              <w:left w:val="single" w:sz="1" w:color="CBD5E1" w:space="0"/>
+              <w:right w:val="single" w:sz="1" w:color="CBD5E1" w:space="0"/>
+            </w:tcBorders>
+            <w:shd w:fill="F1F5F9" w:val="clear"/>
+            <w:tcW w:w="4680" w:type="dxa"/>
           </w:tcPr>
           <w:p>
             <w:r>
               <w:rPr>
-                <w:rFonts w:ascii="Arial" w:cs="Arial" w:eastAsia="Arial" w:hAnsi="Arial"/>
+                <w:bCs/>
                 <w:b/>
-                <w:bCs/>
                 <w:color w:val="0F172A"/>
+                <w:rFonts w:ascii="Arial" w:cs="Arial" w:eastAsia="Arial" w:hAnsi="Arial"/>
                 <w:sz w:val="20"/>
                 <w:szCs w:val="20"/>
               </w:rPr>
-              <w:t xml:space="preserve">By The Time You're In...</w:t>
+              <w:t>By The Time You're In...</w:t>
             </w:r>
           </w:p>
           <w:p>
             <w:pPr>
               <w:spacing w:before="0" w:after="0"/>
             </w:pPr>
-            <w:r>
-              <w:t xml:space="preserve"/>
-            </w:r>
+            <w:r/>
           </w:p>
           <w:p>
             <w:pPr>
@@ -5300,12 +5243,12 @@
             </w:pPr>
             <w:r>
               <w:rPr>
-                <w:rFonts w:ascii="Arial" w:cs="Arial" w:eastAsia="Arial" w:hAnsi="Arial"/>
                 <w:color w:val="64748B"/>
+                <w:rFonts w:ascii="Arial" w:cs="Arial" w:eastAsia="Arial" w:hAnsi="Arial"/>
                 <w:sz w:val="18"/>
                 <w:szCs w:val="18"/>
               </w:rPr>
-              <w:t xml:space="preserve">Phase 3</w:t>
+              <w:t>Phase 3</w:t>
             </w:r>
           </w:p>
           <w:p>
@@ -5319,12 +5262,12 @@
             </w:pPr>
             <w:r>
               <w:rPr>
-                <w:rFonts w:ascii="Arial" w:cs="Arial" w:eastAsia="Arial" w:hAnsi="Arial"/>
                 <w:color w:val="64748B"/>
+                <w:rFonts w:ascii="Arial" w:cs="Arial" w:eastAsia="Arial" w:hAnsi="Arial"/>
                 <w:sz w:val="18"/>
                 <w:szCs w:val="18"/>
               </w:rPr>
-              <w:t xml:space="preserve">Phase 3</w:t>
+              <w:t>Phase 3</w:t>
             </w:r>
           </w:p>
           <w:p>
@@ -5338,12 +5281,12 @@
             </w:pPr>
             <w:r>
               <w:rPr>
-                <w:rFonts w:ascii="Arial" w:cs="Arial" w:eastAsia="Arial" w:hAnsi="Arial"/>
                 <w:color w:val="64748B"/>
+                <w:rFonts w:ascii="Arial" w:cs="Arial" w:eastAsia="Arial" w:hAnsi="Arial"/>
                 <w:sz w:val="18"/>
                 <w:szCs w:val="18"/>
               </w:rPr>
-              <w:t xml:space="preserve">Phase 3</w:t>
+              <w:t>Phase 3</w:t>
             </w:r>
           </w:p>
           <w:p>
@@ -5357,12 +5300,12 @@
             </w:pPr>
             <w:r>
               <w:rPr>
-                <w:rFonts w:ascii="Arial" w:cs="Arial" w:eastAsia="Arial" w:hAnsi="Arial"/>
                 <w:color w:val="64748B"/>
+                <w:rFonts w:ascii="Arial" w:cs="Arial" w:eastAsia="Arial" w:hAnsi="Arial"/>
                 <w:sz w:val="18"/>
                 <w:szCs w:val="18"/>
               </w:rPr>
-              <w:t xml:space="preserve">Phase 3</w:t>
+              <w:t>Phase 3</w:t>
             </w:r>
           </w:p>
           <w:p>
@@ -5376,12 +5319,12 @@
             </w:pPr>
             <w:r>
               <w:rPr>
-                <w:rFonts w:ascii="Arial" w:cs="Arial" w:eastAsia="Arial" w:hAnsi="Arial"/>
                 <w:color w:val="64748B"/>
+                <w:rFonts w:ascii="Arial" w:cs="Arial" w:eastAsia="Arial" w:hAnsi="Arial"/>
                 <w:sz w:val="18"/>
                 <w:szCs w:val="18"/>
               </w:rPr>
-              <w:t xml:space="preserve">Phase 4</w:t>
+              <w:t>Phase 4</w:t>
             </w:r>
           </w:p>
           <w:p>
@@ -5395,12 +5338,12 @@
             </w:pPr>
             <w:r>
               <w:rPr>
-                <w:rFonts w:ascii="Arial" w:cs="Arial" w:eastAsia="Arial" w:hAnsi="Arial"/>
                 <w:color w:val="64748B"/>
+                <w:rFonts w:ascii="Arial" w:cs="Arial" w:eastAsia="Arial" w:hAnsi="Arial"/>
                 <w:sz w:val="18"/>
                 <w:szCs w:val="18"/>
               </w:rPr>
-              <w:t xml:space="preserve">Phase 4</w:t>
+              <w:t>Phase 4</w:t>
             </w:r>
           </w:p>
           <w:p>
@@ -5414,12 +5357,12 @@
             </w:pPr>
             <w:r>
               <w:rPr>
-                <w:rFonts w:ascii="Arial" w:cs="Arial" w:eastAsia="Arial" w:hAnsi="Arial"/>
                 <w:color w:val="64748B"/>
+                <w:rFonts w:ascii="Arial" w:cs="Arial" w:eastAsia="Arial" w:hAnsi="Arial"/>
                 <w:sz w:val="18"/>
                 <w:szCs w:val="18"/>
               </w:rPr>
-              <w:t xml:space="preserve">Phase 5</w:t>
+              <w:t>Phase 5</w:t>
             </w:r>
           </w:p>
           <w:p>
@@ -5433,12 +5376,12 @@
             </w:pPr>
             <w:r>
               <w:rPr>
-                <w:rFonts w:ascii="Arial" w:cs="Arial" w:eastAsia="Arial" w:hAnsi="Arial"/>
                 <w:color w:val="64748B"/>
+                <w:rFonts w:ascii="Arial" w:cs="Arial" w:eastAsia="Arial" w:hAnsi="Arial"/>
                 <w:sz w:val="18"/>
                 <w:szCs w:val="18"/>
               </w:rPr>
-              <w:t xml:space="preserve">Phase 5</w:t>
+              <w:t>Phase 5</w:t>
             </w:r>
           </w:p>
           <w:p>
@@ -5452,12 +5395,12 @@
             </w:pPr>
             <w:r>
               <w:rPr>
-                <w:rFonts w:ascii="Arial" w:cs="Arial" w:eastAsia="Arial" w:hAnsi="Arial"/>
                 <w:color w:val="64748B"/>
+                <w:rFonts w:ascii="Arial" w:cs="Arial" w:eastAsia="Arial" w:hAnsi="Arial"/>
                 <w:sz w:val="18"/>
                 <w:szCs w:val="18"/>
               </w:rPr>
-              <w:t xml:space="preserve">After v0.1 release</w:t>
+              <w:t>After v0.1 release</w:t>
             </w:r>
           </w:p>
           <w:p>
@@ -5471,12 +5414,12 @@
             </w:pPr>
             <w:r>
               <w:rPr>
-                <w:rFonts w:ascii="Arial" w:cs="Arial" w:eastAsia="Arial" w:hAnsi="Arial"/>
                 <w:color w:val="64748B"/>
+                <w:rFonts w:ascii="Arial" w:cs="Arial" w:eastAsia="Arial" w:hAnsi="Arial"/>
                 <w:sz w:val="18"/>
                 <w:szCs w:val="18"/>
               </w:rPr>
-              <w:t xml:space="preserve">After React clicks</w:t>
+              <w:t>After React clicks</w:t>
             </w:r>
           </w:p>
         </w:tc>
@@ -5486,36 +5429,32 @@
       <w:pPr>
         <w:spacing w:before="0" w:after="0"/>
       </w:pPr>
-      <w:r>
-        <w:t xml:space="preserve"/>
-      </w:r>
+      <w:r/>
     </w:p>
     <w:p>
       <w:pPr>
         <w:pBdr>
-          <w:bottom w:val="single" w:color="0891B2" w:sz="6" w:space="4"/>
+          <w:bottom w:val="single" w:sz="6" w:color="0891B2" w:space="4"/>
         </w:pBdr>
         <w:spacing w:before="300" w:after="80"/>
       </w:pPr>
       <w:r>
         <w:rPr>
-          <w:rFonts w:ascii="Arial" w:cs="Arial" w:eastAsia="Arial" w:hAnsi="Arial"/>
+          <w:bCs/>
           <w:b/>
-          <w:bCs/>
           <w:color w:val="0F172A"/>
+          <w:rFonts w:ascii="Arial" w:cs="Arial" w:eastAsia="Arial" w:hAnsi="Arial"/>
           <w:sz w:val="27"/>
           <w:szCs w:val="27"/>
         </w:rPr>
-        <w:t xml:space="preserve">🔗 Free Resources</w:t>
+        <w:t>🔗 Free Resources</w:t>
       </w:r>
     </w:p>
     <w:p>
       <w:pPr>
         <w:spacing w:before="0" w:after="0"/>
       </w:pPr>
-      <w:r>
-        <w:t xml:space="preserve"/>
-      </w:r>
+      <w:r/>
     </w:p>
     <w:p>
       <w:pPr>
@@ -5523,14 +5462,14 @@
       </w:pPr>
       <w:r>
         <w:rPr>
-          <w:rFonts w:ascii="Arial" w:cs="Arial" w:eastAsia="Arial" w:hAnsi="Arial"/>
+          <w:bCs/>
           <w:b/>
-          <w:bCs/>
           <w:color w:val="0F172A"/>
+          <w:rFonts w:ascii="Arial" w:cs="Arial" w:eastAsia="Arial" w:hAnsi="Arial"/>
           <w:sz w:val="21"/>
           <w:szCs w:val="21"/>
         </w:rPr>
-        <w:t xml:space="preserve">Python + FastAPI</w:t>
+        <w:t>Python + FastAPI</w:t>
       </w:r>
     </w:p>
     <w:p>
@@ -5544,12 +5483,12 @@
       </w:pPr>
       <w:r>
         <w:rPr>
-          <w:rFonts w:ascii="Arial" w:cs="Arial" w:eastAsia="Arial" w:hAnsi="Arial"/>
-          <w:color w:val="334155"/>
-          <w:sz w:val="19"/>
-          <w:szCs w:val="19"/>
-        </w:rPr>
-        <w:t xml:space="preserve">fastapi.tiangolo.com/tutorial — the official tutorial, follow it all the way through</w:t>
+          <w:color w:val="334155"/>
+          <w:rFonts w:ascii="Arial" w:cs="Arial" w:eastAsia="Arial" w:hAnsi="Arial"/>
+          <w:sz w:val="19"/>
+          <w:szCs w:val="19"/>
+        </w:rPr>
+        <w:t>fastapi.tiangolo.com/tutorial — the official tutorial, follow it all the way through</w:t>
       </w:r>
     </w:p>
     <w:p>
@@ -5563,12 +5502,12 @@
       </w:pPr>
       <w:r>
         <w:rPr>
-          <w:rFonts w:ascii="Arial" w:cs="Arial" w:eastAsia="Arial" w:hAnsi="Arial"/>
-          <w:color w:val="334155"/>
-          <w:sz w:val="19"/>
-          <w:szCs w:val="19"/>
-        </w:rPr>
-        <w:t xml:space="preserve">docs.python.org/3/tutorial — official Python docs, boring but accurate</w:t>
+          <w:color w:val="334155"/>
+          <w:rFonts w:ascii="Arial" w:cs="Arial" w:eastAsia="Arial" w:hAnsi="Arial"/>
+          <w:sz w:val="19"/>
+          <w:szCs w:val="19"/>
+        </w:rPr>
+        <w:t>docs.python.org/3/tutorial — official Python docs, boring but accurate</w:t>
       </w:r>
     </w:p>
     <w:p>
@@ -5582,12 +5521,12 @@
       </w:pPr>
       <w:r>
         <w:rPr>
-          <w:rFonts w:ascii="Arial" w:cs="Arial" w:eastAsia="Arial" w:hAnsi="Arial"/>
-          <w:color w:val="334155"/>
-          <w:sz w:val="19"/>
-          <w:szCs w:val="19"/>
-        </w:rPr>
-        <w:t xml:space="preserve">YouTube: Tech With Tim — FastAPI crash course</w:t>
+          <w:color w:val="334155"/>
+          <w:rFonts w:ascii="Arial" w:cs="Arial" w:eastAsia="Arial" w:hAnsi="Arial"/>
+          <w:sz w:val="19"/>
+          <w:szCs w:val="19"/>
+        </w:rPr>
+        <w:t>YouTube: Tech With Tim — FastAPI crash course</w:t>
       </w:r>
     </w:p>
     <w:p>
@@ -5601,21 +5540,19 @@
       </w:pPr>
       <w:r>
         <w:rPr>
-          <w:rFonts w:ascii="Arial" w:cs="Arial" w:eastAsia="Arial" w:hAnsi="Arial"/>
-          <w:color w:val="334155"/>
-          <w:sz w:val="19"/>
-          <w:szCs w:val="19"/>
-        </w:rPr>
-        <w:t xml:space="preserve">YouTube: Traversy Media — Python for beginners</w:t>
+          <w:color w:val="334155"/>
+          <w:rFonts w:ascii="Arial" w:cs="Arial" w:eastAsia="Arial" w:hAnsi="Arial"/>
+          <w:sz w:val="19"/>
+          <w:szCs w:val="19"/>
+        </w:rPr>
+        <w:t>YouTube: Traversy Media — Python for beginners</w:t>
       </w:r>
     </w:p>
     <w:p>
       <w:pPr>
         <w:spacing w:before="0" w:after="0"/>
       </w:pPr>
-      <w:r>
-        <w:t xml:space="preserve"/>
-      </w:r>
+      <w:r/>
     </w:p>
     <w:p>
       <w:pPr>
@@ -5623,14 +5560,14 @@
       </w:pPr>
       <w:r>
         <w:rPr>
-          <w:rFonts w:ascii="Arial" w:cs="Arial" w:eastAsia="Arial" w:hAnsi="Arial"/>
+          <w:bCs/>
           <w:b/>
-          <w:bCs/>
           <w:color w:val="0F172A"/>
+          <w:rFonts w:ascii="Arial" w:cs="Arial" w:eastAsia="Arial" w:hAnsi="Arial"/>
           <w:sz w:val="21"/>
           <w:szCs w:val="21"/>
         </w:rPr>
-        <w:t xml:space="preserve">JavaScript</w:t>
+        <w:t>JavaScript</w:t>
       </w:r>
     </w:p>
     <w:p>
@@ -5644,12 +5581,12 @@
       </w:pPr>
       <w:r>
         <w:rPr>
-          <w:rFonts w:ascii="Arial" w:cs="Arial" w:eastAsia="Arial" w:hAnsi="Arial"/>
-          <w:color w:val="334155"/>
-          <w:sz w:val="19"/>
-          <w:szCs w:val="19"/>
-        </w:rPr>
-        <w:t xml:space="preserve">javascript.info — the best free JS resource on the internet, start with Part 1</w:t>
+          <w:color w:val="334155"/>
+          <w:rFonts w:ascii="Arial" w:cs="Arial" w:eastAsia="Arial" w:hAnsi="Arial"/>
+          <w:sz w:val="19"/>
+          <w:szCs w:val="19"/>
+        </w:rPr>
+        <w:t>javascript.info — the best free JS resource on the internet, start with Part 1</w:t>
       </w:r>
     </w:p>
     <w:p>
@@ -5663,12 +5600,12 @@
       </w:pPr>
       <w:r>
         <w:rPr>
-          <w:rFonts w:ascii="Arial" w:cs="Arial" w:eastAsia="Arial" w:hAnsi="Arial"/>
-          <w:color w:val="334155"/>
-          <w:sz w:val="19"/>
-          <w:szCs w:val="19"/>
-        </w:rPr>
-        <w:t xml:space="preserve">freeCodeCamp.org — free, structured, hands-on</w:t>
+          <w:color w:val="334155"/>
+          <w:rFonts w:ascii="Arial" w:cs="Arial" w:eastAsia="Arial" w:hAnsi="Arial"/>
+          <w:sz w:val="19"/>
+          <w:szCs w:val="19"/>
+        </w:rPr>
+        <w:t>freeCodeCamp.org — free, structured, hands-on</w:t>
       </w:r>
     </w:p>
     <w:p>
@@ -5682,21 +5619,19 @@
       </w:pPr>
       <w:r>
         <w:rPr>
-          <w:rFonts w:ascii="Arial" w:cs="Arial" w:eastAsia="Arial" w:hAnsi="Arial"/>
-          <w:color w:val="334155"/>
-          <w:sz w:val="19"/>
-          <w:szCs w:val="19"/>
-        </w:rPr>
-        <w:t xml:space="preserve">YouTube: The Odin Project — full curriculum, very beginner friendly</w:t>
+          <w:color w:val="334155"/>
+          <w:rFonts w:ascii="Arial" w:cs="Arial" w:eastAsia="Arial" w:hAnsi="Arial"/>
+          <w:sz w:val="19"/>
+          <w:szCs w:val="19"/>
+        </w:rPr>
+        <w:t>YouTube: The Odin Project — full curriculum, very beginner friendly</w:t>
       </w:r>
     </w:p>
     <w:p>
       <w:pPr>
         <w:spacing w:before="0" w:after="0"/>
       </w:pPr>
-      <w:r>
-        <w:t xml:space="preserve"/>
-      </w:r>
+      <w:r/>
     </w:p>
     <w:p>
       <w:pPr>
@@ -5704,14 +5639,14 @@
       </w:pPr>
       <w:r>
         <w:rPr>
-          <w:rFonts w:ascii="Arial" w:cs="Arial" w:eastAsia="Arial" w:hAnsi="Arial"/>
+          <w:bCs/>
           <w:b/>
-          <w:bCs/>
           <w:color w:val="0F172A"/>
+          <w:rFonts w:ascii="Arial" w:cs="Arial" w:eastAsia="Arial" w:hAnsi="Arial"/>
           <w:sz w:val="21"/>
           <w:szCs w:val="21"/>
         </w:rPr>
-        <w:t xml:space="preserve">Git + GitHub</w:t>
+        <w:t>Git + GitHub</w:t>
       </w:r>
     </w:p>
     <w:p>
@@ -5725,12 +5660,12 @@
       </w:pPr>
       <w:r>
         <w:rPr>
-          <w:rFonts w:ascii="Arial" w:cs="Arial" w:eastAsia="Arial" w:hAnsi="Arial"/>
-          <w:color w:val="334155"/>
-          <w:sz w:val="19"/>
-          <w:szCs w:val="19"/>
-        </w:rPr>
-        <w:t xml:space="preserve">learngitbranching.js.org — interactive, visual, actually fun</w:t>
+          <w:color w:val="334155"/>
+          <w:rFonts w:ascii="Arial" w:cs="Arial" w:eastAsia="Arial" w:hAnsi="Arial"/>
+          <w:sz w:val="19"/>
+          <w:szCs w:val="19"/>
+        </w:rPr>
+        <w:t>learngitbranching.js.org — interactive, visual, actually fun</w:t>
       </w:r>
     </w:p>
     <w:p>
@@ -5744,21 +5679,19 @@
       </w:pPr>
       <w:r>
         <w:rPr>
-          <w:rFonts w:ascii="Arial" w:cs="Arial" w:eastAsia="Arial" w:hAnsi="Arial"/>
-          <w:color w:val="334155"/>
-          <w:sz w:val="19"/>
-          <w:szCs w:val="19"/>
-        </w:rPr>
-        <w:t xml:space="preserve">docs.github.com/en/get-started — GitHub's own beginner guide</w:t>
+          <w:color w:val="334155"/>
+          <w:rFonts w:ascii="Arial" w:cs="Arial" w:eastAsia="Arial" w:hAnsi="Arial"/>
+          <w:sz w:val="19"/>
+          <w:szCs w:val="19"/>
+        </w:rPr>
+        <w:t>docs.github.com/en/get-started — GitHub's own beginner guide</w:t>
       </w:r>
     </w:p>
     <w:p>
       <w:pPr>
         <w:spacing w:before="0" w:after="0"/>
       </w:pPr>
-      <w:r>
-        <w:t xml:space="preserve"/>
-      </w:r>
+      <w:r/>
     </w:p>
     <w:p>
       <w:pPr>
@@ -5766,14 +5699,14 @@
       </w:pPr>
       <w:r>
         <w:rPr>
-          <w:rFonts w:ascii="Arial" w:cs="Arial" w:eastAsia="Arial" w:hAnsi="Arial"/>
+          <w:bCs/>
           <w:b/>
-          <w:bCs/>
           <w:color w:val="0F172A"/>
+          <w:rFonts w:ascii="Arial" w:cs="Arial" w:eastAsia="Arial" w:hAnsi="Arial"/>
           <w:sz w:val="21"/>
           <w:szCs w:val="21"/>
         </w:rPr>
-        <w:t xml:space="preserve">Database + Docker</w:t>
+        <w:t>Database + Docker</w:t>
       </w:r>
     </w:p>
     <w:p>
@@ -5787,12 +5720,12 @@
       </w:pPr>
       <w:r>
         <w:rPr>
-          <w:rFonts w:ascii="Arial" w:cs="Arial" w:eastAsia="Arial" w:hAnsi="Arial"/>
-          <w:color w:val="334155"/>
-          <w:sz w:val="19"/>
-          <w:szCs w:val="19"/>
-        </w:rPr>
-        <w:t xml:space="preserve">SQLAlchemy docs — docs.sqlalchemy.org (read the ORM quick start)</w:t>
+          <w:color w:val="334155"/>
+          <w:rFonts w:ascii="Arial" w:cs="Arial" w:eastAsia="Arial" w:hAnsi="Arial"/>
+          <w:sz w:val="19"/>
+          <w:szCs w:val="19"/>
+        </w:rPr>
+        <w:t>SQLAlchemy docs — docs.sqlalchemy.org (read the ORM quick start)</w:t>
       </w:r>
     </w:p>
     <w:p>
@@ -5806,12 +5739,12 @@
       </w:pPr>
       <w:r>
         <w:rPr>
-          <w:rFonts w:ascii="Arial" w:cs="Arial" w:eastAsia="Arial" w:hAnsi="Arial"/>
-          <w:color w:val="334155"/>
-          <w:sz w:val="19"/>
-          <w:szCs w:val="19"/>
-        </w:rPr>
-        <w:t xml:space="preserve">PostgreSQL tutorial — postgresql.org/docs/current/tutorial.html</w:t>
+          <w:color w:val="334155"/>
+          <w:rFonts w:ascii="Arial" w:cs="Arial" w:eastAsia="Arial" w:hAnsi="Arial"/>
+          <w:sz w:val="19"/>
+          <w:szCs w:val="19"/>
+        </w:rPr>
+        <w:t>PostgreSQL tutorial — postgresql.org/docs/current/tutorial.html</w:t>
       </w:r>
     </w:p>
     <w:p>
@@ -5825,32 +5758,30 @@
       </w:pPr>
       <w:r>
         <w:rPr>
-          <w:rFonts w:ascii="Arial" w:cs="Arial" w:eastAsia="Arial" w:hAnsi="Arial"/>
-          <w:color w:val="334155"/>
-          <w:sz w:val="19"/>
-          <w:szCs w:val="19"/>
-        </w:rPr>
-        <w:t xml:space="preserve">Docker getting started — docs.docker.com/get-started</w:t>
+          <w:color w:val="334155"/>
+          <w:rFonts w:ascii="Arial" w:cs="Arial" w:eastAsia="Arial" w:hAnsi="Arial"/>
+          <w:sz w:val="19"/>
+          <w:szCs w:val="19"/>
+        </w:rPr>
+        <w:t>Docker getting started — docs.docker.com/get-started</w:t>
       </w:r>
     </w:p>
     <w:p>
       <w:pPr>
         <w:spacing w:before="0" w:after="0"/>
       </w:pPr>
-      <w:r>
-        <w:t xml:space="preserve"/>
-      </w:r>
+      <w:r/>
     </w:p>
     <w:tbl>
       <w:tblPr>
         <w:tblW w:type="dxa" w:w="9360"/>
         <w:tblBorders>
-          <w:top w:val="single" w:color="auto" w:sz="4"/>
-          <w:left w:val="single" w:color="auto" w:sz="4"/>
-          <w:bottom w:val="single" w:color="auto" w:sz="4"/>
-          <w:right w:val="single" w:color="auto" w:sz="4"/>
-          <w:insideH w:val="single" w:color="auto" w:sz="4"/>
-          <w:insideV w:val="single" w:color="auto" w:sz="4"/>
+          <w:top w:val="single" w:sz="4" w:color="auto" w:space="0"/>
+          <w:bottom w:val="single" w:sz="4" w:color="auto" w:space="0"/>
+          <w:left w:val="single" w:sz="4" w:color="auto" w:space="0"/>
+          <w:right w:val="single" w:sz="4" w:color="auto" w:space="0"/>
+          <w:insideH w:val="single" w:sz="4" w:color="auto" w:space="0"/>
+          <w:insideV w:val="single" w:sz="4" w:color="auto" w:space="0"/>
         </w:tblBorders>
       </w:tblPr>
       <w:tblGrid>
@@ -5859,20 +5790,20 @@
       <w:tr>
         <w:tc>
           <w:tcPr>
-            <w:tcW w:type="dxa" w:w="9360"/>
-            <w:tcBorders>
-              <w:top w:val="single" w:color="CBD5E1" w:sz="1"/>
-              <w:left w:val="single" w:color="CBD5E1" w:sz="1"/>
-              <w:bottom w:val="single" w:color="CBD5E1" w:sz="1"/>
-              <w:right w:val="single" w:color="CBD5E1" w:sz="1"/>
-            </w:tcBorders>
-            <w:shd w:fill="0F172A" w:val="clear"/>
             <w:tcMar>
               <w:top w:type="dxa" w:w="200"/>
               <w:left w:type="dxa" w:w="280"/>
               <w:bottom w:type="dxa" w:w="200"/>
               <w:right w:type="dxa" w:w="280"/>
             </w:tcMar>
+            <w:tcBorders>
+              <w:top w:val="single" w:sz="1" w:color="CBD5E1" w:space="0"/>
+              <w:bottom w:val="single" w:sz="1" w:color="CBD5E1" w:space="0"/>
+              <w:left w:val="single" w:sz="1" w:color="CBD5E1" w:space="0"/>
+              <w:right w:val="single" w:sz="1" w:color="CBD5E1" w:space="0"/>
+            </w:tcBorders>
+            <w:shd w:fill="0F172A" w:val="clear"/>
+            <w:tcW w:w="9360" w:type="dxa"/>
           </w:tcPr>
           <w:p>
             <w:pPr>
@@ -5880,73 +5811,72 @@
             </w:pPr>
             <w:r>
               <w:rPr>
-                <w:rFonts w:ascii="Arial" w:cs="Arial" w:eastAsia="Arial" w:hAnsi="Arial"/>
+                <w:bCs/>
                 <w:b/>
-                <w:bCs/>
                 <w:color w:val="FFFFFF"/>
+                <w:rFonts w:ascii="Arial" w:cs="Arial" w:eastAsia="Arial" w:hAnsi="Arial"/>
                 <w:sz w:val="24"/>
                 <w:szCs w:val="24"/>
               </w:rPr>
-              <w:t xml:space="preserve">The plan is simple.</w:t>
+              <w:t>The plan is simple.</w:t>
             </w:r>
           </w:p>
           <w:p>
             <w:pPr>
+              <w:jc w:val="center"/>
               <w:spacing w:before="80"/>
-              <w:jc w:val="center"/>
             </w:pPr>
             <w:r>
               <w:rPr>
-                <w:rFonts w:ascii="Arial" w:cs="Arial" w:eastAsia="Arial" w:hAnsi="Arial"/>
                 <w:color w:val="94A3B8"/>
+                <w:rFonts w:ascii="Arial" w:cs="Arial" w:eastAsia="Arial" w:hAnsi="Arial"/>
                 <w:sz w:val="20"/>
                 <w:szCs w:val="20"/>
               </w:rPr>
-              <w:t xml:space="preserve">Phase by phase. Ugly at first. Push to GitHub every time you make progress.</w:t>
+              <w:t>Phase by phase. Ugly at first. Push to GitHub every time you make progress.</w:t>
             </w:r>
           </w:p>
           <w:p>
             <w:pPr>
+              <w:jc w:val="center"/>
               <w:spacing w:before="80"/>
-              <w:jc w:val="center"/>
             </w:pPr>
             <w:r>
               <w:rPr>
-                <w:rFonts w:ascii="Arial" w:cs="Arial" w:eastAsia="Arial" w:hAnsi="Arial"/>
                 <w:color w:val="94A3B8"/>
+                <w:rFonts w:ascii="Arial" w:cs="Arial" w:eastAsia="Arial" w:hAnsi="Arial"/>
                 <w:sz w:val="20"/>
                 <w:szCs w:val="20"/>
               </w:rPr>
-              <w:t xml:space="preserve">By Phase 5 you'll have something real. That's when the team finds you.</w:t>
+              <w:t>By Phase 5 you'll have something real. That's when the team finds you.</w:t>
             </w:r>
           </w:p>
           <w:p>
             <w:pPr>
+              <w:jc w:val="center"/>
               <w:spacing w:before="120"/>
-              <w:jc w:val="center"/>
             </w:pPr>
             <w:r>
               <w:rPr>
-                <w:rFonts w:ascii="Arial" w:cs="Arial" w:eastAsia="Arial" w:hAnsi="Arial"/>
+                <w:bCs/>
                 <w:b/>
-                <w:bCs/>
                 <w:color w:val="06B6D4"/>
+                <w:rFonts w:ascii="Arial" w:cs="Arial" w:eastAsia="Arial" w:hAnsi="Arial"/>
                 <w:sz w:val="26"/>
                 <w:szCs w:val="26"/>
               </w:rPr>
-              <w:t xml:space="preserve">🌊 Let's build.</w:t>
+              <w:t>🌊 Let's build.</w:t>
             </w:r>
           </w:p>
         </w:tc>
       </w:tr>
     </w:tbl>
     <w:sectPr>
-      <w:headerReference w:type="default" r:id="rId6"/>
-      <w:footerReference w:type="default" r:id="rId7"/>
+      <w:docGrid w:linePitch="360"/>
+      <w:headerReference r:id="rId6" w:type="default"/>
+      <w:footerReference r:id="rId7" w:type="default"/>
       <w:pgSz w:w="12240" w:h="15840" w:orient="portrait"/>
-      <w:pgMar w:top="1260" w:right="1440" w:bottom="1260" w:left="1440" w:header="708" w:footer="708" w:gutter="0"/>
-      <w:pgNumType/>
-      <w:docGrid w:linePitch="360"/>
+      <w:pgMar w:left="1440" w:right="1440" w:top="1260" w:bottom="1260" w:header="708" w:footer="708" w:gutter="0"/>
     </w:sectPr>
   </w:body>
 </w:document>
@@ -6070,173 +6000,169 @@
 </w:hdr>
 </file>
 
-<file path=word/numbering.xml><?xml version="1.0" encoding="utf-8"?>
-<w:numbering xmlns:wpc="http://schemas.microsoft.com/office/word/2010/wordprocessingCanvas" xmlns:mc="http://schemas.openxmlformats.org/markup-compatibility/2006" xmlns:o="urn:schemas-microsoft-com:office:office" xmlns:r="http://schemas.openxmlformats.org/officeDocument/2006/relationships" xmlns:m="http://schemas.openxmlformats.org/officeDocument/2006/math" xmlns:v="urn:schemas-microsoft-com:vml" xmlns:wp14="http://schemas.microsoft.com/office/word/2010/wordprocessingDrawing" xmlns:wp="http://schemas.openxmlformats.org/drawingml/2006/wordprocessingDrawing" xmlns:w10="urn:schemas-microsoft-com:office:word" xmlns:w="http://schemas.openxmlformats.org/wordprocessingml/2006/main" xmlns:w14="http://schemas.microsoft.com/office/word/2010/wordml" xmlns:w15="http://schemas.microsoft.com/office/word/2012/wordml" xmlns:wpg="http://schemas.microsoft.com/office/word/2010/wordprocessingGroup" xmlns:wpi="http://schemas.microsoft.com/office/word/2010/wordprocessingInk" xmlns:wne="http://schemas.microsoft.com/office/word/2006/wordml" xmlns:wps="http://schemas.microsoft.com/office/word/2010/wordprocessingShape" mc:Ignorable="w14 w15 wp14">
-  <w:abstractNum w:abstractNumId="1" w15:restartNumberingAfterBreak="0">
-    <w:multiLevelType w:val="hybridMultilevel"/>
-    <w:lvl w:ilvl="0" w15:tentative="1">
-      <w:start w:val="1"/>
-      <w:numFmt w:val="bullet"/>
-      <w:lvlText w:val="●"/>
-      <w:lvlJc w:val="left"/>
-      <w:pPr>
-        <w:ind w:left="720" w:hanging="360"/>
-      </w:pPr>
-    </w:lvl>
-    <w:lvl w:ilvl="1" w15:tentative="1">
-      <w:start w:val="1"/>
-      <w:numFmt w:val="bullet"/>
-      <w:lvlText w:val="○"/>
-      <w:lvlJc w:val="left"/>
-      <w:pPr>
-        <w:ind w:left="1440" w:hanging="360"/>
-      </w:pPr>
-    </w:lvl>
-    <w:lvl w:ilvl="2" w15:tentative="1">
-      <w:start w:val="1"/>
-      <w:numFmt w:val="bullet"/>
-      <w:lvlText w:val="■"/>
-      <w:lvlJc w:val="left"/>
-      <w:pPr>
-        <w:ind w:left="2160" w:hanging="360"/>
-      </w:pPr>
-    </w:lvl>
-    <w:lvl w:ilvl="3" w15:tentative="1">
-      <w:start w:val="1"/>
-      <w:numFmt w:val="bullet"/>
-      <w:lvlText w:val="●"/>
-      <w:lvlJc w:val="left"/>
-      <w:pPr>
-        <w:ind w:left="2880" w:hanging="360"/>
-      </w:pPr>
-    </w:lvl>
-    <w:lvl w:ilvl="4" w15:tentative="1">
-      <w:start w:val="1"/>
-      <w:numFmt w:val="bullet"/>
-      <w:lvlText w:val="○"/>
-      <w:lvlJc w:val="left"/>
-      <w:pPr>
-        <w:ind w:left="3600" w:hanging="360"/>
-      </w:pPr>
-    </w:lvl>
-    <w:lvl w:ilvl="5" w15:tentative="1">
-      <w:start w:val="1"/>
-      <w:numFmt w:val="bullet"/>
-      <w:lvlText w:val="■"/>
-      <w:lvlJc w:val="left"/>
-      <w:pPr>
-        <w:ind w:left="4320" w:hanging="360"/>
-      </w:pPr>
-    </w:lvl>
-    <w:lvl w:ilvl="6" w15:tentative="1">
-      <w:start w:val="1"/>
-      <w:numFmt w:val="bullet"/>
-      <w:lvlText w:val="●"/>
-      <w:lvlJc w:val="left"/>
-      <w:pPr>
-        <w:ind w:left="5040" w:hanging="360"/>
-      </w:pPr>
-    </w:lvl>
-    <w:lvl w:ilvl="7" w15:tentative="1">
-      <w:start w:val="1"/>
-      <w:numFmt w:val="bullet"/>
-      <w:lvlText w:val="●"/>
-      <w:lvlJc w:val="left"/>
-      <w:pPr>
-        <w:ind w:left="5760" w:hanging="360"/>
-      </w:pPr>
-    </w:lvl>
-    <w:lvl w:ilvl="8" w15:tentative="1">
-      <w:start w:val="1"/>
-      <w:numFmt w:val="bullet"/>
-      <w:lvlText w:val="●"/>
-      <w:lvlJc w:val="left"/>
-      <w:pPr>
-        <w:ind w:left="6480" w:hanging="360"/>
-      </w:pPr>
-    </w:lvl>
-  </w:abstractNum>
-  <w:abstractNum w:abstractNumId="2" w15:restartNumberingAfterBreak="0">
-    <w:multiLevelType w:val="hybridMultilevel"/>
-    <w:lvl w:ilvl="0" w15:tentative="1">
-      <w:start w:val="1"/>
-      <w:numFmt w:val="bullet"/>
-      <w:lvlText w:val="☐"/>
-      <w:lvlJc w:val="left"/>
-      <w:pPr>
-        <w:ind w:left="540" w:hanging="360"/>
-      </w:pPr>
-    </w:lvl>
-  </w:abstractNum>
-  <w:abstractNum w:abstractNumId="3" w15:restartNumberingAfterBreak="0">
-    <w:multiLevelType w:val="hybridMultilevel"/>
-    <w:lvl w:ilvl="0" w15:tentative="1">
-      <w:start w:val="1"/>
-      <w:numFmt w:val="bullet"/>
-      <w:lvlText w:val="→"/>
-      <w:lvlJc w:val="left"/>
-      <w:pPr>
-        <w:ind w:left="540" w:hanging="360"/>
-      </w:pPr>
-    </w:lvl>
-  </w:abstractNum>
-  <w:abstractNum w:abstractNumId="4" w15:restartNumberingAfterBreak="0">
-    <w:multiLevelType w:val="hybridMultilevel"/>
-    <w:lvl w:ilvl="0" w15:tentative="1">
-      <w:start w:val="1"/>
-      <w:numFmt w:val="decimal"/>
-      <w:lvlText w:val="%1."/>
-      <w:lvlJc w:val="left"/>
-      <w:pPr>
-        <w:ind w:left="540" w:hanging="360"/>
-      </w:pPr>
-    </w:lvl>
-  </w:abstractNum>
-  <w:num w:numId="1">
-    <w:abstractNumId w:val="1"/>
-    <w:lvlOverride w:ilvl="0">
-      <w:startOverride w:val="1"/>
-    </w:lvlOverride>
-  </w:num>
-  <w:num w:numId="2">
-    <w:abstractNumId w:val="4"/>
-    <w:lvlOverride w:ilvl="0">
-      <w:startOverride w:val="1"/>
-    </w:lvlOverride>
-  </w:num>
-  <w:num w:numId="3">
-    <w:abstractNumId w:val="3"/>
-    <w:lvlOverride w:ilvl="0">
-      <w:startOverride w:val="1"/>
-    </w:lvlOverride>
-  </w:num>
-  <w:num w:numId="4">
-    <w:abstractNumId w:val="2"/>
-    <w:lvlOverride w:ilvl="0">
-      <w:startOverride w:val="1"/>
-    </w:lvlOverride>
-  </w:num>
-</w:numbering>
+<file path=word/numbering.xml><?xml version="1.0" encoding="UTF-8" standalone="yes"?>
+<w:numbering xmlns:wpc="http://schemas.microsoft.com/office/word/2010/wordprocessingCanvas" xmlns:mo="http://schemas.microsoft.com/office/mac/office/2008/main" xmlns:mc="http://schemas.openxmlformats.org/markup-compatibility/2006" xmlns:mv="urn:schemas-microsoft-com:mac:vml" xmlns:o="urn:schemas-microsoft-com:office:office" xmlns:r="http://schemas.openxmlformats.org/officeDocument/2006/relationships" xmlns:m="http://schemas.openxmlformats.org/officeDocument/2006/math" xmlns:v="urn:schemas-microsoft-com:vml" xmlns:wp14="http://schemas.microsoft.com/office/word/2010/wordprocessingDrawing" xmlns:wp="http://schemas.openxmlformats.org/drawingml/2006/wordprocessingDrawing" xmlns:w="http://schemas.openxmlformats.org/wordprocessingml/2006/main" xmlns:w10="urn:schemas-microsoft-com:office:word" xmlns:w14="http://schemas.microsoft.com/office/word/2010/wordml" xmlns:wpg="http://schemas.microsoft.com/office/word/2010/wordprocessingGroup" xmlns:wpi="http://schemas.microsoft.com/office/word/2010/wordprocessingInk" xmlns:wne="http://schemas.microsoft.com/office/word/2006/wordml" xmlns:wps="http://schemas.microsoft.com/office/word/2010/wordprocessingShape" mc:Ignorable="w14 wp14"><w:abstractNum w:abstractNumId="1"><w:multiLevelType w:val="hybridMultilevel"/><w:lvl w:ilvl="0"  w15:tentative="1"><w:numFmt w:val="bullet"/><w:lvlText w:val="●"/><w:start w:val="1" /><w:pPr><w:ind w:left="720"/><w:ind w:hanging="360"/></w:pPr><w:lvlJc w:val="left"></w:lvlJc></w:lvl><w:lvl w:ilvl="1"  w15:tentative="1"><w:numFmt w:val="bullet"/><w:lvlText w:val="○"/><w:start w:val="1" /><w:pPr><w:ind w:left="1440"/><w:ind w:hanging="360"/></w:pPr><w:lvlJc w:val="left"></w:lvlJc></w:lvl><w:lvl w:ilvl="2"  w15:tentative="1"><w:numFmt w:val="bullet"/><w:lvlText w:val="■"/><w:start w:val="1" /><w:pPr><w:ind w:left="2160"/><w:ind w:hanging="360"/></w:pPr><w:lvlJc w:val="left"></w:lvlJc></w:lvl><w:lvl w:ilvl="3"  w15:tentative="1"><w:numFmt w:val="bullet"/><w:lvlText w:val="●"/><w:start w:val="1" /><w:pPr><w:ind w:left="2880"/><w:ind w:hanging="360"/></w:pPr><w:lvlJc w:val="left"></w:lvlJc></w:lvl><w:lvl w:ilvl="4"  w15:tentative="1"><w:numFmt w:val="bullet"/><w:lvlText w:val="○"/><w:start w:val="1" /><w:pPr><w:ind w:left="3600"/><w:ind w:hanging="360"/></w:pPr><w:lvlJc w:val="left"></w:lvlJc></w:lvl><w:lvl w:ilvl="5"  w15:tentative="1"><w:numFmt w:val="bullet"/><w:lvlText w:val="■"/><w:start w:val="1" /><w:pPr><w:ind w:left="4320"/><w:ind w:hanging="360"/></w:pPr><w:lvlJc w:val="left"></w:lvlJc></w:lvl><w:lvl w:ilvl="6"  w15:tentative="1"><w:numFmt w:val="bullet"/><w:lvlText w:val="●"/><w:start w:val="1" /><w:pPr><w:ind w:left="5040"/><w:ind w:hanging="360"/></w:pPr><w:lvlJc w:val="left"></w:lvlJc></w:lvl><w:lvl w:ilvl="7"  w15:tentative="1"><w:numFmt w:val="bullet"/><w:lvlText w:val="●"/><w:start w:val="1" /><w:pPr><w:ind w:left="5760"/><w:ind w:hanging="360"/></w:pPr><w:lvlJc w:val="left"></w:lvlJc></w:lvl><w:lvl w:ilvl="8"  w15:tentative="1"><w:numFmt w:val="bullet"/><w:lvlText w:val="●"/><w:start w:val="1" /><w:pPr><w:ind w:left="6480"/><w:ind w:hanging="360"/></w:pPr><w:lvlJc w:val="left"></w:lvlJc></w:lvl></w:abstractNum><w:abstractNum w:abstractNumId="2"><w:multiLevelType w:val="singleLevel"/><w:lvl w:ilvl="0"  w15:tentative="1"><w:numFmt w:val="bullet"/><w:lvlText w:val="☐"/><w:start w:val="1" /><w:pPr><w:ind w:left="540"/><w:ind w:hanging="360"/></w:pPr><w:lvlJc w:val="left"></w:lvlJc></w:lvl></w:abstractNum><w:abstractNum w:abstractNumId="3"><w:multiLevelType w:val="singleLevel"/><w:lvl w:ilvl="0"  w15:tentative="1"><w:numFmt w:val="bullet"/><w:lvlText w:val="→"/><w:start w:val="1" /><w:pPr><w:ind w:left="540"/><w:ind w:hanging="360"/></w:pPr><w:lvlJc w:val="left"></w:lvlJc></w:lvl></w:abstractNum><w:abstractNum w:abstractNumId="4"><w:multiLevelType w:val="singleLevel"/><w:lvl w:ilvl="0"  w15:tentative="1"><w:numFmt w:val="decimal"/><w:lvlText w:val="%1."/><w:start w:val="1" /><w:pPr><w:ind w:left="540"/><w:ind w:hanging="360"/></w:pPr><w:lvlJc w:val="left"></w:lvlJc></w:lvl></w:abstractNum><w:abstractNum w:abstractNumId="10121982"><w:multiLevelType w:val="hybridMultilevel"/><w:lvl w:ilvl="0" ><w:numFmt w:val="decimal"/><w:lvlText w:val="%1."/><w:start w:val="1" /><w:pPr><w:ind w:left="720"/><w:ind w:hanging="360"/></w:pPr></w:lvl><w:lvl w:ilvl="1" ><w:numFmt w:val="decimal"/><w:lvlText w:val="%2."/><w:start w:val="1" /><w:pPr><w:ind w:left="1440"/><w:ind w:hanging="1080"/></w:pPr></w:lvl><w:lvl w:ilvl="2" ><w:numFmt w:val="decimal"/><w:lvlText w:val="%3."/><w:start w:val="1" /><w:pPr><w:ind w:left="2160"/><w:ind w:hanging="1980"/></w:pPr></w:lvl><w:lvl w:ilvl="3" ><w:numFmt w:val="decimal"/><w:lvlText w:val="%4."/><w:start w:val="1" /><w:pPr><w:ind w:left="2880"/><w:ind w:hanging="2520"/></w:pPr></w:lvl><w:lvl w:ilvl="4" ><w:numFmt w:val="decimal"/><w:lvlText w:val="%5."/><w:start w:val="1" /><w:pPr><w:ind w:left="3600"/><w:ind w:hanging="3240"/></w:pPr></w:lvl><w:lvl w:ilvl="5" ><w:numFmt w:val="decimal"/><w:lvlText w:val="%6."/><w:start w:val="1" /><w:pPr><w:ind w:left="4320"/><w:ind w:hanging="4140"/></w:pPr></w:lvl><w:lvl w:ilvl="6" ><w:numFmt w:val="decimal"/><w:lvlText w:val="%7."/><w:start w:val="1" /><w:pPr><w:ind w:left="5040"/><w:ind w:hanging="4680"/></w:pPr></w:lvl><w:lvl w:ilvl="7" ><w:numFmt w:val="decimal"/><w:lvlText w:val="%8."/><w:start w:val="1" /><w:pPr><w:ind w:left="5760"/><w:ind w:hanging="5400"/></w:pPr></w:lvl><w:lvl w:ilvl="8" ><w:numFmt w:val="decimal"/><w:lvlText w:val="%9."/><w:start w:val="1" /><w:pPr><w:ind w:left="6480"/><w:ind w:hanging="6300"/></w:pPr></w:lvl></w:abstractNum><w:num w:numId="1"><w:abstractNumId w:val="1"/><w:lvlOverride w:ilvl="0"><w:startOverride w:val="1"></w:startOverride></w:lvlOverride></w:num><w:num w:numId="2"><w:abstractNumId w:val="4"/><w:lvlOverride w:ilvl="0"><w:startOverride w:val="1"></w:startOverride></w:lvlOverride></w:num><w:num w:numId="3"><w:abstractNumId w:val="3"/><w:lvlOverride w:ilvl="0"><w:startOverride w:val="1"></w:startOverride></w:lvlOverride></w:num><w:num w:numId="4"><w:abstractNumId w:val="2"/><w:lvlOverride w:ilvl="0"><w:startOverride w:val="1"></w:startOverride></w:lvlOverride></w:num><w:num w:numId="10121982"><w:abstractNumId w:val="10121982"/></w:num></w:numbering>
 </file>
 
 <file path=word/styles.xml><?xml version="1.0" encoding="utf-8"?>
-<w:styles xmlns:mc="http://schemas.openxmlformats.org/markup-compatibility/2006" xmlns:r="http://schemas.openxmlformats.org/officeDocument/2006/relationships" xmlns:w="http://schemas.openxmlformats.org/wordprocessingml/2006/main" xmlns:w14="http://schemas.microsoft.com/office/word/2010/wordml" xmlns:w15="http://schemas.microsoft.com/office/word/2012/wordml" mc:Ignorable="w14 w15">
+<w:styles xmlns:a="http://schemas.openxmlformats.org/drawingml/2006/main" xmlns:c="http://schemas.openxmlformats.org/drawingml/2006/chart" xmlns:dgm="http://schemas.openxmlformats.org/drawingml/2006/diagram" xmlns:lc="http://schemas.openxmlformats.org/drawingml/2006/lockedCanvas" xmlns:m="http://schemas.openxmlformats.org/officeDocument/2006/math" xmlns:mc="http://schemas.openxmlformats.org/markup-compatibility/2006" xmlns:mo="http://schemas.microsoft.com/office/mac/office/2008/main" xmlns:mv="urn:schemas-microsoft-com:mac:vml" xmlns:o="urn:schemas-microsoft-com:office:office" xmlns:pic="http://schemas.openxmlformats.org/drawingml/2006/picture" xmlns:r="http://schemas.openxmlformats.org/officeDocument/2006/relationships" xmlns:v="urn:schemas-microsoft-com:vml" xmlns:w="http://schemas.openxmlformats.org/wordprocessingml/2006/main" xmlns:w10="urn:schemas-microsoft-com:office:word" xmlns:w14="http://schemas.microsoft.com/office/word/2010/wordml" xmlns:w15="http://schemas.microsoft.com/office/word/2012/wordml" xmlns:wne="http://schemas.microsoft.com/office/word/2006/wordml" xmlns:wp="http://schemas.openxmlformats.org/drawingml/2006/wordprocessingDrawing" xmlns:wp14="http://schemas.microsoft.com/office/word/2010/wordprocessingDrawing" xmlns:wpc="http://schemas.microsoft.com/office/word/2010/wordprocessingCanvas" xmlns:wpg="http://schemas.microsoft.com/office/word/2010/wordprocessingGroup" xmlns:wpi="http://schemas.microsoft.com/office/word/2010/wordprocessingInk" xmlns:wps="http://schemas.microsoft.com/office/word/2010/wordprocessingShape" mc:Ignorable="w14 w15 wp14">
   <w:docDefaults>
     <w:rPrDefault>
       <w:rPr>
+        <w:color w:val="334155"/>
         <w:rFonts w:ascii="Arial" w:cs="Arial" w:eastAsia="Arial" w:hAnsi="Arial"/>
-        <w:color w:val="334155"/>
         <w:sz w:val="20"/>
         <w:szCs w:val="20"/>
       </w:rPr>
     </w:rPrDefault>
     <w:pPrDefault/>
   </w:docDefaults>
+  <w:latentStyles w:defLockedState="0" w:defUIPriority="99" w:defSemiHidden="1" w:defUnhideWhenUsed="1" w:defQFormat="0">
+     w:count="276"
+    <w:lsdException w:name="Normal" w:semiHidden="0" w:uiPriority="0" w:unhideWhenUsed="0" w:qFormat="1"/>
+    <w:lsdException w:name="heading 1" w:semiHidden="0" w:uiPriority="9" w:unhideWhenUsed="0" w:qFormat="1"/>
+    <w:lsdException w:name="heading 2" w:uiPriority="9" w:qFormat="1"/>
+    <w:lsdException w:name="heading 3" w:uiPriority="9" w:qFormat="1"/>
+    <w:lsdException w:name="heading 4" w:uiPriority="9" w:qFormat="1"/>
+    <w:lsdException w:name="heading 5" w:uiPriority="9" w:qFormat="1"/>
+    <w:lsdException w:name="heading 6" w:uiPriority="9" w:qFormat="1"/>
+    <w:lsdException w:name="heading 7" w:uiPriority="9" w:qFormat="1"/>
+    <w:lsdException w:name="heading 8" w:uiPriority="9" w:qFormat="1"/>
+    <w:lsdException w:name="heading 9" w:uiPriority="9" w:qFormat="1"/>
+    <w:lsdException w:name="toc 1" w:uiPriority="39"/>
+    <w:lsdException w:name="toc 2" w:uiPriority="39"/>
+    <w:lsdException w:name="toc 3" w:uiPriority="39"/>
+    <w:lsdException w:name="toc 4" w:uiPriority="39"/>
+    <w:lsdException w:name="toc 5" w:uiPriority="39"/>
+    <w:lsdException w:name="toc 6" w:uiPriority="39"/>
+    <w:lsdException w:name="toc 7" w:uiPriority="39"/>
+    <w:lsdException w:name="toc 8" w:uiPriority="39"/>
+    <w:lsdException w:name="toc 9" w:uiPriority="39"/>
+    <w:lsdException w:name="caption" w:uiPriority="35" w:qFormat="1"/>
+    <w:lsdException w:name="Title" w:semiHidden="0" w:uiPriority="10" w:unhideWhenUsed="0" w:qFormat="1"/>
+    <w:lsdException w:name="Default Paragraph Font" w:uiPriority="1"/>
+    <w:lsdException w:name="Subtitle" w:semiHidden="0" w:uiPriority="11" w:unhideWhenUsed="0" w:qFormat="1"/>
+    <w:lsdException w:name="Strong" w:semiHidden="0" w:uiPriority="22" w:unhideWhenUsed="0" w:qFormat="1"/>
+    <w:lsdException w:name="Emphasis" w:semiHidden="0" w:uiPriority="20" w:unhideWhenUsed="0" w:qFormat="1"/>
+    <w:lsdException w:name="Table Grid" w:semiHidden="0" w:uiPriority="59" w:unhideWhenUsed="0"/>
+    <w:lsdException w:name="Placeholder Text" w:unhideWhenUsed="0"/>
+    <w:lsdException w:name="No Spacing" w:semiHidden="0" w:uiPriority="1" w:unhideWhenUsed="0" w:qFormat="1"/>
+    <w:lsdException w:name="Light Shading" w:semiHidden="0" w:uiPriority="60" w:unhideWhenUsed="0"/>
+    <w:lsdException w:name="Light List" w:semiHidden="0" w:uiPriority="61" w:unhideWhenUsed="0"/>
+    <w:lsdException w:name="Light Grid" w:semiHidden="0" w:uiPriority="62" w:unhideWhenUsed="0"/>
+    <w:lsdException w:name="Medium Shading 1" w:semiHidden="0" w:uiPriority="63" w:unhideWhenUsed="0"/>
+    <w:lsdException w:name="Medium Shading 2" w:semiHidden="0" w:uiPriority="64" w:unhideWhenUsed="0"/>
+    <w:lsdException w:name="Medium List 1" w:semiHidden="0" w:uiPriority="65" w:unhideWhenUsed="0"/>
+    <w:lsdException w:name="Medium List 2" w:semiHidden="0" w:uiPriority="66" w:unhideWhenUsed="0"/>
+    <w:lsdException w:name="Medium Grid 1" w:semiHidden="0" w:uiPriority="67" w:unhideWhenUsed="0"/>
+    <w:lsdException w:name="Medium Grid 2" w:semiHidden="0" w:uiPriority="68" w:unhideWhenUsed="0"/>
+    <w:lsdException w:name="Medium Grid 3" w:semiHidden="0" w:uiPriority="69" w:unhideWhenUsed="0"/>
+    <w:lsdException w:name="Dark List" w:semiHidden="0" w:uiPriority="70" w:unhideWhenUsed="0"/>
+    <w:lsdException w:name="Colorful Shading" w:semiHidden="0" w:uiPriority="71" w:unhideWhenUsed="0"/>
+    <w:lsdException w:name="Colorful List" w:semiHidden="0" w:uiPriority="72" w:unhideWhenUsed="0"/>
+    <w:lsdException w:name="Colorful Grid" w:semiHidden="0" w:uiPriority="73" w:unhideWhenUsed="0"/>
+    <w:lsdException w:name="Light Shading Accent 1" w:semiHidden="0" w:uiPriority="60" w:unhideWhenUsed="0"/>
+    <w:lsdException w:name="Light List Accent 1" w:semiHidden="0" w:uiPriority="61" w:unhideWhenUsed="0"/>
+    <w:lsdException w:name="Light Grid Accent 1" w:semiHidden="0" w:uiPriority="62" w:unhideWhenUsed="0"/>
+    <w:lsdException w:name="Medium Shading 1 Accent 1" w:semiHidden="0" w:uiPriority="63" w:unhideWhenUsed="0"/>
+    <w:lsdException w:name="Medium Shading 2 Accent 1" w:semiHidden="0" w:uiPriority="64" w:unhideWhenUsed="0"/>
+    <w:lsdException w:name="Medium List 1 Accent 1" w:semiHidden="0" w:uiPriority="65" w:unhideWhenUsed="0"/>
+    <w:lsdException w:name="Revision" w:unhideWhenUsed="0"/>
+    <w:lsdException w:name="List Paragraph" w:semiHidden="0" w:uiPriority="34" w:unhideWhenUsed="0" w:qFormat="1"/>
+    <w:lsdException w:name="Quote" w:semiHidden="0" w:uiPriority="29" w:unhideWhenUsed="0" w:qFormat="1"/>
+    <w:lsdException w:name="Intense Quote" w:semiHidden="0" w:uiPriority="30" w:unhideWhenUsed="0" w:qFormat="1"/>
+    <w:lsdException w:name="Medium List 2 Accent 1" w:semiHidden="0" w:uiPriority="66" w:unhideWhenUsed="0"/>
+    <w:lsdException w:name="Medium Grid 1 Accent 1" w:semiHidden="0" w:uiPriority="67" w:unhideWhenUsed="0"/>
+    <w:lsdException w:name="Medium Grid 2 Accent 1" w:semiHidden="0" w:uiPriority="68" w:unhideWhenUsed="0"/>
+    <w:lsdException w:name="Medium Grid 3 Accent 1" w:semiHidden="0" w:uiPriority="69" w:unhideWhenUsed="0"/>
+    <w:lsdException w:name="Dark List Accent 1" w:semiHidden="0" w:uiPriority="70" w:unhideWhenUsed="0"/>
+    <w:lsdException w:name="Colorful Shading Accent 1" w:semiHidden="0" w:uiPriority="71" w:unhideWhenUsed="0"/>
+    <w:lsdException w:name="Colorful List Accent 1" w:semiHidden="0" w:uiPriority="72" w:unhideWhenUsed="0"/>
+    <w:lsdException w:name="Colorful Grid Accent 1" w:semiHidden="0" w:uiPriority="73" w:unhideWhenUsed="0"/>
+    <w:lsdException w:name="Light Shading Accent 2" w:semiHidden="0" w:uiPriority="60" w:unhideWhenUsed="0"/>
+    <w:lsdException w:name="Light List Accent 2" w:semiHidden="0" w:uiPriority="61" w:unhideWhenUsed="0"/>
+    <w:lsdException w:name="Light Grid Accent 2" w:semiHidden="0" w:uiPriority="62" w:unhideWhenUsed="0"/>
+    <w:lsdException w:name="Medium Shading 1 Accent 2" w:semiHidden="0" w:uiPriority="63" w:unhideWhenUsed="0"/>
+    <w:lsdException w:name="Medium Shading 2 Accent 2" w:semiHidden="0" w:uiPriority="64" w:unhideWhenUsed="0"/>
+    <w:lsdException w:name="Medium List 1 Accent 2" w:semiHidden="0" w:uiPriority="65" w:unhideWhenUsed="0"/>
+    <w:lsdException w:name="Medium List 2 Accent 2" w:semiHidden="0" w:uiPriority="66" w:unhideWhenUsed="0"/>
+    <w:lsdException w:name="Medium Grid 1 Accent 2" w:semiHidden="0" w:uiPriority="67" w:unhideWhenUsed="0"/>
+    <w:lsdException w:name="Medium Grid 2 Accent 2" w:semiHidden="0" w:uiPriority="68" w:unhideWhenUsed="0"/>
+    <w:lsdException w:name="Medium Grid 3 Accent 2" w:semiHidden="0" w:uiPriority="69" w:unhideWhenUsed="0"/>
+    <w:lsdException w:name="Dark List Accent 2" w:semiHidden="0" w:uiPriority="70" w:unhideWhenUsed="0"/>
+    <w:lsdException w:name="Colorful Shading Accent 2" w:semiHidden="0" w:uiPriority="71" w:unhideWhenUsed="0"/>
+    <w:lsdException w:name="Colorful List Accent 2" w:semiHidden="0" w:uiPriority="72" w:unhideWhenUsed="0"/>
+    <w:lsdException w:name="Colorful Grid Accent 2" w:semiHidden="0" w:uiPriority="73" w:unhideWhenUsed="0"/>
+    <w:lsdException w:name="Light Shading Accent 3" w:semiHidden="0" w:uiPriority="60" w:unhideWhenUsed="0"/>
+    <w:lsdException w:name="Light List Accent 3" w:semiHidden="0" w:uiPriority="61" w:unhideWhenUsed="0"/>
+    <w:lsdException w:name="Light Grid Accent 3" w:semiHidden="0" w:uiPriority="62" w:unhideWhenUsed="0"/>
+    <w:lsdException w:name="Medium Shading 1 Accent 3" w:semiHidden="0" w:uiPriority="63" w:unhideWhenUsed="0"/>
+    <w:lsdException w:name="Medium Shading 2 Accent 3" w:semiHidden="0" w:uiPriority="64" w:unhideWhenUsed="0"/>
+    <w:lsdException w:name="Medium List 1 Accent 3" w:semiHidden="0" w:uiPriority="65" w:unhideWhenUsed="0"/>
+    <w:lsdException w:name="Medium List 2 Accent 3" w:semiHidden="0" w:uiPriority="66" w:unhideWhenUsed="0"/>
+    <w:lsdException w:name="Medium Grid 1 Accent 3" w:semiHidden="0" w:uiPriority="67" w:unhideWhenUsed="0"/>
+    <w:lsdException w:name="Medium Grid 2 Accent 3" w:semiHidden="0" w:uiPriority="68" w:unhideWhenUsed="0"/>
+    <w:lsdException w:name="Medium Grid 3 Accent 3" w:semiHidden="0" w:uiPriority="69" w:unhideWhenUsed="0"/>
+    <w:lsdException w:name="Dark List Accent 3" w:semiHidden="0" w:uiPriority="70" w:unhideWhenUsed="0"/>
+    <w:lsdException w:name="Colorful Shading Accent 3" w:semiHidden="0" w:uiPriority="71" w:unhideWhenUsed="0"/>
+    <w:lsdException w:name="Colorful List Accent 3" w:semiHidden="0" w:uiPriority="72" w:unhideWhenUsed="0"/>
+    <w:lsdException w:name="Colorful Grid Accent 3" w:semiHidden="0" w:uiPriority="73" w:unhideWhenUsed="0"/>
+    <w:lsdException w:name="Light Shading Accent 4" w:semiHidden="0" w:uiPriority="60" w:unhideWhenUsed="0"/>
+    <w:lsdException w:name="Light List Accent 4" w:semiHidden="0" w:uiPriority="61" w:unhideWhenUsed="0"/>
+    <w:lsdException w:name="Light Grid Accent 4" w:semiHidden="0" w:uiPriority="62" w:unhideWhenUsed="0"/>
+    <w:lsdException w:name="Medium Shading 1 Accent 4" w:semiHidden="0" w:uiPriority="63" w:unhideWhenUsed="0"/>
+    <w:lsdException w:name="Medium Shading 2 Accent 4" w:semiHidden="0" w:uiPriority="64" w:unhideWhenUsed="0"/>
+    <w:lsdException w:name="Medium List 1 Accent 4" w:semiHidden="0" w:uiPriority="65" w:unhideWhenUsed="0"/>
+    <w:lsdException w:name="Medium List 2 Accent 4" w:semiHidden="0" w:uiPriority="66" w:unhideWhenUsed="0"/>
+    <w:lsdException w:name="Medium Grid 1 Accent 4" w:semiHidden="0" w:uiPriority="67" w:unhideWhenUsed="0"/>
+    <w:lsdException w:name="Medium Grid 2 Accent 4" w:semiHidden="0" w:uiPriority="68" w:unhideWhenUsed="0"/>
+    <w:lsdException w:name="Medium Grid 3 Accent 4" w:semiHidden="0" w:uiPriority="69" w:unhideWhenUsed="0"/>
+    <w:lsdException w:name="Dark List Accent 4" w:semiHidden="0" w:uiPriority="70" w:unhideWhenUsed="0"/>
+    <w:lsdException w:name="Colorful Shading Accent 4" w:semiHidden="0" w:uiPriority="71" w:unhideWhenUsed="0"/>
+    <w:lsdException w:name="Colorful List Accent 4" w:semiHidden="0" w:uiPriority="72" w:unhideWhenUsed="0"/>
+    <w:lsdException w:name="Colorful Grid Accent 4" w:semiHidden="0" w:uiPriority="73" w:unhideWhenUsed="0"/>
+    <w:lsdException w:name="Light Shading Accent 5" w:semiHidden="0" w:uiPriority="60" w:unhideWhenUsed="0"/>
+    <w:lsdException w:name="Light List Accent 5" w:semiHidden="0" w:uiPriority="61" w:unhideWhenUsed="0"/>
+    <w:lsdException w:name="Light Grid Accent 5" w:semiHidden="0" w:uiPriority="62" w:unhideWhenUsed="0"/>
+    <w:lsdException w:name="Medium Shading 1 Accent 5" w:semiHidden="0" w:uiPriority="63" w:unhideWhenUsed="0"/>
+    <w:lsdException w:name="Medium Shading 2 Accent 5" w:semiHidden="0" w:uiPriority="64" w:unhideWhenUsed="0"/>
+    <w:lsdException w:name="Medium List 1 Accent 5" w:semiHidden="0" w:uiPriority="65" w:unhideWhenUsed="0"/>
+    <w:lsdException w:name="Medium List 2 Accent 5" w:semiHidden="0" w:uiPriority="66" w:unhideWhenUsed="0"/>
+    <w:lsdException w:name="Medium Grid 1 Accent 5" w:semiHidden="0" w:uiPriority="67" w:unhideWhenUsed="0"/>
+    <w:lsdException w:name="Medium Grid 2 Accent 5" w:semiHidden="0" w:uiPriority="68" w:unhideWhenUsed="0"/>
+    <w:lsdException w:name="Medium Grid 3 Accent 5" w:semiHidden="0" w:uiPriority="69" w:unhideWhenUsed="0"/>
+    <w:lsdException w:name="Dark List Accent 5" w:semiHidden="0" w:uiPriority="70" w:unhideWhenUsed="0"/>
+    <w:lsdException w:name="Colorful Shading Accent 5" w:semiHidden="0" w:uiPriority="71" w:unhideWhenUsed="0"/>
+    <w:lsdException w:name="Colorful List Accent 5" w:semiHidden="0" w:uiPriority="72" w:unhideWhenUsed="0"/>
+    <w:lsdException w:name="Colorful Grid Accent 5" w:semiHidden="0" w:uiPriority="73" w:unhideWhenUsed="0"/>
+    <w:lsdException w:name="Light Shading Accent 6" w:semiHidden="0" w:uiPriority="60" w:unhideWhenUsed="0"/>
+    <w:lsdException w:name="Light List Accent 6" w:semiHidden="0" w:uiPriority="61" w:unhideWhenUsed="0"/>
+    <w:lsdException w:name="Light Grid Accent 6" w:semiHidden="0" w:uiPriority="62" w:unhideWhenUsed="0"/>
+    <w:lsdException w:name="Medium Shading 1 Accent 6" w:semiHidden="0" w:uiPriority="63" w:unhideWhenUsed="0"/>
+    <w:lsdException w:name="Medium Shading 2 Accent 6" w:semiHidden="0" w:uiPriority="64" w:unhideWhenUsed="0"/>
+    <w:lsdException w:name="Medium List 1 Accent 6" w:semiHidden="0" w:uiPriority="65" w:unhideWhenUsed="0"/>
+    <w:lsdException w:name="Medium List 2 Accent 6" w:semiHidden="0" w:uiPriority="66" w:unhideWhenUsed="0"/>
+    <w:lsdException w:name="Medium Grid 1 Accent 6" w:semiHidden="0" w:uiPriority="67" w:unhideWhenUsed="0"/>
+    <w:lsdException w:name="Medium Grid 2 Accent 6" w:semiHidden="0" w:uiPriority="68" w:unhideWhenUsed="0"/>
+    <w:lsdException w:name="Medium Grid 3 Accent 6" w:semiHidden="0" w:uiPriority="69" w:unhideWhenUsed="0"/>
+    <w:lsdException w:name="Dark List Accent 6" w:semiHidden="0" w:uiPriority="70" w:unhideWhenUsed="0"/>
+    <w:lsdException w:name="Colorful Shading Accent 6" w:semiHidden="0" w:uiPriority="71" w:unhideWhenUsed="0"/>
+    <w:lsdException w:name="Colorful List Accent 6" w:semiHidden="0" w:uiPriority="72" w:unhideWhenUsed="0"/>
+    <w:lsdException w:name="Colorful Grid Accent 6" w:semiHidden="0" w:uiPriority="73" w:unhideWhenUsed="0"/>
+    <w:lsdException w:name="Subtle Emphasis" w:semiHidden="0" w:uiPriority="19" w:unhideWhenUsed="0" w:qFormat="1"/>
+    <w:lsdException w:name="Intense Emphasis" w:semiHidden="0" w:uiPriority="21" w:unhideWhenUsed="0" w:qFormat="1"/>
+    <w:lsdException w:name="Subtle Reference" w:semiHidden="0" w:uiPriority="31" w:unhideWhenUsed="0" w:qFormat="1"/>
+    <w:lsdException w:name="Intense Reference" w:semiHidden="0" w:uiPriority="32" w:unhideWhenUsed="0" w:qFormat="1"/>
+    <w:lsdException w:name="Book Title" w:semiHidden="0" w:uiPriority="33" w:unhideWhenUsed="0" w:qFormat="1"/>
+    <w:lsdException w:name="Bibliography" w:uiPriority="37"/>
+    <w:lsdException w:name="TOC Heading" w:uiPriority="39" w:qFormat="1"/>
+    /&gt;
+  </w:latentStyles>
   <w:style w:type="paragraph" w:styleId="Title">
     <w:name w:val="Title"/>
+    <w:qFormat/>
     <w:basedOn w:val="Normal"/>
     <w:next w:val="Normal"/>
-    <w:qFormat/>
     <w:rPr>
       <w:sz w:val="56"/>
       <w:szCs w:val="56"/>
@@ -6244,9 +6170,9 @@
   </w:style>
   <w:style w:type="paragraph" w:styleId="Heading1">
     <w:name w:val="Heading 1"/>
+    <w:qFormat/>
     <w:basedOn w:val="Normal"/>
     <w:next w:val="Normal"/>
-    <w:qFormat/>
     <w:rPr>
       <w:color w:val="2E74B5"/>
       <w:sz w:val="32"/>
@@ -6255,9 +6181,9 @@
   </w:style>
   <w:style w:type="paragraph" w:styleId="Heading2">
     <w:name w:val="Heading 2"/>
+    <w:qFormat/>
     <w:basedOn w:val="Normal"/>
     <w:next w:val="Normal"/>
-    <w:qFormat/>
     <w:rPr>
       <w:color w:val="2E74B5"/>
       <w:sz w:val="26"/>
@@ -6266,9 +6192,9 @@
   </w:style>
   <w:style w:type="paragraph" w:styleId="Heading3">
     <w:name w:val="Heading 3"/>
+    <w:qFormat/>
     <w:basedOn w:val="Normal"/>
     <w:next w:val="Normal"/>
-    <w:qFormat/>
     <w:rPr>
       <w:color w:val="1F4D78"/>
       <w:sz w:val="24"/>
@@ -6277,47 +6203,47 @@
   </w:style>
   <w:style w:type="paragraph" w:styleId="Heading4">
     <w:name w:val="Heading 4"/>
+    <w:qFormat/>
     <w:basedOn w:val="Normal"/>
     <w:next w:val="Normal"/>
-    <w:qFormat/>
     <w:rPr>
+      <w:iCs/>
       <w:i/>
-      <w:iCs/>
       <w:color w:val="2E74B5"/>
     </w:rPr>
   </w:style>
   <w:style w:type="paragraph" w:styleId="Heading5">
     <w:name w:val="Heading 5"/>
+    <w:qFormat/>
     <w:basedOn w:val="Normal"/>
     <w:next w:val="Normal"/>
-    <w:qFormat/>
     <w:rPr>
       <w:color w:val="2E74B5"/>
     </w:rPr>
   </w:style>
   <w:style w:type="paragraph" w:styleId="Heading6">
     <w:name w:val="Heading 6"/>
+    <w:qFormat/>
     <w:basedOn w:val="Normal"/>
     <w:next w:val="Normal"/>
-    <w:qFormat/>
     <w:rPr>
       <w:color w:val="1F4D78"/>
     </w:rPr>
   </w:style>
   <w:style w:type="paragraph" w:styleId="Strong">
     <w:name w:val="Strong"/>
+    <w:qFormat/>
     <w:basedOn w:val="Normal"/>
     <w:next w:val="Normal"/>
-    <w:qFormat/>
     <w:rPr>
+      <w:bCs/>
       <w:b/>
-      <w:bCs/>
     </w:rPr>
   </w:style>
   <w:style w:type="paragraph" w:styleId="ListParagraph">
     <w:name w:val="List Paragraph"/>
+    <w:qFormat/>
     <w:basedOn w:val="Normal"/>
-    <w:qFormat/>
   </w:style>
   <w:style w:type="character" w:styleId="Hyperlink">
     <w:name w:val="Hyperlink"/>
@@ -6325,8 +6251,8 @@
     <w:uiPriority w:val="99"/>
     <w:unhideWhenUsed/>
     <w:rPr>
+      <w:u w:val="single"/>
       <w:color w:val="0563C1"/>
-      <w:u w:val="single"/>
     </w:rPr>
   </w:style>
   <w:style w:type="character" w:styleId="FootnoteReference">
@@ -6366,23 +6292,35 @@
       <w:szCs w:val="20"/>
     </w:rPr>
   </w:style>
-  <w:style w:type="paragraph" w:styleId="Heading1">
+  <w:style w:type="paragraph" w:styleId="Heading11">
     <w:name w:val="Heading 1"/>
+    <w:qFormat/>
     <w:basedOn w:val="Normal"/>
     <w:next w:val="Normal"/>
-    <w:qFormat/>
     <w:pPr>
+      <w:outlineLvl w:val="0"/>
       <w:spacing w:before="320" w:after="100"/>
-      <w:outlineLvl w:val="0"/>
     </w:pPr>
     <w:rPr>
+      <w:bCs/>
+      <w:b/>
+      <w:color w:val="0F172A"/>
       <w:rFonts w:ascii="Arial" w:cs="Arial" w:eastAsia="Arial" w:hAnsi="Arial"/>
-      <w:b/>
-      <w:bCs/>
-      <w:color w:val="0F172A"/>
       <w:sz w:val="28"/>
       <w:szCs w:val="28"/>
     </w:rPr>
   </w:style>
+  <w:style w:type="paragraph" w:default="1" w:styleId="Normal">
+    <w:name w:val="Normal"/>
+  </w:style>
+  <w:style w:type="paragraph" w:styleId="Subtitle">
+    <w:name w:val="Subtitle"/>
+    <w:basedOn w:val="Normal"/>
+    <w:rPr>
+      <w:i/>
+      <w:color w:val="4F81BD"/>
+      <w:sz w:val="24"/>
+    </w:rPr>
+  </w:style>
 </w:styles>
 </file>